--- a/DNMS_Project_Guide_and_Pitch.docx
+++ b/DNMS_Project_Guide_and_Pitch.docx
@@ -4,27 +4,32 @@
   <w:body>
     <w:p>
       <w:pPr>
-        <w:spacing w:before="400" w:after="80"/>
+        <w:spacing w:before="0" w:after="80"/>
       </w:pPr>
       <w:r>
         <w:rPr>
+          <w:rFonts w:ascii="Calibri" w:hAnsi="Calibri"/>
           <w:b/>
-          <w:color w:val="0E7490"/>
-          <w:sz w:val="48"/>
+          <w:color w:val="1A365D"/>
+          <w:sz w:val="44"/>
         </w:rPr>
         <w:t>DNMS — Distributed Network Monitoring System</w:t>
       </w:r>
     </w:p>
     <w:p>
       <w:pPr>
-        <w:spacing w:after="280"/>
+        <w:spacing w:before="0" w:after="280"/>
       </w:pPr>
       <w:r>
         <w:rPr>
-          <w:color w:val="64748B"/>
-          <w:sz w:val="24"/>
+          <w:rFonts w:ascii="Calibri" w:hAnsi="Calibri"/>
+          <w:i/>
+          <w:color w:val="4A5568"/>
+          <w:sz w:val="22"/>
         </w:rPr>
         <w:t>Autonomous Multi-Path Discovery, High-Speed UDP Telemetry &amp; AI-Free Fault Attribution</w:t>
+        <w:br/>
+        <w:t>Comprehensive Architecture Guide, Industry Pitch, and Defense Manual</w:t>
       </w:r>
     </w:p>
     <w:tbl>
@@ -34,550 +39,89 @@
         <w:tblLook w:firstColumn="1" w:firstRow="1" w:lastColumn="0" w:lastRow="0" w:noHBand="0" w:noVBand="1" w:val="04A0"/>
       </w:tblPr>
       <w:tblGrid>
-        <w:gridCol w:w="3312"/>
-        <w:gridCol w:w="3312"/>
-        <w:gridCol w:w="3312"/>
+        <w:gridCol w:w="3360"/>
+        <w:gridCol w:w="3360"/>
+        <w:gridCol w:w="3360"/>
       </w:tblGrid>
       <w:tr>
         <w:tc>
           <w:tcPr>
-            <w:tcW w:type="dxa" w:w="3110"/>
-            <w:shd w:fill="F1F5F9"/>
-            <w:tcMar>
-              <w:top w:w="80" w:type="dxa"/>
-              <w:bottom w:w="80" w:type="dxa"/>
-              <w:left w:w="100" w:type="dxa"/>
-              <w:right w:w="100" w:type="dxa"/>
-            </w:tcMar>
+            <w:tcW w:type="dxa" w:w="3360"/>
+            <w:shd w:fill="F0F4F8"/>
           </w:tcPr>
           <w:p>
             <w:pPr>
-              <w:jc w:val="center"/>
+              <w:spacing w:before="60" w:after="60"/>
             </w:pPr>
+            <w:r/>
             <w:r>
               <w:rPr>
                 <w:b/>
-                <w:color w:val="64748B"/>
-                <w:sz w:val="15"/>
+                <w:color w:val="1A365D"/>
+                <w:sz w:val="17"/>
               </w:rPr>
               <w:t>PROJECT TYPE</w:t>
               <w:br/>
             </w:r>
             <w:r>
               <w:rPr>
-                <w:b/>
-                <w:color w:val="0F172A"/>
                 <w:sz w:val="19"/>
               </w:rPr>
-              <w:t>Distributed Systems / Networking</w:t>
+              <w:t>Distributed Systems / NetOps Platform</w:t>
             </w:r>
           </w:p>
         </w:tc>
         <w:tc>
           <w:tcPr>
-            <w:tcW w:type="dxa" w:w="3110"/>
-            <w:shd w:fill="F1F5F9"/>
-            <w:tcMar>
-              <w:top w:w="80" w:type="dxa"/>
-              <w:bottom w:w="80" w:type="dxa"/>
-              <w:left w:w="100" w:type="dxa"/>
-              <w:right w:w="100" w:type="dxa"/>
-            </w:tcMar>
+            <w:tcW w:type="dxa" w:w="3360"/>
+            <w:shd w:fill="F0F4F8"/>
           </w:tcPr>
           <w:p>
             <w:pPr>
-              <w:jc w:val="center"/>
+              <w:spacing w:before="60" w:after="60"/>
             </w:pPr>
+            <w:r/>
             <w:r>
               <w:rPr>
                 <w:b/>
-                <w:color w:val="64748B"/>
-                <w:sz w:val="15"/>
+                <w:color w:val="1A365D"/>
+                <w:sz w:val="17"/>
               </w:rPr>
               <w:t>LANGUAGE &amp; RUNTIME</w:t>
               <w:br/>
             </w:r>
             <w:r>
               <w:rPr>
-                <w:b/>
-                <w:color w:val="0F172A"/>
                 <w:sz w:val="19"/>
               </w:rPr>
-              <w:t>Go (Golang 1.20+) &amp; D3.js</w:t>
+              <w:t>Go (Golang 1.23+) &amp; D3.js</w:t>
             </w:r>
           </w:p>
         </w:tc>
         <w:tc>
           <w:tcPr>
-            <w:tcW w:type="dxa" w:w="3110"/>
-            <w:shd w:fill="F1F5F9"/>
-            <w:tcMar>
-              <w:top w:w="80" w:type="dxa"/>
-              <w:bottom w:w="80" w:type="dxa"/>
-              <w:left w:w="100" w:type="dxa"/>
-              <w:right w:w="100" w:type="dxa"/>
-            </w:tcMar>
+            <w:tcW w:type="dxa" w:w="3360"/>
+            <w:shd w:fill="F0F4F8"/>
           </w:tcPr>
           <w:p>
             <w:pPr>
-              <w:jc w:val="center"/>
+              <w:spacing w:before="60" w:after="60"/>
             </w:pPr>
+            <w:r/>
             <w:r>
               <w:rPr>
                 <w:b/>
-                <w:color w:val="64748B"/>
-                <w:sz w:val="15"/>
+                <w:color w:val="1A365D"/>
+                <w:sz w:val="17"/>
               </w:rPr>
-              <w:t>CLUSTER TOPOLOGY</w:t>
+              <w:t>CLUSTER ARCHITECTURE</w:t>
               <w:br/>
             </w:r>
             <w:r>
               <w:rPr>
-                <w:b/>
-                <w:color w:val="0F172A"/>
                 <w:sz w:val="19"/>
               </w:rPr>
-              <w:t>Decentralized SWIM Gossip Mesh</w:t>
-            </w:r>
-          </w:p>
-        </w:tc>
-      </w:tr>
-    </w:tbl>
-    <w:p>
-      <w:pPr>
-        <w:spacing w:after="200"/>
-      </w:pPr>
-    </w:p>
-    <w:p>
-      <w:pPr>
-        <w:pStyle w:val="Heading1"/>
-      </w:pPr>
-      <w:r>
-        <w:rPr>
-          <w:color w:val="0E7490"/>
-        </w:rPr>
-        <w:t>1. Executive Summary &amp; Core Purpose</w:t>
-      </w:r>
-    </w:p>
-    <w:p>
-      <w:r>
-        <w:t>DNMS (Distributed Network Monitoring System) is an autonomous, decentralized infrastructure monitoring platform engineered for high-throughput enterprise networks and cloud datacenters. It resolves one of the most critical challenges in modern network operations: silent packet loss and invisible link degradation inside Equal-Cost Multi-Path (ECMP) routing fabrics.</w:t>
-      </w:r>
-    </w:p>
-    <w:tbl>
-      <w:tblPr>
-        <w:tblW w:type="auto" w:w="0"/>
-        <w:jc w:val="center"/>
-        <w:tblLayout w:type="fixed"/>
-        <w:tblLook w:firstColumn="1" w:firstRow="1" w:lastColumn="0" w:lastRow="0" w:noHBand="0" w:noVBand="1" w:val="04A0"/>
-      </w:tblPr>
-      <w:tblGrid>
-        <w:gridCol w:w="9936"/>
-      </w:tblGrid>
-      <w:tr>
-        <w:tc>
-          <w:tcPr>
-            <w:tcW w:type="dxa" w:w="9360"/>
-            <w:shd w:fill="F0FDF4"/>
-            <w:tcMar>
-              <w:top w:w="140" w:type="dxa"/>
-              <w:bottom w:w="140" w:type="dxa"/>
-              <w:left w:w="200" w:type="dxa"/>
-              <w:right w:w="200" w:type="dxa"/>
-            </w:tcMar>
-            <w:tcBorders>
-              <w:left w:val="single" w:sz="24" w:space="0" w:color="16A34A"/>
-              <w:top w:val="none"/>
-              <w:right w:val="none"/>
-              <w:bottom w:val="none"/>
-            </w:tcBorders>
-          </w:tcPr>
-          <w:p>
-            <w:pPr>
-              <w:spacing w:before="40" w:after="40"/>
-            </w:pPr>
-            <w:r>
-              <w:rPr>
-                <w:rFonts w:ascii="Calibri" w:hAnsi="Calibri"/>
-                <w:b/>
-                <w:color w:val="16A34A"/>
-                <w:sz w:val="20"/>
-              </w:rPr>
-              <w:t>[THE CORE PROBLEM &amp; SOLUTION]</w:t>
-              <w:br/>
-            </w:r>
-            <w:r>
-              <w:rPr>
-                <w:rFonts w:ascii="Calibri" w:hAnsi="Calibri"/>
-                <w:color w:val="334155"/>
-                <w:sz w:val="19"/>
-              </w:rPr>
-              <w:t>Modern datacenter switches use ECMP hashing to distribute traffic across parallel links based on IP 5-tuples (Src IP, Dst IP, Protocol, Src Port, Dst Port).</w:t>
-              <w:br/>
-              <w:t>Standard diagnostic tools (like ping and traceroute) send probes with a fixed source port, perpetually following only ONE path and leaving all parallel links invisible.</w:t>
-              <w:br/>
-              <w:t>DNMS eliminates this blind spot by actively sweeping source ports to discover and benchmark every physical path in real time.</w:t>
-            </w:r>
-          </w:p>
-        </w:tc>
-      </w:tr>
-    </w:tbl>
-    <w:p>
-      <w:pPr>
-        <w:spacing w:after="80"/>
-      </w:pPr>
-    </w:p>
-    <w:p>
-      <w:r>
-        <w:t>Key capabilities delivered by DNMS include:</w:t>
-      </w:r>
-    </w:p>
-    <w:p>
-      <w:pPr>
-        <w:pStyle w:val="ListBullet"/>
-      </w:pPr>
-      <w:r>
-        <w:rPr>
-          <w:b/>
-        </w:rPr>
-        <w:t xml:space="preserve">Zero-Configuration Cluster Discovery: </w:t>
-      </w:r>
-      <w:r>
-        <w:t>Nodes automatically discover each other using HashiCorp Memberlist (SWIM gossip protocol) without requiring any central database or master coordinator.</w:t>
-      </w:r>
-    </w:p>
-    <w:p>
-      <w:pPr>
-        <w:pStyle w:val="ListBullet"/>
-      </w:pPr>
-      <w:r>
-        <w:rPr>
-          <w:b/>
-        </w:rPr>
-        <w:t xml:space="preserve">Multi-Path ECMP Topology Mapping: </w:t>
-      </w:r>
-      <w:r>
-        <w:t>Autonomous traceroute engines sweep source ports across UDP sockets, leveraging Linux kernel raw socket features to map intermediate spine, leaf, and core routers.</w:t>
-      </w:r>
-    </w:p>
-    <w:p>
-      <w:pPr>
-        <w:pStyle w:val="ListBullet"/>
-      </w:pPr>
-      <w:r>
-        <w:rPr>
-          <w:b/>
-        </w:rPr>
-        <w:t xml:space="preserve">Dedicated High-Frequency UDP Transport: </w:t>
-      </w:r>
-      <w:r>
-        <w:t>A custom binary UDP ping/ack protocol (MessagePack serialized) continuously calculates microsecond-accurate Round Trip Time (RTT), jitter, and packet loss across every discovered path.</w:t>
-      </w:r>
-    </w:p>
-    <w:p>
-      <w:pPr>
-        <w:pStyle w:val="ListBullet"/>
-      </w:pPr>
-      <w:r>
-        <w:rPr>
-          <w:b/>
-        </w:rPr>
-        <w:t xml:space="preserve">Mathematical Link Fault Attribution: </w:t>
-      </w:r>
-      <w:r>
-        <w:t>Without needing SNMP, SSH, or vendor API access to internal routers, DNMS computes a statistical suspicion score per physical link by isolating loss across intersecting and non-intersecting paths.</w:t>
-      </w:r>
-    </w:p>
-    <w:p>
-      <w:pPr>
-        <w:pStyle w:val="ListBullet"/>
-      </w:pPr>
-      <w:r>
-        <w:rPr>
-          <w:b/>
-        </w:rPr>
-        <w:t xml:space="preserve">Mission-Control Web NOC: </w:t>
-      </w:r>
-      <w:r>
-        <w:t>A high-performance D3.js force-directed dashboard visualizes the live network, with real-time Server-Sent Events (SSE), packet flow animations, an interactive latency matrix, and an embedded diagnostics terminal.</w:t>
-      </w:r>
-    </w:p>
-    <w:p>
-      <w:pPr>
-        <w:pStyle w:val="ListBullet"/>
-      </w:pPr>
-      <w:r>
-        <w:rPr>
-          <w:b/>
-        </w:rPr>
-        <w:t xml:space="preserve">Chaos Engineering &amp; Self-Healing: </w:t>
-      </w:r>
-      <w:r>
-        <w:t>Built-in fault injection APIs allow operators to sever physical links, inject latency, and watch the cluster detect anomalies and redirect traffic dynamically.</w:t>
-      </w:r>
-    </w:p>
-    <w:p>
-      <w:pPr>
-        <w:spacing w:before="120"/>
-      </w:pPr>
-    </w:p>
-    <w:p>
-      <w:r>
-        <w:drawing>
-          <wp:inline xmlns:a="http://schemas.openxmlformats.org/drawingml/2006/main" xmlns:pic="http://schemas.openxmlformats.org/drawingml/2006/picture">
-            <wp:extent cx="5943600" cy="3566160"/>
-            <wp:docPr id="1" name="Picture 1"/>
-            <wp:cNvGraphicFramePr>
-              <a:graphicFrameLocks noChangeAspect="1"/>
-            </wp:cNvGraphicFramePr>
-            <a:graphic>
-              <a:graphicData uri="http://schemas.openxmlformats.org/drawingml/2006/picture">
-                <pic:pic>
-                  <pic:nvPicPr>
-                    <pic:cNvPr id="0" name="architecture.png"/>
-                    <pic:cNvPicPr/>
-                  </pic:nvPicPr>
-                  <pic:blipFill>
-                    <a:blip r:embed="rId9"/>
-                    <a:stretch>
-                      <a:fillRect/>
-                    </a:stretch>
-                  </pic:blipFill>
-                  <pic:spPr>
-                    <a:xfrm>
-                      <a:off x="0" y="0"/>
-                      <a:ext cx="5943600" cy="3566160"/>
-                    </a:xfrm>
-                    <a:prstGeom prst="rect"/>
-                  </pic:spPr>
-                </pic:pic>
-              </a:graphicData>
-            </a:graphic>
-          </wp:inline>
-        </w:drawing>
-      </w:r>
-    </w:p>
-    <w:p>
-      <w:pPr>
-        <w:jc w:val="center"/>
-      </w:pPr>
-      <w:r>
-        <w:rPr>
-          <w:i/>
-          <w:color w:val="64748B"/>
-          <w:sz w:val="17"/>
-        </w:rPr>
-        <w:t>Figure 1: High-Level System Architecture and Component Interconnects</w:t>
-      </w:r>
-    </w:p>
-    <w:p>
-      <w:pPr>
-        <w:pStyle w:val="Heading1"/>
-      </w:pPr>
-      <w:r>
-        <w:rPr>
-          <w:color w:val="0E7490"/>
-        </w:rPr>
-        <w:t>2. Technical Problem: The ECMP Blind Spot</w:t>
-      </w:r>
-    </w:p>
-    <w:p>
-      <w:r>
-        <w:t>In a Spine-and-Leaf datacenter fabric, multiple physical paths connect any two servers. When packets reach a Leaf switch, the switch hardware computes a 5-tuple hash to pick an outgoing spine link:</w:t>
-      </w:r>
-    </w:p>
-    <w:p>
-      <w:pPr>
-        <w:pStyle w:val="Quote"/>
-      </w:pPr>
-      <w:r>
-        <w:t>Hash = CRC32(SrcIP, DstIP, Protocol, SrcPort, DstPort) % Number_Of_Spine_Links</w:t>
-      </w:r>
-    </w:p>
-    <w:p>
-      <w:r>
-        <w:t>Because standard tools like ICMP Ping do not have port numbers (or use static ports), all diagnostic traffic gets pinned to a single spine switch. If a secondary spine switch suffers a bad optical transceiver, high packet corruption, or a severed fiber cable, production traffic that hashes to that link experiences 100% loss, while standard IT monitoring reports 'All Systems Normal 100% Green'. This phenomenon is known in network operations as a 'Gray Failure' or silent ECMP black hole.</w:t>
-      </w:r>
-    </w:p>
-    <w:p>
-      <w:r>
-        <w:drawing>
-          <wp:inline xmlns:a="http://schemas.openxmlformats.org/drawingml/2006/main" xmlns:pic="http://schemas.openxmlformats.org/drawingml/2006/picture">
-            <wp:extent cx="5943600" cy="2971800"/>
-            <wp:docPr id="2" name="Picture 2"/>
-            <wp:cNvGraphicFramePr>
-              <a:graphicFrameLocks noChangeAspect="1"/>
-            </wp:cNvGraphicFramePr>
-            <a:graphic>
-              <a:graphicData uri="http://schemas.openxmlformats.org/drawingml/2006/picture">
-                <pic:pic>
-                  <pic:nvPicPr>
-                    <pic:cNvPr id="0" name="ecmp_solution.png"/>
-                    <pic:cNvPicPr/>
-                  </pic:nvPicPr>
-                  <pic:blipFill>
-                    <a:blip r:embed="rId10"/>
-                    <a:stretch>
-                      <a:fillRect/>
-                    </a:stretch>
-                  </pic:blipFill>
-                  <pic:spPr>
-                    <a:xfrm>
-                      <a:off x="0" y="0"/>
-                      <a:ext cx="5943600" cy="2971800"/>
-                    </a:xfrm>
-                    <a:prstGeom prst="rect"/>
-                  </pic:spPr>
-                </pic:pic>
-              </a:graphicData>
-            </a:graphic>
-          </wp:inline>
-        </w:drawing>
-      </w:r>
-    </w:p>
-    <w:p>
-      <w:pPr>
-        <w:jc w:val="center"/>
-      </w:pPr>
-      <w:r>
-        <w:rPr>
-          <w:i/>
-          <w:color w:val="64748B"/>
-          <w:sz w:val="17"/>
-        </w:rPr>
-        <w:t>Figure 2: The ECMP Blind Spot vs. DNMS Source-Port Sweeping</w:t>
-      </w:r>
-    </w:p>
-    <w:p>
-      <w:pPr>
-        <w:pStyle w:val="Heading1"/>
-      </w:pPr>
-      <w:r>
-        <w:rPr>
-          <w:color w:val="0E7490"/>
-        </w:rPr>
-        <w:t>3. System Architecture &amp; Internal Subsystems</w:t>
-      </w:r>
-    </w:p>
-    <w:p>
-      <w:r>
-        <w:t>DNMS is structured into clean, decoupled Go modules working cooperatively as an autonomous daemon:</w:t>
-      </w:r>
-    </w:p>
-    <w:tbl>
-      <w:tblPr>
-        <w:tblW w:type="auto" w:w="0"/>
-        <w:jc w:val="center"/>
-        <w:tblLook w:firstColumn="1" w:firstRow="1" w:lastColumn="0" w:lastRow="0" w:noHBand="0" w:noVBand="1" w:val="04A0"/>
-      </w:tblPr>
-      <w:tblGrid>
-        <w:gridCol w:w="2484"/>
-        <w:gridCol w:w="2484"/>
-        <w:gridCol w:w="2484"/>
-        <w:gridCol w:w="2484"/>
-      </w:tblGrid>
-      <w:tr>
-        <w:tc>
-          <w:tcPr>
-            <w:tcW w:type="dxa" w:w="1872"/>
-            <w:shd w:fill="1E293B"/>
-            <w:tcMar>
-              <w:top w:w="120" w:type="dxa"/>
-              <w:bottom w:w="120" w:type="dxa"/>
-              <w:left w:w="140" w:type="dxa"/>
-              <w:right w:w="140" w:type="dxa"/>
-            </w:tcMar>
-          </w:tcPr>
-          <w:p>
-            <w:pPr>
-              <w:jc w:val="left"/>
-            </w:pPr>
-            <w:r>
-              <w:rPr>
-                <w:rFonts w:ascii="Calibri" w:hAnsi="Calibri"/>
-                <w:b/>
-                <w:color w:val="FFFFFF"/>
-                <w:sz w:val="19"/>
-              </w:rPr>
-              <w:t>Subsystem</w:t>
-            </w:r>
-          </w:p>
-        </w:tc>
-        <w:tc>
-          <w:tcPr>
-            <w:tcW w:type="dxa" w:w="1728"/>
-            <w:shd w:fill="1E293B"/>
-            <w:tcMar>
-              <w:top w:w="120" w:type="dxa"/>
-              <w:bottom w:w="120" w:type="dxa"/>
-              <w:left w:w="140" w:type="dxa"/>
-              <w:right w:w="140" w:type="dxa"/>
-            </w:tcMar>
-          </w:tcPr>
-          <w:p>
-            <w:pPr>
-              <w:jc w:val="left"/>
-            </w:pPr>
-            <w:r>
-              <w:rPr>
-                <w:rFonts w:ascii="Calibri" w:hAnsi="Calibri"/>
-                <w:b/>
-                <w:color w:val="FFFFFF"/>
-                <w:sz w:val="19"/>
-              </w:rPr>
-              <w:t>Primary Port / Socket</w:t>
-            </w:r>
-          </w:p>
-        </w:tc>
-        <w:tc>
-          <w:tcPr>
-            <w:tcW w:type="dxa" w:w="2592"/>
-            <w:shd w:fill="1E293B"/>
-            <w:tcMar>
-              <w:top w:w="120" w:type="dxa"/>
-              <w:bottom w:w="120" w:type="dxa"/>
-              <w:left w:w="140" w:type="dxa"/>
-              <w:right w:w="140" w:type="dxa"/>
-            </w:tcMar>
-          </w:tcPr>
-          <w:p>
-            <w:pPr>
-              <w:jc w:val="left"/>
-            </w:pPr>
-            <w:r>
-              <w:rPr>
-                <w:rFonts w:ascii="Calibri" w:hAnsi="Calibri"/>
-                <w:b/>
-                <w:color w:val="FFFFFF"/>
-                <w:sz w:val="19"/>
-              </w:rPr>
-              <w:t>Key Technologies</w:t>
-            </w:r>
-          </w:p>
-        </w:tc>
-        <w:tc>
-          <w:tcPr>
-            <w:tcW w:type="dxa" w:w="3168"/>
-            <w:shd w:fill="1E293B"/>
-            <w:tcMar>
-              <w:top w:w="120" w:type="dxa"/>
-              <w:bottom w:w="120" w:type="dxa"/>
-              <w:left w:w="140" w:type="dxa"/>
-              <w:right w:w="140" w:type="dxa"/>
-            </w:tcMar>
-          </w:tcPr>
-          <w:p>
-            <w:pPr>
-              <w:jc w:val="left"/>
-            </w:pPr>
-            <w:r>
-              <w:rPr>
-                <w:rFonts w:ascii="Calibri" w:hAnsi="Calibri"/>
-                <w:b/>
-                <w:color w:val="FFFFFF"/>
-                <w:sz w:val="19"/>
-              </w:rPr>
-              <w:t>Operational Role</w:t>
+              <w:t>Decentralized SWIM Mesh (Memberlist)</w:t>
             </w:r>
           </w:p>
         </w:tc>
@@ -585,713 +129,82 @@
       <w:tr>
         <w:tc>
           <w:tcPr>
-            <w:tcW w:type="dxa" w:w="1872"/>
-            <w:shd w:fill="F8FAFC"/>
-            <w:tcMar>
-              <w:top w:w="100" w:type="dxa"/>
-              <w:bottom w:w="100" w:type="dxa"/>
-              <w:left w:w="140" w:type="dxa"/>
-              <w:right w:w="140" w:type="dxa"/>
-            </w:tcMar>
+            <w:tcW w:type="dxa" w:w="3360"/>
+            <w:shd w:fill="F0F4F8"/>
           </w:tcPr>
           <w:p>
             <w:pPr>
-              <w:jc w:val="left"/>
+              <w:spacing w:before="60" w:after="60"/>
             </w:pPr>
+            <w:r/>
             <w:r>
               <w:rPr>
-                <w:rFonts w:ascii="Calibri" w:hAnsi="Calibri"/>
-                <w:color w:val="1E293B"/>
+                <w:b/>
+                <w:color w:val="1A365D"/>
                 <w:sz w:val="17"/>
               </w:rPr>
-              <w:t>Gossip Layer</w:t>
+              <w:t>PRIMARY PORTS</w:t>
+              <w:br/>
+            </w:r>
+            <w:r>
+              <w:rPr>
+                <w:sz w:val="19"/>
+              </w:rPr>
+              <w:t>33434 (Gossip), 33435 (Ping), 12345+ (HTTP)</w:t>
             </w:r>
           </w:p>
         </w:tc>
         <w:tc>
           <w:tcPr>
-            <w:tcW w:type="dxa" w:w="1728"/>
-            <w:shd w:fill="F8FAFC"/>
-            <w:tcMar>
-              <w:top w:w="100" w:type="dxa"/>
-              <w:bottom w:w="100" w:type="dxa"/>
-              <w:left w:w="140" w:type="dxa"/>
-              <w:right w:w="140" w:type="dxa"/>
-            </w:tcMar>
+            <w:tcW w:type="dxa" w:w="3360"/>
+            <w:shd w:fill="F0F4F8"/>
           </w:tcPr>
           <w:p>
             <w:pPr>
-              <w:jc w:val="left"/>
+              <w:spacing w:before="60" w:after="60"/>
             </w:pPr>
+            <w:r/>
             <w:r>
               <w:rPr>
-                <w:rFonts w:ascii="Calibri" w:hAnsi="Calibri"/>
-                <w:color w:val="1E293B"/>
+                <w:b/>
+                <w:color w:val="1A365D"/>
                 <w:sz w:val="17"/>
               </w:rPr>
-              <w:t>33434 UDP/TCP</w:t>
+              <w:t>FAULT ALGORITHM</w:t>
+              <w:br/>
+            </w:r>
+            <w:r>
+              <w:rPr>
+                <w:sz w:val="19"/>
+              </w:rPr>
+              <w:t>Probabilistic Correlation: Loss(thru) - Loss(not)</w:t>
             </w:r>
           </w:p>
         </w:tc>
         <w:tc>
           <w:tcPr>
-            <w:tcW w:type="dxa" w:w="2592"/>
-            <w:shd w:fill="F8FAFC"/>
-            <w:tcMar>
-              <w:top w:w="100" w:type="dxa"/>
-              <w:bottom w:w="100" w:type="dxa"/>
-              <w:left w:w="140" w:type="dxa"/>
-              <w:right w:w="140" w:type="dxa"/>
-            </w:tcMar>
+            <w:tcW w:type="dxa" w:w="3360"/>
+            <w:shd w:fill="F0F4F8"/>
           </w:tcPr>
           <w:p>
             <w:pPr>
-              <w:jc w:val="left"/>
+              <w:spacing w:before="60" w:after="60"/>
             </w:pPr>
+            <w:r/>
             <w:r>
               <w:rPr>
-                <w:rFonts w:ascii="Calibri" w:hAnsi="Calibri"/>
-                <w:color w:val="1E293B"/>
+                <w:b/>
+                <w:color w:val="1A365D"/>
                 <w:sz w:val="17"/>
               </w:rPr>
-              <w:t>HashiCorp Memberlist, SWIM Protocol</w:t>
+              <w:t>WEB NOC INTERFACE</w:t>
+              <w:br/>
             </w:r>
-          </w:p>
-        </w:tc>
-        <w:tc>
-          <w:tcPr>
-            <w:tcW w:type="dxa" w:w="3168"/>
-            <w:shd w:fill="F8FAFC"/>
-            <w:tcMar>
-              <w:top w:w="100" w:type="dxa"/>
-              <w:bottom w:w="100" w:type="dxa"/>
-              <w:left w:w="140" w:type="dxa"/>
-              <w:right w:w="140" w:type="dxa"/>
-            </w:tcMar>
-          </w:tcPr>
-          <w:p>
-            <w:pPr>
-              <w:jc w:val="left"/>
-            </w:pPr>
             <w:r>
               <w:rPr>
-                <w:rFonts w:ascii="Calibri" w:hAnsi="Calibri"/>
-                <w:color w:val="1E293B"/>
-                <w:sz w:val="17"/>
+                <w:sz w:val="19"/>
               </w:rPr>
-              <w:t>Decentralized peer node discovery, failure heartbeat detection, cluster state synchronization.</w:t>
-            </w:r>
-          </w:p>
-        </w:tc>
-      </w:tr>
-      <w:tr>
-        <w:tc>
-          <w:tcPr>
-            <w:tcW w:type="dxa" w:w="1872"/>
-            <w:shd w:fill="FFFFFF"/>
-            <w:tcMar>
-              <w:top w:w="100" w:type="dxa"/>
-              <w:bottom w:w="100" w:type="dxa"/>
-              <w:left w:w="140" w:type="dxa"/>
-              <w:right w:w="140" w:type="dxa"/>
-            </w:tcMar>
-          </w:tcPr>
-          <w:p>
-            <w:pPr>
-              <w:jc w:val="left"/>
-            </w:pPr>
-            <w:r>
-              <w:rPr>
-                <w:rFonts w:ascii="Calibri" w:hAnsi="Calibri"/>
-                <w:color w:val="1E293B"/>
-                <w:sz w:val="17"/>
-              </w:rPr>
-              <w:t>Traceroute Mapper</w:t>
-            </w:r>
-          </w:p>
-        </w:tc>
-        <w:tc>
-          <w:tcPr>
-            <w:tcW w:type="dxa" w:w="1728"/>
-            <w:shd w:fill="FFFFFF"/>
-            <w:tcMar>
-              <w:top w:w="100" w:type="dxa"/>
-              <w:bottom w:w="100" w:type="dxa"/>
-              <w:left w:w="140" w:type="dxa"/>
-              <w:right w:w="140" w:type="dxa"/>
-            </w:tcMar>
-          </w:tcPr>
-          <w:p>
-            <w:pPr>
-              <w:jc w:val="left"/>
-            </w:pPr>
-            <w:r>
-              <w:rPr>
-                <w:rFonts w:ascii="Calibri" w:hAnsi="Calibri"/>
-                <w:color w:val="1E293B"/>
-                <w:sz w:val="17"/>
-              </w:rPr>
-              <w:t>Raw UDP Sockets (33436+)</w:t>
-            </w:r>
-          </w:p>
-        </w:tc>
-        <w:tc>
-          <w:tcPr>
-            <w:tcW w:type="dxa" w:w="2592"/>
-            <w:shd w:fill="FFFFFF"/>
-            <w:tcMar>
-              <w:top w:w="100" w:type="dxa"/>
-              <w:bottom w:w="100" w:type="dxa"/>
-              <w:left w:w="140" w:type="dxa"/>
-              <w:right w:w="140" w:type="dxa"/>
-            </w:tcMar>
-          </w:tcPr>
-          <w:p>
-            <w:pPr>
-              <w:jc w:val="left"/>
-            </w:pPr>
-            <w:r>
-              <w:rPr>
-                <w:rFonts w:ascii="Calibri" w:hAnsi="Calibri"/>
-                <w:color w:val="1E293B"/>
-                <w:sz w:val="17"/>
-              </w:rPr>
-              <w:t>Linux IP_RECVERR, Epoll, IP_TTL</w:t>
-            </w:r>
-          </w:p>
-        </w:tc>
-        <w:tc>
-          <w:tcPr>
-            <w:tcW w:type="dxa" w:w="3168"/>
-            <w:shd w:fill="FFFFFF"/>
-            <w:tcMar>
-              <w:top w:w="100" w:type="dxa"/>
-              <w:bottom w:w="100" w:type="dxa"/>
-              <w:left w:w="140" w:type="dxa"/>
-              <w:right w:w="140" w:type="dxa"/>
-            </w:tcMar>
-          </w:tcPr>
-          <w:p>
-            <w:pPr>
-              <w:jc w:val="left"/>
-            </w:pPr>
-            <w:r>
-              <w:rPr>
-                <w:rFonts w:ascii="Calibri" w:hAnsi="Calibri"/>
-                <w:color w:val="1E293B"/>
-                <w:sz w:val="17"/>
-              </w:rPr>
-              <w:t>Sweeps source ports to elicit all ECMP routes, discovers intermediate router hops, builds network graph.</w:t>
-            </w:r>
-          </w:p>
-        </w:tc>
-      </w:tr>
-      <w:tr>
-        <w:tc>
-          <w:tcPr>
-            <w:tcW w:type="dxa" w:w="1872"/>
-            <w:shd w:fill="F8FAFC"/>
-            <w:tcMar>
-              <w:top w:w="100" w:type="dxa"/>
-              <w:bottom w:w="100" w:type="dxa"/>
-              <w:left w:w="140" w:type="dxa"/>
-              <w:right w:w="140" w:type="dxa"/>
-            </w:tcMar>
-          </w:tcPr>
-          <w:p>
-            <w:pPr>
-              <w:jc w:val="left"/>
-            </w:pPr>
-            <w:r>
-              <w:rPr>
-                <w:rFonts w:ascii="Calibri" w:hAnsi="Calibri"/>
-                <w:color w:val="1E293B"/>
-                <w:sz w:val="17"/>
-              </w:rPr>
-              <w:t>Ping Transport</w:t>
-            </w:r>
-          </w:p>
-        </w:tc>
-        <w:tc>
-          <w:tcPr>
-            <w:tcW w:type="dxa" w:w="1728"/>
-            <w:shd w:fill="F8FAFC"/>
-            <w:tcMar>
-              <w:top w:w="100" w:type="dxa"/>
-              <w:bottom w:w="100" w:type="dxa"/>
-              <w:left w:w="140" w:type="dxa"/>
-              <w:right w:w="140" w:type="dxa"/>
-            </w:tcMar>
-          </w:tcPr>
-          <w:p>
-            <w:pPr>
-              <w:jc w:val="left"/>
-            </w:pPr>
-            <w:r>
-              <w:rPr>
-                <w:rFonts w:ascii="Calibri" w:hAnsi="Calibri"/>
-                <w:color w:val="1E293B"/>
-                <w:sz w:val="17"/>
-              </w:rPr>
-              <w:t>33435 UDP</w:t>
-            </w:r>
-          </w:p>
-        </w:tc>
-        <w:tc>
-          <w:tcPr>
-            <w:tcW w:type="dxa" w:w="2592"/>
-            <w:shd w:fill="F8FAFC"/>
-            <w:tcMar>
-              <w:top w:w="100" w:type="dxa"/>
-              <w:bottom w:w="100" w:type="dxa"/>
-              <w:left w:w="140" w:type="dxa"/>
-              <w:right w:w="140" w:type="dxa"/>
-            </w:tcMar>
-          </w:tcPr>
-          <w:p>
-            <w:pPr>
-              <w:jc w:val="left"/>
-            </w:pPr>
-            <w:r>
-              <w:rPr>
-                <w:rFonts w:ascii="Calibri" w:hAnsi="Calibri"/>
-                <w:color w:val="1E293B"/>
-                <w:sz w:val="17"/>
-              </w:rPr>
-              <w:t>MessagePack Binary, Epoll Multiplexing</w:t>
-            </w:r>
-          </w:p>
-        </w:tc>
-        <w:tc>
-          <w:tcPr>
-            <w:tcW w:type="dxa" w:w="3168"/>
-            <w:shd w:fill="F8FAFC"/>
-            <w:tcMar>
-              <w:top w:w="100" w:type="dxa"/>
-              <w:bottom w:w="100" w:type="dxa"/>
-              <w:left w:w="140" w:type="dxa"/>
-              <w:right w:w="140" w:type="dxa"/>
-            </w:tcMar>
-          </w:tcPr>
-          <w:p>
-            <w:pPr>
-              <w:jc w:val="left"/>
-            </w:pPr>
-            <w:r>
-              <w:rPr>
-                <w:rFonts w:ascii="Calibri" w:hAnsi="Calibri"/>
-                <w:color w:val="1E293B"/>
-                <w:sz w:val="17"/>
-              </w:rPr>
-              <w:t>Continuous microsecond RTT measurement, rolling packet loss and jitter calculation.</w:t>
-            </w:r>
-          </w:p>
-        </w:tc>
-      </w:tr>
-      <w:tr>
-        <w:tc>
-          <w:tcPr>
-            <w:tcW w:type="dxa" w:w="1872"/>
-            <w:shd w:fill="FFFFFF"/>
-            <w:tcMar>
-              <w:top w:w="100" w:type="dxa"/>
-              <w:bottom w:w="100" w:type="dxa"/>
-              <w:left w:w="140" w:type="dxa"/>
-              <w:right w:w="140" w:type="dxa"/>
-            </w:tcMar>
-          </w:tcPr>
-          <w:p>
-            <w:pPr>
-              <w:jc w:val="left"/>
-            </w:pPr>
-            <w:r>
-              <w:rPr>
-                <w:rFonts w:ascii="Calibri" w:hAnsi="Calibri"/>
-                <w:color w:val="1E293B"/>
-                <w:sz w:val="17"/>
-              </w:rPr>
-              <w:t>Topology Engine</w:t>
-            </w:r>
-          </w:p>
-        </w:tc>
-        <w:tc>
-          <w:tcPr>
-            <w:tcW w:type="dxa" w:w="1728"/>
-            <w:shd w:fill="FFFFFF"/>
-            <w:tcMar>
-              <w:top w:w="100" w:type="dxa"/>
-              <w:bottom w:w="100" w:type="dxa"/>
-              <w:left w:w="140" w:type="dxa"/>
-              <w:right w:w="140" w:type="dxa"/>
-            </w:tcMar>
-          </w:tcPr>
-          <w:p>
-            <w:pPr>
-              <w:jc w:val="left"/>
-            </w:pPr>
-            <w:r>
-              <w:rPr>
-                <w:rFonts w:ascii="Calibri" w:hAnsi="Calibri"/>
-                <w:color w:val="1E293B"/>
-                <w:sz w:val="17"/>
-              </w:rPr>
-              <w:t>In-Memory</w:t>
-            </w:r>
-          </w:p>
-        </w:tc>
-        <w:tc>
-          <w:tcPr>
-            <w:tcW w:type="dxa" w:w="2592"/>
-            <w:shd w:fill="FFFFFF"/>
-            <w:tcMar>
-              <w:top w:w="100" w:type="dxa"/>
-              <w:bottom w:w="100" w:type="dxa"/>
-              <w:left w:w="140" w:type="dxa"/>
-              <w:right w:w="140" w:type="dxa"/>
-            </w:tcMar>
-          </w:tcPr>
-          <w:p>
-            <w:pPr>
-              <w:jc w:val="left"/>
-            </w:pPr>
-            <w:r>
-              <w:rPr>
-                <w:rFonts w:ascii="Calibri" w:hAnsi="Calibri"/>
-                <w:color w:val="1E293B"/>
-                <w:sz w:val="17"/>
-              </w:rPr>
-              <w:t>Go Mutex, Lock-free Ring Buffers</w:t>
-            </w:r>
-          </w:p>
-        </w:tc>
-        <w:tc>
-          <w:tcPr>
-            <w:tcW w:type="dxa" w:w="3168"/>
-            <w:shd w:fill="FFFFFF"/>
-            <w:tcMar>
-              <w:top w:w="100" w:type="dxa"/>
-              <w:bottom w:w="100" w:type="dxa"/>
-              <w:left w:w="140" w:type="dxa"/>
-              <w:right w:w="140" w:type="dxa"/>
-            </w:tcMar>
-          </w:tcPr>
-          <w:p>
-            <w:pPr>
-              <w:jc w:val="left"/>
-            </w:pPr>
-            <w:r>
-              <w:rPr>
-                <w:rFonts w:ascii="Calibri" w:hAnsi="Calibri"/>
-                <w:color w:val="1E293B"/>
-                <w:sz w:val="17"/>
-              </w:rPr>
-              <w:t>Maintains thread-safe Nodes, Edges, and Routes; merges route fragments across asynchronous sweeps.</w:t>
-            </w:r>
-          </w:p>
-        </w:tc>
-      </w:tr>
-      <w:tr>
-        <w:tc>
-          <w:tcPr>
-            <w:tcW w:type="dxa" w:w="1872"/>
-            <w:shd w:fill="F8FAFC"/>
-            <w:tcMar>
-              <w:top w:w="100" w:type="dxa"/>
-              <w:bottom w:w="100" w:type="dxa"/>
-              <w:left w:w="140" w:type="dxa"/>
-              <w:right w:w="140" w:type="dxa"/>
-            </w:tcMar>
-          </w:tcPr>
-          <w:p>
-            <w:pPr>
-              <w:jc w:val="left"/>
-            </w:pPr>
-            <w:r>
-              <w:rPr>
-                <w:rFonts w:ascii="Calibri" w:hAnsi="Calibri"/>
-                <w:color w:val="1E293B"/>
-                <w:sz w:val="17"/>
-              </w:rPr>
-              <w:t>Fault Attribution</w:t>
-            </w:r>
-          </w:p>
-        </w:tc>
-        <w:tc>
-          <w:tcPr>
-            <w:tcW w:type="dxa" w:w="1728"/>
-            <w:shd w:fill="F8FAFC"/>
-            <w:tcMar>
-              <w:top w:w="100" w:type="dxa"/>
-              <w:bottom w:w="100" w:type="dxa"/>
-              <w:left w:w="140" w:type="dxa"/>
-              <w:right w:w="140" w:type="dxa"/>
-            </w:tcMar>
-          </w:tcPr>
-          <w:p>
-            <w:pPr>
-              <w:jc w:val="left"/>
-            </w:pPr>
-            <w:r>
-              <w:rPr>
-                <w:rFonts w:ascii="Calibri" w:hAnsi="Calibri"/>
-                <w:color w:val="1E293B"/>
-                <w:sz w:val="17"/>
-              </w:rPr>
-              <w:t>Algorithmic</w:t>
-            </w:r>
-          </w:p>
-        </w:tc>
-        <w:tc>
-          <w:tcPr>
-            <w:tcW w:type="dxa" w:w="2592"/>
-            <w:shd w:fill="F8FAFC"/>
-            <w:tcMar>
-              <w:top w:w="100" w:type="dxa"/>
-              <w:bottom w:w="100" w:type="dxa"/>
-              <w:left w:w="140" w:type="dxa"/>
-              <w:right w:w="140" w:type="dxa"/>
-            </w:tcMar>
-          </w:tcPr>
-          <w:p>
-            <w:pPr>
-              <w:jc w:val="left"/>
-            </w:pPr>
-            <w:r>
-              <w:rPr>
-                <w:rFonts w:ascii="Calibri" w:hAnsi="Calibri"/>
-                <w:color w:val="1E293B"/>
-                <w:sz w:val="17"/>
-              </w:rPr>
-              <w:t>Sample-Weighted Mean Variance</w:t>
-            </w:r>
-          </w:p>
-        </w:tc>
-        <w:tc>
-          <w:tcPr>
-            <w:tcW w:type="dxa" w:w="3168"/>
-            <w:shd w:fill="F8FAFC"/>
-            <w:tcMar>
-              <w:top w:w="100" w:type="dxa"/>
-              <w:bottom w:w="100" w:type="dxa"/>
-              <w:left w:w="140" w:type="dxa"/>
-              <w:right w:w="140" w:type="dxa"/>
-            </w:tcMar>
-          </w:tcPr>
-          <w:p>
-            <w:pPr>
-              <w:jc w:val="left"/>
-            </w:pPr>
-            <w:r>
-              <w:rPr>
-                <w:rFonts w:ascii="Calibri" w:hAnsi="Calibri"/>
-                <w:color w:val="1E293B"/>
-                <w:sz w:val="17"/>
-              </w:rPr>
-              <w:t>Isolates failing links by cross-correlating packet loss across overlapping paths.</w:t>
-            </w:r>
-          </w:p>
-        </w:tc>
-      </w:tr>
-      <w:tr>
-        <w:tc>
-          <w:tcPr>
-            <w:tcW w:type="dxa" w:w="1872"/>
-            <w:shd w:fill="FFFFFF"/>
-            <w:tcMar>
-              <w:top w:w="100" w:type="dxa"/>
-              <w:bottom w:w="100" w:type="dxa"/>
-              <w:left w:w="140" w:type="dxa"/>
-              <w:right w:w="140" w:type="dxa"/>
-            </w:tcMar>
-          </w:tcPr>
-          <w:p>
-            <w:pPr>
-              <w:jc w:val="left"/>
-            </w:pPr>
-            <w:r>
-              <w:rPr>
-                <w:rFonts w:ascii="Calibri" w:hAnsi="Calibri"/>
-                <w:color w:val="1E293B"/>
-                <w:sz w:val="17"/>
-              </w:rPr>
-              <w:t>HTTP REST / SSE</w:t>
-            </w:r>
-          </w:p>
-        </w:tc>
-        <w:tc>
-          <w:tcPr>
-            <w:tcW w:type="dxa" w:w="1728"/>
-            <w:shd w:fill="FFFFFF"/>
-            <w:tcMar>
-              <w:top w:w="100" w:type="dxa"/>
-              <w:bottom w:w="100" w:type="dxa"/>
-              <w:left w:w="140" w:type="dxa"/>
-              <w:right w:w="140" w:type="dxa"/>
-            </w:tcMar>
-          </w:tcPr>
-          <w:p>
-            <w:pPr>
-              <w:jc w:val="left"/>
-            </w:pPr>
-            <w:r>
-              <w:rPr>
-                <w:rFonts w:ascii="Calibri" w:hAnsi="Calibri"/>
-                <w:color w:val="1E293B"/>
-                <w:sz w:val="17"/>
-              </w:rPr>
-              <w:t>12345 TCP</w:t>
-            </w:r>
-          </w:p>
-        </w:tc>
-        <w:tc>
-          <w:tcPr>
-            <w:tcW w:type="dxa" w:w="2592"/>
-            <w:shd w:fill="FFFFFF"/>
-            <w:tcMar>
-              <w:top w:w="100" w:type="dxa"/>
-              <w:bottom w:w="100" w:type="dxa"/>
-              <w:left w:w="140" w:type="dxa"/>
-              <w:right w:w="140" w:type="dxa"/>
-            </w:tcMar>
-          </w:tcPr>
-          <w:p>
-            <w:pPr>
-              <w:jc w:val="left"/>
-            </w:pPr>
-            <w:r>
-              <w:rPr>
-                <w:rFonts w:ascii="Calibri" w:hAnsi="Calibri"/>
-                <w:color w:val="1E293B"/>
-                <w:sz w:val="17"/>
-              </w:rPr>
-              <w:t>Go net/http, Server-Sent Events</w:t>
-            </w:r>
-          </w:p>
-        </w:tc>
-        <w:tc>
-          <w:tcPr>
-            <w:tcW w:type="dxa" w:w="3168"/>
-            <w:shd w:fill="FFFFFF"/>
-            <w:tcMar>
-              <w:top w:w="100" w:type="dxa"/>
-              <w:bottom w:w="100" w:type="dxa"/>
-              <w:left w:w="140" w:type="dxa"/>
-              <w:right w:w="140" w:type="dxa"/>
-            </w:tcMar>
-          </w:tcPr>
-          <w:p>
-            <w:pPr>
-              <w:jc w:val="left"/>
-            </w:pPr>
-            <w:r>
-              <w:rPr>
-                <w:rFonts w:ascii="Calibri" w:hAnsi="Calibri"/>
-                <w:color w:val="1E293B"/>
-                <w:sz w:val="17"/>
-              </w:rPr>
-              <w:t>Streams real-time JSON topology changes to browser NOC, exposes Prometheus /metrics, handles chaos actions.</w:t>
-            </w:r>
-          </w:p>
-        </w:tc>
-      </w:tr>
-      <w:tr>
-        <w:tc>
-          <w:tcPr>
-            <w:tcW w:type="dxa" w:w="1872"/>
-            <w:shd w:fill="F8FAFC"/>
-            <w:tcMar>
-              <w:top w:w="100" w:type="dxa"/>
-              <w:bottom w:w="100" w:type="dxa"/>
-              <w:left w:w="140" w:type="dxa"/>
-              <w:right w:w="140" w:type="dxa"/>
-            </w:tcMar>
-          </w:tcPr>
-          <w:p>
-            <w:pPr>
-              <w:jc w:val="left"/>
-            </w:pPr>
-            <w:r>
-              <w:rPr>
-                <w:rFonts w:ascii="Calibri" w:hAnsi="Calibri"/>
-                <w:color w:val="1E293B"/>
-                <w:sz w:val="17"/>
-              </w:rPr>
-              <w:t>Web NOC UI</w:t>
-            </w:r>
-          </w:p>
-        </w:tc>
-        <w:tc>
-          <w:tcPr>
-            <w:tcW w:type="dxa" w:w="1728"/>
-            <w:shd w:fill="F8FAFC"/>
-            <w:tcMar>
-              <w:top w:w="100" w:type="dxa"/>
-              <w:bottom w:w="100" w:type="dxa"/>
-              <w:left w:w="140" w:type="dxa"/>
-              <w:right w:w="140" w:type="dxa"/>
-            </w:tcMar>
-          </w:tcPr>
-          <w:p>
-            <w:pPr>
-              <w:jc w:val="left"/>
-            </w:pPr>
-            <w:r>
-              <w:rPr>
-                <w:rFonts w:ascii="Calibri" w:hAnsi="Calibri"/>
-                <w:color w:val="1E293B"/>
-                <w:sz w:val="17"/>
-              </w:rPr>
-              <w:t>Client Browser</w:t>
-            </w:r>
-          </w:p>
-        </w:tc>
-        <w:tc>
-          <w:tcPr>
-            <w:tcW w:type="dxa" w:w="2592"/>
-            <w:shd w:fill="F8FAFC"/>
-            <w:tcMar>
-              <w:top w:w="100" w:type="dxa"/>
-              <w:bottom w:w="100" w:type="dxa"/>
-              <w:left w:w="140" w:type="dxa"/>
-              <w:right w:w="140" w:type="dxa"/>
-            </w:tcMar>
-          </w:tcPr>
-          <w:p>
-            <w:pPr>
-              <w:jc w:val="left"/>
-            </w:pPr>
-            <w:r>
-              <w:rPr>
-                <w:rFonts w:ascii="Calibri" w:hAnsi="Calibri"/>
-                <w:color w:val="1E293B"/>
-                <w:sz w:val="17"/>
-              </w:rPr>
-              <w:t>D3.js v7, HTML5 Canvas, WebSockets/SSE</w:t>
-            </w:r>
-          </w:p>
-        </w:tc>
-        <w:tc>
-          <w:tcPr>
-            <w:tcW w:type="dxa" w:w="3168"/>
-            <w:shd w:fill="F8FAFC"/>
-            <w:tcMar>
-              <w:top w:w="100" w:type="dxa"/>
-              <w:bottom w:w="100" w:type="dxa"/>
-              <w:left w:w="140" w:type="dxa"/>
-              <w:right w:w="140" w:type="dxa"/>
-            </w:tcMar>
-          </w:tcPr>
-          <w:p>
-            <w:pPr>
-              <w:jc w:val="left"/>
-            </w:pPr>
-            <w:r>
-              <w:rPr>
-                <w:rFonts w:ascii="Calibri" w:hAnsi="Calibri"/>
-                <w:color w:val="1E293B"/>
-                <w:sz w:val="17"/>
-              </w:rPr>
-              <w:t>Force-directed physics graph, interactive route tracing, full-mesh latency matrix, embedded terminal.</w:t>
+              <w:t>Obsidian Dark Luxury + Live Wireshark Dissector</w:t>
             </w:r>
           </w:p>
         </w:tc>
@@ -1299,2490 +212,2628 @@
     </w:tbl>
     <w:p>
       <w:pPr>
-        <w:spacing w:after="120"/>
-      </w:pPr>
-    </w:p>
-    <w:p>
-      <w:pPr>
-        <w:pStyle w:val="Heading2"/>
-      </w:pPr>
-      <w:r>
-        <w:t>3.1 The Low-Level Traceroute Engine (Linux Raw Sockets)</w:t>
-      </w:r>
-    </w:p>
-    <w:p>
-      <w:r>
-        <w:t>Standard userspace applications cannot observe intermediate routers because routers only decrement the IP TTL (Time To Live). When TTL reaches 0, the router returns an ICMP 'Time Exceeded' message back to the sender. DNMS achieves root-less, high-speed asynchronous tracerouting on Linux using the kernel error queue:</w:t>
-      </w:r>
-    </w:p>
-    <w:p>
-      <w:pPr>
-        <w:pStyle w:val="Quote"/>
-      </w:pPr>
-      <w:r>
-        <w:t>// Setting up Linux socket options for non-blocking ICMP Error Queue</w:t>
-        <w:br/>
-        <w:t>syscall.SetsockoptInt(fd, syscall.SOL_IP, syscall.IP_TTL, currentTTL)</w:t>
-        <w:br/>
-        <w:t>syscall.SetsockoptInt(fd, syscall.SOL_IP, syscall.IP_RECVERR, 1)</w:t>
-        <w:br/>
-        <w:t>// Epoll wait triggers immediately when ICMP response enters kernel queue</w:t>
-        <w:br/>
-        <w:t>syscall.EpollWait(epfd, events, 1, timeoutMS)</w:t>
-        <w:br/>
-        <w:t>syscall.Recvmsg(fd, p, oob, syscall.MSG_ERRQUEUE)</w:t>
-      </w:r>
-    </w:p>
-    <w:p>
-      <w:pPr>
-        <w:pStyle w:val="Heading2"/>
-      </w:pPr>
-      <w:r>
-        <w:t>3.2 The Mathematical Link Fault Attribution Algorithm</w:t>
-      </w:r>
-    </w:p>
-    <w:p>
-      <w:r>
-        <w:t>A standout innovation of DNMS is its ability to identify exactly which physical link is dropping packets without needing SNMP credentials to switch hardware. Between any two nodes, multiple routes exist. DNMS cross-references packet loss with path membership:</w:t>
-      </w:r>
-    </w:p>
-    <w:tbl>
-      <w:tblPr>
-        <w:tblW w:type="auto" w:w="0"/>
-        <w:jc w:val="center"/>
-        <w:tblLayout w:type="fixed"/>
-        <w:tblLook w:firstColumn="1" w:firstRow="1" w:lastColumn="0" w:lastRow="0" w:noHBand="0" w:noVBand="1" w:val="04A0"/>
-      </w:tblPr>
-      <w:tblGrid>
-        <w:gridCol w:w="9936"/>
-      </w:tblGrid>
-      <w:tr>
-        <w:tc>
-          <w:tcPr>
-            <w:tcW w:type="dxa" w:w="9360"/>
-            <w:shd w:fill="FFFBEB"/>
-            <w:tcMar>
-              <w:top w:w="140" w:type="dxa"/>
-              <w:bottom w:w="140" w:type="dxa"/>
-              <w:left w:w="200" w:type="dxa"/>
-              <w:right w:w="200" w:type="dxa"/>
-            </w:tcMar>
-            <w:tcBorders>
-              <w:left w:val="single" w:sz="24" w:space="0" w:color="D97706"/>
-              <w:top w:val="none"/>
-              <w:right w:val="none"/>
-              <w:bottom w:val="none"/>
-            </w:tcBorders>
-          </w:tcPr>
-          <w:p>
-            <w:pPr>
-              <w:spacing w:before="40" w:after="40"/>
-            </w:pPr>
-            <w:r>
-              <w:rPr>
-                <w:rFonts w:ascii="Calibri" w:hAnsi="Calibri"/>
-                <w:b/>
-                <w:color w:val="D97706"/>
-                <w:sz w:val="20"/>
-              </w:rPr>
-              <w:t>[FAULT ATTRIBUTION EQUATION]</w:t>
-              <w:br/>
-            </w:r>
-            <w:r>
-              <w:rPr>
-                <w:rFonts w:ascii="Calibri" w:hAnsi="Calibri"/>
-                <w:color w:val="334155"/>
-                <w:sz w:val="19"/>
-              </w:rPr>
-              <w:t>For each link L in the entire network graph:</w:t>
-              <w:br/>
-              <w:t xml:space="preserve">  AvgLossThrough    = sample-weighted mean lossRate of all routes containing link L</w:t>
-              <w:br/>
-              <w:t xml:space="preserve">  AvgLossNotThrough = sample-weighted mean lossRate of all routes NOT containing link L</w:t>
-              <w:br/>
-              <w:t xml:space="preserve">  Suspicion Score   = AvgLossThrough - AvgLossNotThrough</w:t>
-              <w:br/>
-              <w:br/>
-              <w:t>Outcome: If a physical link is degraded, every route traversing it suffers loss, yielding a high positive Suspicion (e.g., +0.85). Healthy links on otherwise noisy paths balance out near 0.0 or negative.</w:t>
-            </w:r>
-          </w:p>
-        </w:tc>
-      </w:tr>
-    </w:tbl>
-    <w:p>
-      <w:pPr>
-        <w:spacing w:after="80"/>
-      </w:pPr>
-    </w:p>
-    <w:p>
-      <w:pPr>
-        <w:pStyle w:val="Heading1"/>
+        <w:spacing w:after="200"/>
+      </w:pPr>
+    </w:p>
+    <w:p>
+      <w:pPr>
+        <w:spacing w:before="280" w:after="120"/>
       </w:pPr>
       <w:r>
         <w:rPr>
-          <w:color w:val="0E7490"/>
+          <w:rFonts w:ascii="Calibri" w:hAnsi="Calibri"/>
+          <w:b/>
+          <w:color w:val="1A365D"/>
+          <w:sz w:val="28"/>
         </w:rPr>
-        <w:t>4. End-to-End Data Flow Pipeline</w:t>
+        <w:t>1. Executive Summary &amp; Core Value Proposition</w:t>
       </w:r>
     </w:p>
     <w:p>
+      <w:pPr>
+        <w:spacing w:before="40" w:after="80" w:line="276" w:lineRule="auto"/>
+      </w:pPr>
       <w:r>
-        <w:drawing>
-          <wp:inline xmlns:a="http://schemas.openxmlformats.org/drawingml/2006/main" xmlns:pic="http://schemas.openxmlformats.org/drawingml/2006/picture">
-            <wp:extent cx="5943600" cy="2674620"/>
-            <wp:docPr id="3" name="Picture 3"/>
-            <wp:cNvGraphicFramePr>
-              <a:graphicFrameLocks noChangeAspect="1"/>
-            </wp:cNvGraphicFramePr>
-            <a:graphic>
-              <a:graphicData uri="http://schemas.openxmlformats.org/drawingml/2006/picture">
-                <pic:pic>
-                  <pic:nvPicPr>
-                    <pic:cNvPr id="0" name="data_flow.png"/>
-                    <pic:cNvPicPr/>
-                  </pic:nvPicPr>
-                  <pic:blipFill>
-                    <a:blip r:embed="rId11"/>
-                    <a:stretch>
-                      <a:fillRect/>
-                    </a:stretch>
-                  </pic:blipFill>
-                  <pic:spPr>
-                    <a:xfrm>
-                      <a:off x="0" y="0"/>
-                      <a:ext cx="5943600" cy="2674620"/>
-                    </a:xfrm>
-                    <a:prstGeom prst="rect"/>
-                  </pic:spPr>
-                </pic:pic>
-              </a:graphicData>
-            </a:graphic>
-          </wp:inline>
-        </w:drawing>
+        <w:t>DNMS (Distributed Network Monitoring System) is an autonomous, decentralized infrastructure monitoring platform engineered for high-concurrency cloud datacenters, enterprise spine-leaf fabrics, and multi-tenant networks.</w:t>
       </w:r>
     </w:p>
     <w:p>
       <w:pPr>
-        <w:jc w:val="center"/>
+        <w:spacing w:after="60"/>
+      </w:pPr>
+    </w:p>
+    <w:p>
+      <w:pPr>
+        <w:spacing w:before="40" w:after="80" w:line="276" w:lineRule="auto"/>
       </w:pPr>
       <w:r>
-        <w:rPr>
-          <w:i/>
-          <w:color w:val="64748B"/>
-          <w:sz w:val="17"/>
-        </w:rPr>
-        <w:t>Figure 3: End-to-End Real-Time Telemetry Pipeline</w:t>
+        <w:t>Traditional monitoring systems (such as SNMP, standard ICMP Ping, or centralized polling agents) operate as centralized bottlenecks with blind spots: they cannot trace multi-path Equal-Cost Multi-Path (ECMP) routing hashes, fail to capture transient millisecond-level link micro-bursts, and require invasive administrative credentials (SSH/SNMP) on every intermediate switch.</w:t>
       </w:r>
     </w:p>
     <w:p>
       <w:pPr>
-        <w:spacing w:before="120"/>
-      </w:pPr>
-    </w:p>
-    <w:p>
+        <w:spacing w:after="60"/>
+      </w:pPr>
+    </w:p>
+    <w:p>
+      <w:pPr>
+        <w:spacing w:before="40" w:after="80" w:line="276" w:lineRule="auto"/>
+      </w:pPr>
       <w:r>
-        <w:drawing>
-          <wp:inline xmlns:a="http://schemas.openxmlformats.org/drawingml/2006/main" xmlns:pic="http://schemas.openxmlformats.org/drawingml/2006/picture">
-            <wp:extent cx="5943600" cy="4953000"/>
-            <wp:docPr id="4" name="Picture 4"/>
-            <wp:cNvGraphicFramePr>
-              <a:graphicFrameLocks noChangeAspect="1"/>
-            </wp:cNvGraphicFramePr>
-            <a:graphic>
-              <a:graphicData uri="http://schemas.openxmlformats.org/drawingml/2006/picture">
-                <pic:pic>
-                  <pic:nvPicPr>
-                    <pic:cNvPr id="0" name="master_flowchart.png"/>
-                    <pic:cNvPicPr/>
-                  </pic:nvPicPr>
-                  <pic:blipFill>
-                    <a:blip r:embed="rId12"/>
-                    <a:stretch>
-                      <a:fillRect/>
-                    </a:stretch>
-                  </pic:blipFill>
-                  <pic:spPr>
-                    <a:xfrm>
-                      <a:off x="0" y="0"/>
-                      <a:ext cx="5943600" cy="4953000"/>
-                    </a:xfrm>
-                    <a:prstGeom prst="rect"/>
-                  </pic:spPr>
-                </pic:pic>
-              </a:graphicData>
-            </a:graphic>
-          </wp:inline>
-        </w:drawing>
+        <w:t>DNMS revolutionizes network observability through five foundational pillars:</w:t>
       </w:r>
     </w:p>
     <w:p>
       <w:pPr>
-        <w:jc w:val="center"/>
-      </w:pPr>
-      <w:r>
-        <w:rPr>
-          <w:i/>
-          <w:color w:val="64748B"/>
-          <w:sz w:val="17"/>
-        </w:rPr>
-        <w:t>Figure 4: Master System Architecture &amp; Execution Flowchart</w:t>
-      </w:r>
-    </w:p>
-    <w:p>
-      <w:r>
-        <w:t>The end-to-end lifecycle follows five distinct operational stages:</w:t>
-      </w:r>
-    </w:p>
-    <w:p>
+        <w:spacing w:before="40" w:after="80" w:line="276" w:lineRule="auto"/>
+      </w:pPr>
       <w:r>
         <w:rPr>
           <w:b/>
         </w:rPr>
-        <w:t xml:space="preserve">Phase 1: Decentralized Node Bootstrap: </w:t>
+        <w:t>1. Decentralized Zero-Config Mesh: Nodes automatically discover peers via HashiCorp Memberlist (SWIM gossip protocol), eliminating any central coordination point, database dependency, or single point of failure.</w:t>
       </w:r>
-      <w:r>
-        <w:t>When a DNMS binary starts, it initializes Memberlist. If a -peer flag is supplied, it sends a UDP gossip handshake to that peer. The cluster topology automatically converges in milliseconds as peers exchange membership tables.</w:t>
-      </w:r>
-    </w:p>
-    <w:p>
+    </w:p>
+    <w:p>
+      <w:pPr>
+        <w:spacing w:before="40" w:after="80" w:line="276" w:lineRule="auto"/>
+      </w:pPr>
       <w:r>
         <w:rPr>
           <w:b/>
         </w:rPr>
-        <w:t xml:space="preserve">Phase 2: Source-Port ECMP Topology Sweeping: </w:t>
+        <w:t>2. Multi-Path ECMP Topology Sweeping: An autonomous traceroute engine systematically sweeps UDP source ports to elicit all active ECMP hash buckets without root privileges, leveraging Linux raw sockets and IP_RECVERR.</w:t>
       </w:r>
-      <w:r>
-        <w:t>The Mapper queries Memberlist for all active peers. For each peer, it iterates UDP source ports (e.g., 33436 through 33446), emitting traceroute probes with incrementing TTL. Hop IP addresses are parsed and injected into the in-memory NetworkGraph.</w:t>
-      </w:r>
-    </w:p>
-    <w:p>
+    </w:p>
+    <w:p>
+      <w:pPr>
+        <w:spacing w:before="40" w:after="80" w:line="276" w:lineRule="auto"/>
+      </w:pPr>
       <w:r>
         <w:rPr>
           <w:b/>
         </w:rPr>
-        <w:t xml:space="preserve">Phase 3: High-Frequency UDP Ping &amp; RTT Collection: </w:t>
+        <w:t>3. High-Frequency Dedicated UDP Telemetry: A custom binary UDP ping/ack protocol (MessagePack serialized) continuously pulses across all discovered paths at sub-millisecond precision, capturing loss, latency, and jitter into rolling circular ring buffers.</w:t>
       </w:r>
-      <w:r>
-        <w:t>The Pinger component iterates discovered routes every 100ms. It sends binary MessagePack packets over UDP port 33435 containing high-resolution nanosecond timestamps. The receiving peer's transport listener immediately replies with an ACK. The sender calculates RTT and updates a 100-sample rolling ring buffer.</w:t>
-      </w:r>
-    </w:p>
-    <w:p>
+    </w:p>
+    <w:p>
+      <w:pPr>
+        <w:spacing w:before="40" w:after="80" w:line="276" w:lineRule="auto"/>
+      </w:pPr>
       <w:r>
         <w:rPr>
           <w:b/>
         </w:rPr>
-        <w:t xml:space="preserve">Phase 4: Algorithmic Fault Correlation: </w:t>
+        <w:t>4. AI-Free Mathematical Link Fault Attribution: DNMS mathematically computes a per-link 'Suspicion Score' by comparing loss rates of routes traversing a hop against the network baseline:</w:t>
       </w:r>
+    </w:p>
+    <w:p>
+      <w:pPr>
+        <w:spacing w:before="40" w:after="80" w:line="276" w:lineRule="auto"/>
+      </w:pPr>
       <w:r>
-        <w:t>The Graph Engine recalculates per-link health. If the suspicion score exceeds threshold (15% loss), an incident alert is recorded, triggering registered webhooks and Prometheus counters.</w:t>
+        <w:t xml:space="preserve">   Suspicion(e) = AvgLossThrough(e) - AvgLossNotThrough(e).</w:t>
       </w:r>
     </w:p>
     <w:p>
+      <w:pPr>
+        <w:spacing w:before="40" w:after="80" w:line="276" w:lineRule="auto"/>
+      </w:pPr>
+      <w:r>
+        <w:t xml:space="preserve">   This pinpoints degraded or severed physical links with zero machine learning hallucinations and zero router logins.</w:t>
+      </w:r>
+    </w:p>
+    <w:p>
+      <w:pPr>
+        <w:spacing w:before="40" w:after="80" w:line="276" w:lineRule="auto"/>
+      </w:pPr>
       <w:r>
         <w:rPr>
           <w:b/>
         </w:rPr>
-        <w:t xml:space="preserve">Phase 5: Event Streaming &amp; D3.js Visualization: </w:t>
+        <w:t>5. Real-Time NOC Mission Control &amp; Wireshark Dissector: An obsidian dark luxury web NOC powered by D3.js force-directed topology rendering, live SSE event streaming, an embedded terminal CLI, and a real-time Wireshark-grade packet dissector dock with millisecond timestamps and protocol filtering.</w:t>
       </w:r>
-      <w:r>
-        <w:t>Graph mutations (AddNode, AddLink, RemoveLink, RouteUpdate) are emitted over Server-Sent Events (/v1/events/graph). The web client receives these JSON payloads and re-simulates the physical layout using D3 force physics.</w:t>
-      </w:r>
-    </w:p>
-    <w:p>
-      <w:pPr>
-        <w:pStyle w:val="Heading1"/>
+    </w:p>
+    <w:p>
+      <w:pPr>
+        <w:spacing w:before="280" w:after="120"/>
       </w:pPr>
       <w:r>
         <w:rPr>
-          <w:color w:val="0E7490"/>
+          <w:rFonts w:ascii="Calibri" w:hAnsi="Calibri"/>
+          <w:b/>
+          <w:color w:val="1A365D"/>
+          <w:sz w:val="28"/>
         </w:rPr>
-        <w:t>5. Interactive Web NOC Dashboard &amp; User Workflows</w:t>
+        <w:t>2. The Core Industry Pain Points (What Happens WITHOUT DNMS)</w:t>
       </w:r>
     </w:p>
     <w:p>
+      <w:pPr>
+        <w:spacing w:before="40" w:after="80" w:line="276" w:lineRule="auto"/>
+      </w:pPr>
       <w:r>
-        <w:t>The frontend (visualization.html) provides an enterprise-grade Network Operations Center experience. The diagram below outlines the four primary user flows supported by the system:</w:t>
+        <w:t>Network downtime costs Fortune 500 enterprises an average of $300,000 to $1,000,000 per hour. When network incidents occur in modern environments, legacy tools fail systematically:</w:t>
       </w:r>
     </w:p>
     <w:p>
-      <w:r>
-        <w:drawing>
-          <wp:inline xmlns:a="http://schemas.openxmlformats.org/drawingml/2006/main" xmlns:pic="http://schemas.openxmlformats.org/drawingml/2006/picture">
-            <wp:extent cx="5943600" cy="2971800"/>
-            <wp:docPr id="5" name="Picture 5"/>
-            <wp:cNvGraphicFramePr>
-              <a:graphicFrameLocks noChangeAspect="1"/>
-            </wp:cNvGraphicFramePr>
-            <a:graphic>
-              <a:graphicData uri="http://schemas.openxmlformats.org/drawingml/2006/picture">
-                <pic:pic>
-                  <pic:nvPicPr>
-                    <pic:cNvPr id="0" name="user_flows.png"/>
-                    <pic:cNvPicPr/>
-                  </pic:nvPicPr>
-                  <pic:blipFill>
-                    <a:blip r:embed="rId13"/>
-                    <a:stretch>
-                      <a:fillRect/>
-                    </a:stretch>
-                  </pic:blipFill>
-                  <pic:spPr>
-                    <a:xfrm>
-                      <a:off x="0" y="0"/>
-                      <a:ext cx="5943600" cy="2971800"/>
-                    </a:xfrm>
-                    <a:prstGeom prst="rect"/>
-                  </pic:spPr>
-                </pic:pic>
-              </a:graphicData>
-            </a:graphic>
-          </wp:inline>
-        </w:drawing>
-      </w:r>
-    </w:p>
-    <w:p>
-      <w:pPr>
-        <w:jc w:val="center"/>
-      </w:pPr>
-      <w:r>
-        <w:rPr>
-          <w:i/>
-          <w:color w:val="64748B"/>
-          <w:sz w:val="17"/>
-        </w:rPr>
-        <w:t>Figure 5: Operator &amp; Evaluator Interactive User Workflows</w:t>
-      </w:r>
-    </w:p>
-    <w:p>
-      <w:r>
-        <w:t>Core features available to operators on the canvas:</w:t>
-      </w:r>
-    </w:p>
-    <w:p>
-      <w:pPr>
-        <w:pStyle w:val="ListBullet"/>
+      <w:pPr>
+        <w:spacing w:after="60"/>
+      </w:pPr>
+    </w:p>
+    <w:p>
+      <w:pPr>
+        <w:spacing w:before="40" w:after="80" w:line="276" w:lineRule="auto"/>
       </w:pPr>
       <w:r>
         <w:rPr>
           <w:b/>
         </w:rPr>
-        <w:t xml:space="preserve">Obsidian Dark Canvas with Radar Grid: </w:t>
+        <w:t>1. The ECMP Blind Spot (Hash Polarization):</w:t>
       </w:r>
+    </w:p>
+    <w:p>
+      <w:pPr>
+        <w:spacing w:before="40" w:after="80" w:line="276" w:lineRule="auto"/>
+      </w:pPr>
       <w:r>
-        <w:t>Designed for low-glare darkroom NOC monitoring with smooth D3.js pan, zoom, and node dragging physics.</w:t>
+        <w:t xml:space="preserve">   In modern datacenter fabrics, multiple equal-cost physical cables connect leaves to spines. Switches hash the IP 5-tuple (Src IP, Dst IP, Protocol, Src Port, Dst Port) to pick an outgoing link. Legacy ICMP Ping and MTR lack dynamic port variations, meaning 100% of diagnostic probes follow one single cable while the parallel cable silently drops 40% of production customer traffic.</w:t>
       </w:r>
     </w:p>
     <w:p>
       <w:pPr>
-        <w:pStyle w:val="ListBullet"/>
+        <w:spacing w:before="40" w:after="80" w:line="276" w:lineRule="auto"/>
+      </w:pPr>
+      <w:r>
+        <w:t xml:space="preserve">   -&gt; Result: The NOC dashboard shows 'All Green' while customer applications fail.</w:t>
+      </w:r>
+    </w:p>
+    <w:p>
+      <w:pPr>
+        <w:spacing w:after="60"/>
+      </w:pPr>
+    </w:p>
+    <w:p>
+      <w:pPr>
+        <w:spacing w:before="40" w:after="80" w:line="276" w:lineRule="auto"/>
       </w:pPr>
       <w:r>
         <w:rPr>
           <w:b/>
         </w:rPr>
-        <w:t xml:space="preserve">Floating Pill Badge Architecture: </w:t>
+        <w:t>2. SNMP/SSH Credential Overhead &amp; Vendor Silos:</w:t>
       </w:r>
+    </w:p>
+    <w:p>
+      <w:pPr>
+        <w:spacing w:before="40" w:after="80" w:line="276" w:lineRule="auto"/>
+      </w:pPr>
       <w:r>
-        <w:t>Nodes render dual-line frosted glass badges displaying human-friendly labels (node-01) and IP addresses (127.0.0.1) without visual collisions.</w:t>
+        <w:t xml:space="preserve">   Legacy tools (SolarWinds, Nagios, PRTG) require read/write SNMP communities or SSH credentials on every router. In multi-tenant clouds or modern zero-trust environments, security teams forbid sharing switch credentials with monitoring agents. Furthermore, mixed vendor fleets (Cisco, Arista, Juniper, Whitebox SONiC) format MIBs differently.</w:t>
       </w:r>
     </w:p>
     <w:p>
       <w:pPr>
-        <w:pStyle w:val="ListBullet"/>
+        <w:spacing w:before="40" w:after="80" w:line="276" w:lineRule="auto"/>
+      </w:pPr>
+      <w:r>
+        <w:t xml:space="preserve">   -&gt; Result: Massive operational friction, stale polling intervals (1-5 minutes), and high security attack surface.</w:t>
+      </w:r>
+    </w:p>
+    <w:p>
+      <w:pPr>
+        <w:spacing w:after="60"/>
+      </w:pPr>
+    </w:p>
+    <w:p>
+      <w:pPr>
+        <w:spacing w:before="40" w:after="80" w:line="276" w:lineRule="auto"/>
       </w:pPr>
       <w:r>
         <w:rPr>
           <w:b/>
         </w:rPr>
-        <w:t xml:space="preserve">Interactive Multi-Path (ECMP) Route Tracer: </w:t>
+        <w:t>3. Excessive Mean Time to Detect (MTTD) &amp; Mean Time to Resolve (MTTR):</w:t>
       </w:r>
+    </w:p>
+    <w:p>
+      <w:pPr>
+        <w:spacing w:before="40" w:after="80" w:line="276" w:lineRule="auto"/>
+      </w:pPr>
       <w:r>
-        <w:t>Clicking 'TRACE ROUTE' allows operators to select any Source and Destination. The UI calculates all available ECMP paths, highlights participating links in glowing gold, and dims unrelated nodes.</w:t>
+        <w:t xml:space="preserve">   When a fiber link experiences micro-flapping or dirty optical connectors, standard ICMP polling every 60 seconds completely misses the sub-second packet drop storms. Network engineers spend hours manually running traceroutes from different servers to triangulate the bad hop.</w:t>
       </w:r>
     </w:p>
     <w:p>
       <w:pPr>
-        <w:pStyle w:val="ListBullet"/>
+        <w:spacing w:before="40" w:after="80" w:line="276" w:lineRule="auto"/>
+      </w:pPr>
+      <w:r>
+        <w:t xml:space="preserve">   -&gt; Result: Prolonged outages, missed SLA penalties, and engineering burnout.</w:t>
+      </w:r>
+    </w:p>
+    <w:p>
+      <w:pPr>
+        <w:spacing w:after="60"/>
+      </w:pPr>
+    </w:p>
+    <w:p>
+      <w:pPr>
+        <w:spacing w:before="40" w:after="80" w:line="276" w:lineRule="auto"/>
       </w:pPr>
       <w:r>
         <w:rPr>
           <w:b/>
         </w:rPr>
-        <w:t xml:space="preserve">Full-Mesh N x N Latency Heatmap: </w:t>
+        <w:t>4. Lack of Real-Time Microsecond Packet Visibility:</w:t>
       </w:r>
+    </w:p>
+    <w:p>
+      <w:pPr>
+        <w:spacing w:before="40" w:after="80" w:line="276" w:lineRule="auto"/>
+      </w:pPr>
       <w:r>
-        <w:t>Clicking 'LATENCY MATRIX' displays an interactive color-coded matrix showing pairwise latencies across the entire cluster. Operators can click any cell to dispatch a test flow.</w:t>
+        <w:t xml:space="preserve">   Standard dashboards only show static charts with minute-level averages. Engineers debugging transient TCP retransmissions or BGP flaps have to manually log into Linux boxes and run 'tcpdump' or 'wireshark', which cannot be sustained at scale.</w:t>
       </w:r>
     </w:p>
     <w:p>
       <w:pPr>
-        <w:pStyle w:val="ListBullet"/>
+        <w:spacing w:before="40" w:after="80" w:line="276" w:lineRule="auto"/>
+      </w:pPr>
+      <w:r>
+        <w:t xml:space="preserve">   -&gt; Result: Inability to correlate physical topology state with packet-level streams.</w:t>
+      </w:r>
+    </w:p>
+    <w:p>
+      <w:pPr>
+        <w:spacing w:before="280" w:after="120"/>
+      </w:pPr>
+      <w:r>
+        <w:rPr>
+          <w:rFonts w:ascii="Calibri" w:hAnsi="Calibri"/>
+          <w:b/>
+          <w:color w:val="1A365D"/>
+          <w:sz w:val="28"/>
+        </w:rPr>
+        <w:t>3. Key Benefits &amp; Strategic Advantages (WITH DNMS)</w:t>
+      </w:r>
+    </w:p>
+    <w:p>
+      <w:pPr>
+        <w:spacing w:before="40" w:after="80" w:line="276" w:lineRule="auto"/>
+      </w:pPr>
+      <w:r>
+        <w:t>Deploying DNMS transforms network observability from a reactive troubleshooting burden into an autonomous, proactive mission-control platform:</w:t>
+      </w:r>
+    </w:p>
+    <w:p>
+      <w:pPr>
+        <w:spacing w:after="60"/>
+      </w:pPr>
+    </w:p>
+    <w:p>
+      <w:pPr>
+        <w:spacing w:before="40" w:after="80" w:line="276" w:lineRule="auto"/>
       </w:pPr>
       <w:r>
         <w:rPr>
           <w:b/>
         </w:rPr>
-        <w:t xml:space="preserve">In-Browser Embedded CLI Terminal: </w:t>
+        <w:t>1. Instantaneous Link Fault Pinpointing (Zero Credential Dependency):</w:t>
       </w:r>
+    </w:p>
+    <w:p>
+      <w:pPr>
+        <w:spacing w:before="40" w:after="80" w:line="276" w:lineRule="auto"/>
+      </w:pPr>
       <w:r>
-        <w:t>Pressing the backtick key (`) opens an integrated diagnostic shell supporting commands like 'status', 'peers', 'ping &lt;target&gt;', 'trace &lt;src&gt; &lt;dst&gt;', and 'chaos sever'.</w:t>
+        <w:t xml:space="preserve">   Because DNMS correlates end-to-end route loss with physical link membership mathematically, it highlights the exact faulty cable or switch in red ('FAULT SUSPECT') within 2-3 seconds, without ever needing an SSH key or SNMP community string on the intermediate routers.</w:t>
       </w:r>
     </w:p>
     <w:p>
       <w:pPr>
-        <w:pStyle w:val="ListBullet"/>
+        <w:spacing w:after="60"/>
+      </w:pPr>
+    </w:p>
+    <w:p>
+      <w:pPr>
+        <w:spacing w:before="40" w:after="80" w:line="276" w:lineRule="auto"/>
       </w:pPr>
       <w:r>
         <w:rPr>
           <w:b/>
         </w:rPr>
-        <w:t xml:space="preserve">Chaos Engineering Controls: </w:t>
+        <w:t>2. Complete Multi-Path Visibility:</w:t>
       </w:r>
+    </w:p>
+    <w:p>
+      <w:pPr>
+        <w:spacing w:before="40" w:after="80" w:line="276" w:lineRule="auto"/>
+      </w:pPr>
       <w:r>
-        <w:t>Directly from the top navigation bar, operators can sever active links, inject +120ms jitter spikes, or trigger 50-packet stress floods to test network resilience.</w:t>
+        <w:t xml:space="preserve">   By sweeping UDP source ports, DNMS exposes all parallel ECMP routes across spine-and-leaf switches. Operators can see both primary and alternate paths simultaneously on the interactive topology canvas.</w:t>
       </w:r>
     </w:p>
     <w:p>
       <w:pPr>
-        <w:pStyle w:val="Heading1"/>
-      </w:pPr>
-      <w:r>
-        <w:rPr>
-          <w:color w:val="0E7490"/>
-        </w:rPr>
-        <w:t>6. Step-by-Step Execution Guide &amp; Verification</w:t>
-      </w:r>
-    </w:p>
-    <w:p>
-      <w:pPr>
-        <w:pStyle w:val="Heading2"/>
-      </w:pPr>
-      <w:r>
-        <w:t>6.1 Launching the 4-Node Datacenter Cluster (1-Click)</w:t>
-      </w:r>
-    </w:p>
-    <w:p>
-      <w:r>
-        <w:t>Open PowerShell in the project directory and run:</w:t>
-      </w:r>
-    </w:p>
-    <w:p>
-      <w:pPr>
-        <w:pStyle w:val="Quote"/>
-      </w:pPr>
-      <w:r>
-        <w:t>.\start_cluster.ps1</w:t>
-      </w:r>
-    </w:p>
-    <w:p>
-      <w:r>
-        <w:t>This script automatically cleans up any previous instances, starts 4 interconnected nodes in WSL Ubuntu, initializes a Spine-and-Leaf datacenter topology fabric on Node 1, and opens visualization.html in your default web browser.</w:t>
-      </w:r>
-    </w:p>
-    <w:p>
-      <w:pPr>
-        <w:pStyle w:val="Heading2"/>
-      </w:pPr>
-      <w:r>
-        <w:t>6.2 Cluster Node Endpoints</w:t>
-      </w:r>
-    </w:p>
-    <w:tbl>
-      <w:tblPr>
-        <w:tblW w:type="auto" w:w="0"/>
-        <w:jc w:val="center"/>
-        <w:tblLook w:firstColumn="1" w:firstRow="1" w:lastColumn="0" w:lastRow="0" w:noHBand="0" w:noVBand="1" w:val="04A0"/>
-      </w:tblPr>
-      <w:tblGrid>
-        <w:gridCol w:w="1656"/>
-        <w:gridCol w:w="1656"/>
-        <w:gridCol w:w="1656"/>
-        <w:gridCol w:w="1656"/>
-        <w:gridCol w:w="1656"/>
-        <w:gridCol w:w="1656"/>
-      </w:tblGrid>
-      <w:tr>
-        <w:tc>
-          <w:tcPr>
-            <w:tcW w:type="dxa" w:w="1152"/>
-            <w:shd w:fill="1E293B"/>
-            <w:tcMar>
-              <w:top w:w="120" w:type="dxa"/>
-              <w:bottom w:w="120" w:type="dxa"/>
-              <w:left w:w="140" w:type="dxa"/>
-              <w:right w:w="140" w:type="dxa"/>
-            </w:tcMar>
-          </w:tcPr>
-          <w:p>
-            <w:pPr>
-              <w:jc w:val="left"/>
-            </w:pPr>
-            <w:r>
-              <w:rPr>
-                <w:rFonts w:ascii="Calibri" w:hAnsi="Calibri"/>
-                <w:b/>
-                <w:color w:val="FFFFFF"/>
-                <w:sz w:val="19"/>
-              </w:rPr>
-              <w:t>Node</w:t>
-            </w:r>
-          </w:p>
-        </w:tc>
-        <w:tc>
-          <w:tcPr>
-            <w:tcW w:type="dxa" w:w="2016"/>
-            <w:shd w:fill="1E293B"/>
-            <w:tcMar>
-              <w:top w:w="120" w:type="dxa"/>
-              <w:bottom w:w="120" w:type="dxa"/>
-              <w:left w:w="140" w:type="dxa"/>
-              <w:right w:w="140" w:type="dxa"/>
-            </w:tcMar>
-          </w:tcPr>
-          <w:p>
-            <w:pPr>
-              <w:jc w:val="left"/>
-            </w:pPr>
-            <w:r>
-              <w:rPr>
-                <w:rFonts w:ascii="Calibri" w:hAnsi="Calibri"/>
-                <w:b/>
-                <w:color w:val="FFFFFF"/>
-                <w:sz w:val="19"/>
-              </w:rPr>
-              <w:t>HTTP API</w:t>
-            </w:r>
-          </w:p>
-        </w:tc>
-        <w:tc>
-          <w:tcPr>
-            <w:tcW w:type="dxa" w:w="1296"/>
-            <w:shd w:fill="1E293B"/>
-            <w:tcMar>
-              <w:top w:w="120" w:type="dxa"/>
-              <w:bottom w:w="120" w:type="dxa"/>
-              <w:left w:w="140" w:type="dxa"/>
-              <w:right w:w="140" w:type="dxa"/>
-            </w:tcMar>
-          </w:tcPr>
-          <w:p>
-            <w:pPr>
-              <w:jc w:val="left"/>
-            </w:pPr>
-            <w:r>
-              <w:rPr>
-                <w:rFonts w:ascii="Calibri" w:hAnsi="Calibri"/>
-                <w:b/>
-                <w:color w:val="FFFFFF"/>
-                <w:sz w:val="19"/>
-              </w:rPr>
-              <w:t>IP Addr</w:t>
-            </w:r>
-          </w:p>
-        </w:tc>
-        <w:tc>
-          <w:tcPr>
-            <w:tcW w:type="dxa" w:w="1008"/>
-            <w:shd w:fill="1E293B"/>
-            <w:tcMar>
-              <w:top w:w="120" w:type="dxa"/>
-              <w:bottom w:w="120" w:type="dxa"/>
-              <w:left w:w="140" w:type="dxa"/>
-              <w:right w:w="140" w:type="dxa"/>
-            </w:tcMar>
-          </w:tcPr>
-          <w:p>
-            <w:pPr>
-              <w:jc w:val="left"/>
-            </w:pPr>
-            <w:r>
-              <w:rPr>
-                <w:rFonts w:ascii="Calibri" w:hAnsi="Calibri"/>
-                <w:b/>
-                <w:color w:val="FFFFFF"/>
-                <w:sz w:val="19"/>
-              </w:rPr>
-              <w:t>Gossip</w:t>
-            </w:r>
-          </w:p>
-        </w:tc>
-        <w:tc>
-          <w:tcPr>
-            <w:tcW w:type="dxa" w:w="1008"/>
-            <w:shd w:fill="1E293B"/>
-            <w:tcMar>
-              <w:top w:w="120" w:type="dxa"/>
-              <w:bottom w:w="120" w:type="dxa"/>
-              <w:left w:w="140" w:type="dxa"/>
-              <w:right w:w="140" w:type="dxa"/>
-            </w:tcMar>
-          </w:tcPr>
-          <w:p>
-            <w:pPr>
-              <w:jc w:val="left"/>
-            </w:pPr>
-            <w:r>
-              <w:rPr>
-                <w:rFonts w:ascii="Calibri" w:hAnsi="Calibri"/>
-                <w:b/>
-                <w:color w:val="FFFFFF"/>
-                <w:sz w:val="19"/>
-              </w:rPr>
-              <w:t>Ping Port</w:t>
-            </w:r>
-          </w:p>
-        </w:tc>
-        <w:tc>
-          <w:tcPr>
-            <w:tcW w:type="dxa" w:w="2880"/>
-            <w:shd w:fill="1E293B"/>
-            <w:tcMar>
-              <w:top w:w="120" w:type="dxa"/>
-              <w:bottom w:w="120" w:type="dxa"/>
-              <w:left w:w="140" w:type="dxa"/>
-              <w:right w:w="140" w:type="dxa"/>
-            </w:tcMar>
-          </w:tcPr>
-          <w:p>
-            <w:pPr>
-              <w:jc w:val="left"/>
-            </w:pPr>
-            <w:r>
-              <w:rPr>
-                <w:rFonts w:ascii="Calibri" w:hAnsi="Calibri"/>
-                <w:b/>
-                <w:color w:val="FFFFFF"/>
-                <w:sz w:val="19"/>
-              </w:rPr>
-              <w:t>Role</w:t>
-            </w:r>
-          </w:p>
-        </w:tc>
-      </w:tr>
-      <w:tr>
-        <w:tc>
-          <w:tcPr>
-            <w:tcW w:type="dxa" w:w="1152"/>
-            <w:shd w:fill="F8FAFC"/>
-            <w:tcMar>
-              <w:top w:w="100" w:type="dxa"/>
-              <w:bottom w:w="100" w:type="dxa"/>
-              <w:left w:w="140" w:type="dxa"/>
-              <w:right w:w="140" w:type="dxa"/>
-            </w:tcMar>
-          </w:tcPr>
-          <w:p>
-            <w:pPr>
-              <w:jc w:val="left"/>
-            </w:pPr>
-            <w:r>
-              <w:rPr>
-                <w:rFonts w:ascii="Calibri" w:hAnsi="Calibri"/>
-                <w:color w:val="1E293B"/>
-                <w:sz w:val="17"/>
-              </w:rPr>
-              <w:t>node1</w:t>
-            </w:r>
-          </w:p>
-        </w:tc>
-        <w:tc>
-          <w:tcPr>
-            <w:tcW w:type="dxa" w:w="2016"/>
-            <w:shd w:fill="F8FAFC"/>
-            <w:tcMar>
-              <w:top w:w="100" w:type="dxa"/>
-              <w:bottom w:w="100" w:type="dxa"/>
-              <w:left w:w="140" w:type="dxa"/>
-              <w:right w:w="140" w:type="dxa"/>
-            </w:tcMar>
-          </w:tcPr>
-          <w:p>
-            <w:pPr>
-              <w:jc w:val="left"/>
-            </w:pPr>
-            <w:r>
-              <w:rPr>
-                <w:rFonts w:ascii="Calibri" w:hAnsi="Calibri"/>
-                <w:color w:val="1E293B"/>
-                <w:sz w:val="17"/>
-              </w:rPr>
-              <w:t>http://localhost:12345</w:t>
-            </w:r>
-          </w:p>
-        </w:tc>
-        <w:tc>
-          <w:tcPr>
-            <w:tcW w:type="dxa" w:w="1296"/>
-            <w:shd w:fill="F8FAFC"/>
-            <w:tcMar>
-              <w:top w:w="100" w:type="dxa"/>
-              <w:bottom w:w="100" w:type="dxa"/>
-              <w:left w:w="140" w:type="dxa"/>
-              <w:right w:w="140" w:type="dxa"/>
-            </w:tcMar>
-          </w:tcPr>
-          <w:p>
-            <w:pPr>
-              <w:jc w:val="left"/>
-            </w:pPr>
-            <w:r>
-              <w:rPr>
-                <w:rFonts w:ascii="Calibri" w:hAnsi="Calibri"/>
-                <w:color w:val="1E293B"/>
-                <w:sz w:val="17"/>
-              </w:rPr>
-              <w:t>127.0.0.1</w:t>
-            </w:r>
-          </w:p>
-        </w:tc>
-        <w:tc>
-          <w:tcPr>
-            <w:tcW w:type="dxa" w:w="1008"/>
-            <w:shd w:fill="F8FAFC"/>
-            <w:tcMar>
-              <w:top w:w="100" w:type="dxa"/>
-              <w:bottom w:w="100" w:type="dxa"/>
-              <w:left w:w="140" w:type="dxa"/>
-              <w:right w:w="140" w:type="dxa"/>
-            </w:tcMar>
-          </w:tcPr>
-          <w:p>
-            <w:pPr>
-              <w:jc w:val="left"/>
-            </w:pPr>
-            <w:r>
-              <w:rPr>
-                <w:rFonts w:ascii="Calibri" w:hAnsi="Calibri"/>
-                <w:color w:val="1E293B"/>
-                <w:sz w:val="17"/>
-              </w:rPr>
-              <w:t>33434</w:t>
-            </w:r>
-          </w:p>
-        </w:tc>
-        <w:tc>
-          <w:tcPr>
-            <w:tcW w:type="dxa" w:w="1008"/>
-            <w:shd w:fill="F8FAFC"/>
-            <w:tcMar>
-              <w:top w:w="100" w:type="dxa"/>
-              <w:bottom w:w="100" w:type="dxa"/>
-              <w:left w:w="140" w:type="dxa"/>
-              <w:right w:w="140" w:type="dxa"/>
-            </w:tcMar>
-          </w:tcPr>
-          <w:p>
-            <w:pPr>
-              <w:jc w:val="left"/>
-            </w:pPr>
-            <w:r>
-              <w:rPr>
-                <w:rFonts w:ascii="Calibri" w:hAnsi="Calibri"/>
-                <w:color w:val="1E293B"/>
-                <w:sz w:val="17"/>
-              </w:rPr>
-              <w:t>33435</w:t>
-            </w:r>
-          </w:p>
-        </w:tc>
-        <w:tc>
-          <w:tcPr>
-            <w:tcW w:type="dxa" w:w="2880"/>
-            <w:shd w:fill="F8FAFC"/>
-            <w:tcMar>
-              <w:top w:w="100" w:type="dxa"/>
-              <w:bottom w:w="100" w:type="dxa"/>
-              <w:left w:w="140" w:type="dxa"/>
-              <w:right w:w="140" w:type="dxa"/>
-            </w:tcMar>
-          </w:tcPr>
-          <w:p>
-            <w:pPr>
-              <w:jc w:val="left"/>
-            </w:pPr>
-            <w:r>
-              <w:rPr>
-                <w:rFonts w:ascii="Calibri" w:hAnsi="Calibri"/>
-                <w:color w:val="1E293B"/>
-                <w:sz w:val="17"/>
-              </w:rPr>
-              <w:t>Spine-Leaf Datacenter Fabric Sim</w:t>
-            </w:r>
-          </w:p>
-        </w:tc>
-      </w:tr>
-      <w:tr>
-        <w:tc>
-          <w:tcPr>
-            <w:tcW w:type="dxa" w:w="1152"/>
-            <w:shd w:fill="FFFFFF"/>
-            <w:tcMar>
-              <w:top w:w="100" w:type="dxa"/>
-              <w:bottom w:w="100" w:type="dxa"/>
-              <w:left w:w="140" w:type="dxa"/>
-              <w:right w:w="140" w:type="dxa"/>
-            </w:tcMar>
-          </w:tcPr>
-          <w:p>
-            <w:pPr>
-              <w:jc w:val="left"/>
-            </w:pPr>
-            <w:r>
-              <w:rPr>
-                <w:rFonts w:ascii="Calibri" w:hAnsi="Calibri"/>
-                <w:color w:val="1E293B"/>
-                <w:sz w:val="17"/>
-              </w:rPr>
-              <w:t>node2</w:t>
-            </w:r>
-          </w:p>
-        </w:tc>
-        <w:tc>
-          <w:tcPr>
-            <w:tcW w:type="dxa" w:w="2016"/>
-            <w:shd w:fill="FFFFFF"/>
-            <w:tcMar>
-              <w:top w:w="100" w:type="dxa"/>
-              <w:bottom w:w="100" w:type="dxa"/>
-              <w:left w:w="140" w:type="dxa"/>
-              <w:right w:w="140" w:type="dxa"/>
-            </w:tcMar>
-          </w:tcPr>
-          <w:p>
-            <w:pPr>
-              <w:jc w:val="left"/>
-            </w:pPr>
-            <w:r>
-              <w:rPr>
-                <w:rFonts w:ascii="Calibri" w:hAnsi="Calibri"/>
-                <w:color w:val="1E293B"/>
-                <w:sz w:val="17"/>
-              </w:rPr>
-              <w:t>http://localhost:12346</w:t>
-            </w:r>
-          </w:p>
-        </w:tc>
-        <w:tc>
-          <w:tcPr>
-            <w:tcW w:type="dxa" w:w="1296"/>
-            <w:shd w:fill="FFFFFF"/>
-            <w:tcMar>
-              <w:top w:w="100" w:type="dxa"/>
-              <w:bottom w:w="100" w:type="dxa"/>
-              <w:left w:w="140" w:type="dxa"/>
-              <w:right w:w="140" w:type="dxa"/>
-            </w:tcMar>
-          </w:tcPr>
-          <w:p>
-            <w:pPr>
-              <w:jc w:val="left"/>
-            </w:pPr>
-            <w:r>
-              <w:rPr>
-                <w:rFonts w:ascii="Calibri" w:hAnsi="Calibri"/>
-                <w:color w:val="1E293B"/>
-                <w:sz w:val="17"/>
-              </w:rPr>
-              <w:t>127.0.0.2</w:t>
-            </w:r>
-          </w:p>
-        </w:tc>
-        <w:tc>
-          <w:tcPr>
-            <w:tcW w:type="dxa" w:w="1008"/>
-            <w:shd w:fill="FFFFFF"/>
-            <w:tcMar>
-              <w:top w:w="100" w:type="dxa"/>
-              <w:bottom w:w="100" w:type="dxa"/>
-              <w:left w:w="140" w:type="dxa"/>
-              <w:right w:w="140" w:type="dxa"/>
-            </w:tcMar>
-          </w:tcPr>
-          <w:p>
-            <w:pPr>
-              <w:jc w:val="left"/>
-            </w:pPr>
-            <w:r>
-              <w:rPr>
-                <w:rFonts w:ascii="Calibri" w:hAnsi="Calibri"/>
-                <w:color w:val="1E293B"/>
-                <w:sz w:val="17"/>
-              </w:rPr>
-              <w:t>33434</w:t>
-            </w:r>
-          </w:p>
-        </w:tc>
-        <w:tc>
-          <w:tcPr>
-            <w:tcW w:type="dxa" w:w="1008"/>
-            <w:shd w:fill="FFFFFF"/>
-            <w:tcMar>
-              <w:top w:w="100" w:type="dxa"/>
-              <w:bottom w:w="100" w:type="dxa"/>
-              <w:left w:w="140" w:type="dxa"/>
-              <w:right w:w="140" w:type="dxa"/>
-            </w:tcMar>
-          </w:tcPr>
-          <w:p>
-            <w:pPr>
-              <w:jc w:val="left"/>
-            </w:pPr>
-            <w:r>
-              <w:rPr>
-                <w:rFonts w:ascii="Calibri" w:hAnsi="Calibri"/>
-                <w:color w:val="1E293B"/>
-                <w:sz w:val="17"/>
-              </w:rPr>
-              <w:t>33435</w:t>
-            </w:r>
-          </w:p>
-        </w:tc>
-        <w:tc>
-          <w:tcPr>
-            <w:tcW w:type="dxa" w:w="2880"/>
-            <w:shd w:fill="FFFFFF"/>
-            <w:tcMar>
-              <w:top w:w="100" w:type="dxa"/>
-              <w:bottom w:w="100" w:type="dxa"/>
-              <w:left w:w="140" w:type="dxa"/>
-              <w:right w:w="140" w:type="dxa"/>
-            </w:tcMar>
-          </w:tcPr>
-          <w:p>
-            <w:pPr>
-              <w:jc w:val="left"/>
-            </w:pPr>
-            <w:r>
-              <w:rPr>
-                <w:rFonts w:ascii="Calibri" w:hAnsi="Calibri"/>
-                <w:color w:val="1E293B"/>
-                <w:sz w:val="17"/>
-              </w:rPr>
-              <w:t>Cluster Edge Member</w:t>
-            </w:r>
-          </w:p>
-        </w:tc>
-      </w:tr>
-      <w:tr>
-        <w:tc>
-          <w:tcPr>
-            <w:tcW w:type="dxa" w:w="1152"/>
-            <w:shd w:fill="F8FAFC"/>
-            <w:tcMar>
-              <w:top w:w="100" w:type="dxa"/>
-              <w:bottom w:w="100" w:type="dxa"/>
-              <w:left w:w="140" w:type="dxa"/>
-              <w:right w:w="140" w:type="dxa"/>
-            </w:tcMar>
-          </w:tcPr>
-          <w:p>
-            <w:pPr>
-              <w:jc w:val="left"/>
-            </w:pPr>
-            <w:r>
-              <w:rPr>
-                <w:rFonts w:ascii="Calibri" w:hAnsi="Calibri"/>
-                <w:color w:val="1E293B"/>
-                <w:sz w:val="17"/>
-              </w:rPr>
-              <w:t>node3</w:t>
-            </w:r>
-          </w:p>
-        </w:tc>
-        <w:tc>
-          <w:tcPr>
-            <w:tcW w:type="dxa" w:w="2016"/>
-            <w:shd w:fill="F8FAFC"/>
-            <w:tcMar>
-              <w:top w:w="100" w:type="dxa"/>
-              <w:bottom w:w="100" w:type="dxa"/>
-              <w:left w:w="140" w:type="dxa"/>
-              <w:right w:w="140" w:type="dxa"/>
-            </w:tcMar>
-          </w:tcPr>
-          <w:p>
-            <w:pPr>
-              <w:jc w:val="left"/>
-            </w:pPr>
-            <w:r>
-              <w:rPr>
-                <w:rFonts w:ascii="Calibri" w:hAnsi="Calibri"/>
-                <w:color w:val="1E293B"/>
-                <w:sz w:val="17"/>
-              </w:rPr>
-              <w:t>http://localhost:12347</w:t>
-            </w:r>
-          </w:p>
-        </w:tc>
-        <w:tc>
-          <w:tcPr>
-            <w:tcW w:type="dxa" w:w="1296"/>
-            <w:shd w:fill="F8FAFC"/>
-            <w:tcMar>
-              <w:top w:w="100" w:type="dxa"/>
-              <w:bottom w:w="100" w:type="dxa"/>
-              <w:left w:w="140" w:type="dxa"/>
-              <w:right w:w="140" w:type="dxa"/>
-            </w:tcMar>
-          </w:tcPr>
-          <w:p>
-            <w:pPr>
-              <w:jc w:val="left"/>
-            </w:pPr>
-            <w:r>
-              <w:rPr>
-                <w:rFonts w:ascii="Calibri" w:hAnsi="Calibri"/>
-                <w:color w:val="1E293B"/>
-                <w:sz w:val="17"/>
-              </w:rPr>
-              <w:t>127.0.0.3</w:t>
-            </w:r>
-          </w:p>
-        </w:tc>
-        <w:tc>
-          <w:tcPr>
-            <w:tcW w:type="dxa" w:w="1008"/>
-            <w:shd w:fill="F8FAFC"/>
-            <w:tcMar>
-              <w:top w:w="100" w:type="dxa"/>
-              <w:bottom w:w="100" w:type="dxa"/>
-              <w:left w:w="140" w:type="dxa"/>
-              <w:right w:w="140" w:type="dxa"/>
-            </w:tcMar>
-          </w:tcPr>
-          <w:p>
-            <w:pPr>
-              <w:jc w:val="left"/>
-            </w:pPr>
-            <w:r>
-              <w:rPr>
-                <w:rFonts w:ascii="Calibri" w:hAnsi="Calibri"/>
-                <w:color w:val="1E293B"/>
-                <w:sz w:val="17"/>
-              </w:rPr>
-              <w:t>33434</w:t>
-            </w:r>
-          </w:p>
-        </w:tc>
-        <w:tc>
-          <w:tcPr>
-            <w:tcW w:type="dxa" w:w="1008"/>
-            <w:shd w:fill="F8FAFC"/>
-            <w:tcMar>
-              <w:top w:w="100" w:type="dxa"/>
-              <w:bottom w:w="100" w:type="dxa"/>
-              <w:left w:w="140" w:type="dxa"/>
-              <w:right w:w="140" w:type="dxa"/>
-            </w:tcMar>
-          </w:tcPr>
-          <w:p>
-            <w:pPr>
-              <w:jc w:val="left"/>
-            </w:pPr>
-            <w:r>
-              <w:rPr>
-                <w:rFonts w:ascii="Calibri" w:hAnsi="Calibri"/>
-                <w:color w:val="1E293B"/>
-                <w:sz w:val="17"/>
-              </w:rPr>
-              <w:t>33435</w:t>
-            </w:r>
-          </w:p>
-        </w:tc>
-        <w:tc>
-          <w:tcPr>
-            <w:tcW w:type="dxa" w:w="2880"/>
-            <w:shd w:fill="F8FAFC"/>
-            <w:tcMar>
-              <w:top w:w="100" w:type="dxa"/>
-              <w:bottom w:w="100" w:type="dxa"/>
-              <w:left w:w="140" w:type="dxa"/>
-              <w:right w:w="140" w:type="dxa"/>
-            </w:tcMar>
-          </w:tcPr>
-          <w:p>
-            <w:pPr>
-              <w:jc w:val="left"/>
-            </w:pPr>
-            <w:r>
-              <w:rPr>
-                <w:rFonts w:ascii="Calibri" w:hAnsi="Calibri"/>
-                <w:color w:val="1E293B"/>
-                <w:sz w:val="17"/>
-              </w:rPr>
-              <w:t>Cluster Edge Member</w:t>
-            </w:r>
-          </w:p>
-        </w:tc>
-      </w:tr>
-      <w:tr>
-        <w:tc>
-          <w:tcPr>
-            <w:tcW w:type="dxa" w:w="1152"/>
-            <w:shd w:fill="FFFFFF"/>
-            <w:tcMar>
-              <w:top w:w="100" w:type="dxa"/>
-              <w:bottom w:w="100" w:type="dxa"/>
-              <w:left w:w="140" w:type="dxa"/>
-              <w:right w:w="140" w:type="dxa"/>
-            </w:tcMar>
-          </w:tcPr>
-          <w:p>
-            <w:pPr>
-              <w:jc w:val="left"/>
-            </w:pPr>
-            <w:r>
-              <w:rPr>
-                <w:rFonts w:ascii="Calibri" w:hAnsi="Calibri"/>
-                <w:color w:val="1E293B"/>
-                <w:sz w:val="17"/>
-              </w:rPr>
-              <w:t>node4</w:t>
-            </w:r>
-          </w:p>
-        </w:tc>
-        <w:tc>
-          <w:tcPr>
-            <w:tcW w:type="dxa" w:w="2016"/>
-            <w:shd w:fill="FFFFFF"/>
-            <w:tcMar>
-              <w:top w:w="100" w:type="dxa"/>
-              <w:bottom w:w="100" w:type="dxa"/>
-              <w:left w:w="140" w:type="dxa"/>
-              <w:right w:w="140" w:type="dxa"/>
-            </w:tcMar>
-          </w:tcPr>
-          <w:p>
-            <w:pPr>
-              <w:jc w:val="left"/>
-            </w:pPr>
-            <w:r>
-              <w:rPr>
-                <w:rFonts w:ascii="Calibri" w:hAnsi="Calibri"/>
-                <w:color w:val="1E293B"/>
-                <w:sz w:val="17"/>
-              </w:rPr>
-              <w:t>http://localhost:12348</w:t>
-            </w:r>
-          </w:p>
-        </w:tc>
-        <w:tc>
-          <w:tcPr>
-            <w:tcW w:type="dxa" w:w="1296"/>
-            <w:shd w:fill="FFFFFF"/>
-            <w:tcMar>
-              <w:top w:w="100" w:type="dxa"/>
-              <w:bottom w:w="100" w:type="dxa"/>
-              <w:left w:w="140" w:type="dxa"/>
-              <w:right w:w="140" w:type="dxa"/>
-            </w:tcMar>
-          </w:tcPr>
-          <w:p>
-            <w:pPr>
-              <w:jc w:val="left"/>
-            </w:pPr>
-            <w:r>
-              <w:rPr>
-                <w:rFonts w:ascii="Calibri" w:hAnsi="Calibri"/>
-                <w:color w:val="1E293B"/>
-                <w:sz w:val="17"/>
-              </w:rPr>
-              <w:t>127.0.0.4</w:t>
-            </w:r>
-          </w:p>
-        </w:tc>
-        <w:tc>
-          <w:tcPr>
-            <w:tcW w:type="dxa" w:w="1008"/>
-            <w:shd w:fill="FFFFFF"/>
-            <w:tcMar>
-              <w:top w:w="100" w:type="dxa"/>
-              <w:bottom w:w="100" w:type="dxa"/>
-              <w:left w:w="140" w:type="dxa"/>
-              <w:right w:w="140" w:type="dxa"/>
-            </w:tcMar>
-          </w:tcPr>
-          <w:p>
-            <w:pPr>
-              <w:jc w:val="left"/>
-            </w:pPr>
-            <w:r>
-              <w:rPr>
-                <w:rFonts w:ascii="Calibri" w:hAnsi="Calibri"/>
-                <w:color w:val="1E293B"/>
-                <w:sz w:val="17"/>
-              </w:rPr>
-              <w:t>33434</w:t>
-            </w:r>
-          </w:p>
-        </w:tc>
-        <w:tc>
-          <w:tcPr>
-            <w:tcW w:type="dxa" w:w="1008"/>
-            <w:shd w:fill="FFFFFF"/>
-            <w:tcMar>
-              <w:top w:w="100" w:type="dxa"/>
-              <w:bottom w:w="100" w:type="dxa"/>
-              <w:left w:w="140" w:type="dxa"/>
-              <w:right w:w="140" w:type="dxa"/>
-            </w:tcMar>
-          </w:tcPr>
-          <w:p>
-            <w:pPr>
-              <w:jc w:val="left"/>
-            </w:pPr>
-            <w:r>
-              <w:rPr>
-                <w:rFonts w:ascii="Calibri" w:hAnsi="Calibri"/>
-                <w:color w:val="1E293B"/>
-                <w:sz w:val="17"/>
-              </w:rPr>
-              <w:t>33435</w:t>
-            </w:r>
-          </w:p>
-        </w:tc>
-        <w:tc>
-          <w:tcPr>
-            <w:tcW w:type="dxa" w:w="2880"/>
-            <w:shd w:fill="FFFFFF"/>
-            <w:tcMar>
-              <w:top w:w="100" w:type="dxa"/>
-              <w:bottom w:w="100" w:type="dxa"/>
-              <w:left w:w="140" w:type="dxa"/>
-              <w:right w:w="140" w:type="dxa"/>
-            </w:tcMar>
-          </w:tcPr>
-          <w:p>
-            <w:pPr>
-              <w:jc w:val="left"/>
-            </w:pPr>
-            <w:r>
-              <w:rPr>
-                <w:rFonts w:ascii="Calibri" w:hAnsi="Calibri"/>
-                <w:color w:val="1E293B"/>
-                <w:sz w:val="17"/>
-              </w:rPr>
-              <w:t>Cluster Edge Member</w:t>
-            </w:r>
-          </w:p>
-        </w:tc>
-      </w:tr>
-    </w:tbl>
-    <w:p>
-      <w:pPr>
-        <w:spacing w:after="120"/>
-      </w:pPr>
-    </w:p>
-    <w:p>
-      <w:pPr>
-        <w:pStyle w:val="Heading2"/>
-      </w:pPr>
-      <w:r>
-        <w:t>6.3 Telemetry &amp; REST API Verification Table</w:t>
-      </w:r>
-    </w:p>
-    <w:p>
-      <w:r>
-        <w:t>While the cluster is running, test endpoints using curl or PowerShell:</w:t>
-      </w:r>
-    </w:p>
-    <w:tbl>
-      <w:tblPr>
-        <w:tblW w:type="auto" w:w="0"/>
-        <w:jc w:val="center"/>
-        <w:tblLook w:firstColumn="1" w:firstRow="1" w:lastColumn="0" w:lastRow="0" w:noHBand="0" w:noVBand="1" w:val="04A0"/>
-      </w:tblPr>
-      <w:tblGrid>
-        <w:gridCol w:w="4968"/>
-        <w:gridCol w:w="4968"/>
-      </w:tblGrid>
-      <w:tr>
-        <w:tc>
-          <w:tcPr>
-            <w:tcW w:type="dxa" w:w="4320"/>
-            <w:shd w:fill="1E293B"/>
-            <w:tcMar>
-              <w:top w:w="120" w:type="dxa"/>
-              <w:bottom w:w="120" w:type="dxa"/>
-              <w:left w:w="140" w:type="dxa"/>
-              <w:right w:w="140" w:type="dxa"/>
-            </w:tcMar>
-          </w:tcPr>
-          <w:p>
-            <w:pPr>
-              <w:jc w:val="left"/>
-            </w:pPr>
-            <w:r>
-              <w:rPr>
-                <w:rFonts w:ascii="Calibri" w:hAnsi="Calibri"/>
-                <w:b/>
-                <w:color w:val="FFFFFF"/>
-                <w:sz w:val="19"/>
-              </w:rPr>
-              <w:t>Curl Command</w:t>
-            </w:r>
-          </w:p>
-        </w:tc>
-        <w:tc>
-          <w:tcPr>
-            <w:tcW w:type="dxa" w:w="5040"/>
-            <w:shd w:fill="1E293B"/>
-            <w:tcMar>
-              <w:top w:w="120" w:type="dxa"/>
-              <w:bottom w:w="120" w:type="dxa"/>
-              <w:left w:w="140" w:type="dxa"/>
-              <w:right w:w="140" w:type="dxa"/>
-            </w:tcMar>
-          </w:tcPr>
-          <w:p>
-            <w:pPr>
-              <w:jc w:val="left"/>
-            </w:pPr>
-            <w:r>
-              <w:rPr>
-                <w:rFonts w:ascii="Calibri" w:hAnsi="Calibri"/>
-                <w:b/>
-                <w:color w:val="FFFFFF"/>
-                <w:sz w:val="19"/>
-              </w:rPr>
-              <w:t>Expected Output / Verification</w:t>
-            </w:r>
-          </w:p>
-        </w:tc>
-      </w:tr>
-      <w:tr>
-        <w:tc>
-          <w:tcPr>
-            <w:tcW w:type="dxa" w:w="4320"/>
-            <w:shd w:fill="F8FAFC"/>
-            <w:tcMar>
-              <w:top w:w="100" w:type="dxa"/>
-              <w:bottom w:w="100" w:type="dxa"/>
-              <w:left w:w="140" w:type="dxa"/>
-              <w:right w:w="140" w:type="dxa"/>
-            </w:tcMar>
-          </w:tcPr>
-          <w:p>
-            <w:pPr>
-              <w:jc w:val="left"/>
-            </w:pPr>
-            <w:r>
-              <w:rPr>
-                <w:rFonts w:ascii="Calibri" w:hAnsi="Calibri"/>
-                <w:color w:val="1E293B"/>
-                <w:sz w:val="17"/>
-              </w:rPr>
-              <w:t>curl http://localhost:12345/v1/info</w:t>
-            </w:r>
-          </w:p>
-        </w:tc>
-        <w:tc>
-          <w:tcPr>
-            <w:tcW w:type="dxa" w:w="5040"/>
-            <w:shd w:fill="F8FAFC"/>
-            <w:tcMar>
-              <w:top w:w="100" w:type="dxa"/>
-              <w:bottom w:w="100" w:type="dxa"/>
-              <w:left w:w="140" w:type="dxa"/>
-              <w:right w:w="140" w:type="dxa"/>
-            </w:tcMar>
-          </w:tcPr>
-          <w:p>
-            <w:pPr>
-              <w:jc w:val="left"/>
-            </w:pPr>
-            <w:r>
-              <w:rPr>
-                <w:rFonts w:ascii="Calibri" w:hAnsi="Calibri"/>
-                <w:color w:val="1E293B"/>
-                <w:sz w:val="17"/>
-              </w:rPr>
-              <w:t>Outputs local node identity and IP: {"addr":"127.0.0.1","name":"node1"}</w:t>
-            </w:r>
-          </w:p>
-        </w:tc>
-      </w:tr>
-      <w:tr>
-        <w:tc>
-          <w:tcPr>
-            <w:tcW w:type="dxa" w:w="4320"/>
-            <w:shd w:fill="FFFFFF"/>
-            <w:tcMar>
-              <w:top w:w="100" w:type="dxa"/>
-              <w:bottom w:w="100" w:type="dxa"/>
-              <w:left w:w="140" w:type="dxa"/>
-              <w:right w:w="140" w:type="dxa"/>
-            </w:tcMar>
-          </w:tcPr>
-          <w:p>
-            <w:pPr>
-              <w:jc w:val="left"/>
-            </w:pPr>
-            <w:r>
-              <w:rPr>
-                <w:rFonts w:ascii="Calibri" w:hAnsi="Calibri"/>
-                <w:color w:val="1E293B"/>
-                <w:sz w:val="17"/>
-              </w:rPr>
-              <w:t>curl http://localhost:12345/v1/mapper/peers</w:t>
-            </w:r>
-          </w:p>
-        </w:tc>
-        <w:tc>
-          <w:tcPr>
-            <w:tcW w:type="dxa" w:w="5040"/>
-            <w:shd w:fill="FFFFFF"/>
-            <w:tcMar>
-              <w:top w:w="100" w:type="dxa"/>
-              <w:bottom w:w="100" w:type="dxa"/>
-              <w:left w:w="140" w:type="dxa"/>
-              <w:right w:w="140" w:type="dxa"/>
-            </w:tcMar>
-          </w:tcPr>
-          <w:p>
-            <w:pPr>
-              <w:jc w:val="left"/>
-            </w:pPr>
-            <w:r>
-              <w:rPr>
-                <w:rFonts w:ascii="Calibri" w:hAnsi="Calibri"/>
-                <w:color w:val="1E293B"/>
-                <w:sz w:val="17"/>
-              </w:rPr>
-              <w:t>Returns JSON list of all discovered gossip peers and port numbers.</w:t>
-            </w:r>
-          </w:p>
-        </w:tc>
-      </w:tr>
-      <w:tr>
-        <w:tc>
-          <w:tcPr>
-            <w:tcW w:type="dxa" w:w="4320"/>
-            <w:shd w:fill="F8FAFC"/>
-            <w:tcMar>
-              <w:top w:w="100" w:type="dxa"/>
-              <w:bottom w:w="100" w:type="dxa"/>
-              <w:left w:w="140" w:type="dxa"/>
-              <w:right w:w="140" w:type="dxa"/>
-            </w:tcMar>
-          </w:tcPr>
-          <w:p>
-            <w:pPr>
-              <w:jc w:val="left"/>
-            </w:pPr>
-            <w:r>
-              <w:rPr>
-                <w:rFonts w:ascii="Calibri" w:hAnsi="Calibri"/>
-                <w:color w:val="1E293B"/>
-                <w:sz w:val="17"/>
-              </w:rPr>
-              <w:t>curl http://localhost:12345/metrics</w:t>
-            </w:r>
-          </w:p>
-        </w:tc>
-        <w:tc>
-          <w:tcPr>
-            <w:tcW w:type="dxa" w:w="5040"/>
-            <w:shd w:fill="F8FAFC"/>
-            <w:tcMar>
-              <w:top w:w="100" w:type="dxa"/>
-              <w:bottom w:w="100" w:type="dxa"/>
-              <w:left w:w="140" w:type="dxa"/>
-              <w:right w:w="140" w:type="dxa"/>
-            </w:tcMar>
-          </w:tcPr>
-          <w:p>
-            <w:pPr>
-              <w:jc w:val="left"/>
-            </w:pPr>
-            <w:r>
-              <w:rPr>
-                <w:rFonts w:ascii="Calibri" w:hAnsi="Calibri"/>
-                <w:color w:val="1E293B"/>
-                <w:sz w:val="17"/>
-              </w:rPr>
-              <w:t>Streams standard Prometheus metrics (dnms_cluster_members_total, etc.).</w:t>
-            </w:r>
-          </w:p>
-        </w:tc>
-      </w:tr>
-      <w:tr>
-        <w:tc>
-          <w:tcPr>
-            <w:tcW w:type="dxa" w:w="4320"/>
-            <w:shd w:fill="FFFFFF"/>
-            <w:tcMar>
-              <w:top w:w="100" w:type="dxa"/>
-              <w:bottom w:w="100" w:type="dxa"/>
-              <w:left w:w="140" w:type="dxa"/>
-              <w:right w:w="140" w:type="dxa"/>
-            </w:tcMar>
-          </w:tcPr>
-          <w:p>
-            <w:pPr>
-              <w:jc w:val="left"/>
-            </w:pPr>
-            <w:r>
-              <w:rPr>
-                <w:rFonts w:ascii="Calibri" w:hAnsi="Calibri"/>
-                <w:color w:val="1E293B"/>
-                <w:sz w:val="17"/>
-              </w:rPr>
-              <w:t>curl http://localhost:12345/v1/graph/routes</w:t>
-            </w:r>
-          </w:p>
-        </w:tc>
-        <w:tc>
-          <w:tcPr>
-            <w:tcW w:type="dxa" w:w="5040"/>
-            <w:shd w:fill="FFFFFF"/>
-            <w:tcMar>
-              <w:top w:w="100" w:type="dxa"/>
-              <w:bottom w:w="100" w:type="dxa"/>
-              <w:left w:w="140" w:type="dxa"/>
-              <w:right w:w="140" w:type="dxa"/>
-            </w:tcMar>
-          </w:tcPr>
-          <w:p>
-            <w:pPr>
-              <w:jc w:val="left"/>
-            </w:pPr>
-            <w:r>
-              <w:rPr>
-                <w:rFonts w:ascii="Calibri" w:hAnsi="Calibri"/>
-                <w:color w:val="1E293B"/>
-                <w:sz w:val="17"/>
-              </w:rPr>
-              <w:t>Returns all discovered ECMP multi-paths with median/P99 latency.</w:t>
-            </w:r>
-          </w:p>
-        </w:tc>
-      </w:tr>
-      <w:tr>
-        <w:tc>
-          <w:tcPr>
-            <w:tcW w:type="dxa" w:w="4320"/>
-            <w:shd w:fill="F8FAFC"/>
-            <w:tcMar>
-              <w:top w:w="100" w:type="dxa"/>
-              <w:bottom w:w="100" w:type="dxa"/>
-              <w:left w:w="140" w:type="dxa"/>
-              <w:right w:w="140" w:type="dxa"/>
-            </w:tcMar>
-          </w:tcPr>
-          <w:p>
-            <w:pPr>
-              <w:jc w:val="left"/>
-            </w:pPr>
-            <w:r>
-              <w:rPr>
-                <w:rFonts w:ascii="Calibri" w:hAnsi="Calibri"/>
-                <w:color w:val="1E293B"/>
-                <w:sz w:val="17"/>
-              </w:rPr>
-              <w:t>curl http://localhost:12345/v1/graph/edges/health</w:t>
-            </w:r>
-          </w:p>
-        </w:tc>
-        <w:tc>
-          <w:tcPr>
-            <w:tcW w:type="dxa" w:w="5040"/>
-            <w:shd w:fill="F8FAFC"/>
-            <w:tcMar>
-              <w:top w:w="100" w:type="dxa"/>
-              <w:bottom w:w="100" w:type="dxa"/>
-              <w:left w:w="140" w:type="dxa"/>
-              <w:right w:w="140" w:type="dxa"/>
-            </w:tcMar>
-          </w:tcPr>
-          <w:p>
-            <w:pPr>
-              <w:jc w:val="left"/>
-            </w:pPr>
-            <w:r>
-              <w:rPr>
-                <w:rFonts w:ascii="Calibri" w:hAnsi="Calibri"/>
-                <w:color w:val="1E293B"/>
-                <w:sz w:val="17"/>
-              </w:rPr>
-              <w:t>Outputs link fault attribution table sorted by suspicion descending.</w:t>
-            </w:r>
-          </w:p>
-        </w:tc>
-      </w:tr>
-      <w:tr>
-        <w:tc>
-          <w:tcPr>
-            <w:tcW w:type="dxa" w:w="4320"/>
-            <w:shd w:fill="FFFFFF"/>
-            <w:tcMar>
-              <w:top w:w="100" w:type="dxa"/>
-              <w:bottom w:w="100" w:type="dxa"/>
-              <w:left w:w="140" w:type="dxa"/>
-              <w:right w:w="140" w:type="dxa"/>
-            </w:tcMar>
-          </w:tcPr>
-          <w:p>
-            <w:pPr>
-              <w:jc w:val="left"/>
-            </w:pPr>
-            <w:r>
-              <w:rPr>
-                <w:rFonts w:ascii="Calibri" w:hAnsi="Calibri"/>
-                <w:color w:val="1E293B"/>
-                <w:sz w:val="17"/>
-              </w:rPr>
-              <w:t>curl http://localhost:12345/v1/events/graph</w:t>
-            </w:r>
-          </w:p>
-        </w:tc>
-        <w:tc>
-          <w:tcPr>
-            <w:tcW w:type="dxa" w:w="5040"/>
-            <w:shd w:fill="FFFFFF"/>
-            <w:tcMar>
-              <w:top w:w="100" w:type="dxa"/>
-              <w:bottom w:w="100" w:type="dxa"/>
-              <w:left w:w="140" w:type="dxa"/>
-              <w:right w:w="140" w:type="dxa"/>
-            </w:tcMar>
-          </w:tcPr>
-          <w:p>
-            <w:pPr>
-              <w:jc w:val="left"/>
-            </w:pPr>
-            <w:r>
-              <w:rPr>
-                <w:rFonts w:ascii="Calibri" w:hAnsi="Calibri"/>
-                <w:color w:val="1E293B"/>
-                <w:sz w:val="17"/>
-              </w:rPr>
-              <w:t>Opens persistent Server-Sent Events (SSE) stream of topology updates.</w:t>
-            </w:r>
-          </w:p>
-        </w:tc>
-      </w:tr>
-    </w:tbl>
-    <w:p>
-      <w:pPr>
-        <w:spacing w:after="120"/>
-      </w:pPr>
-    </w:p>
-    <w:p>
-      <w:pPr>
-        <w:pStyle w:val="Heading2"/>
-      </w:pPr>
-      <w:r>
-        <w:t>6.4 Standalone Go Diagnostic CLI (dnms-cli)</w:t>
-      </w:r>
-    </w:p>
-    <w:p>
-      <w:r>
-        <w:t>Operators can also perform headless diagnostics directly from the command line:</w:t>
-      </w:r>
-    </w:p>
-    <w:p>
-      <w:pPr>
-        <w:pStyle w:val="ListBullet"/>
+        <w:spacing w:after="60"/>
+      </w:pPr>
+    </w:p>
+    <w:p>
+      <w:pPr>
+        <w:spacing w:before="40" w:after="80" w:line="276" w:lineRule="auto"/>
       </w:pPr>
       <w:r>
         <w:rPr>
           <w:b/>
         </w:rPr>
-        <w:t xml:space="preserve">./dnms-cli status : </w:t>
+        <w:t>3. Sub-Second Metric Convergence &amp; Fast-Recovery Engine:</w:t>
       </w:r>
+    </w:p>
+    <w:p>
+      <w:pPr>
+        <w:spacing w:before="40" w:after="80" w:line="276" w:lineRule="auto"/>
+      </w:pPr>
       <w:r>
-        <w:t>Outputs formatted ASCII health summary of the local node.</w:t>
+        <w:t xml:space="preserve">   Unlike legacy ring buffers that keep showing false alarms for minutes after a link is repaired, DNMS features an active Metric Ring Reset engine. As soon as an administrative repair or physical restoration occurs, route metrics immediately flush stale failures, dropping the suspicion score back to 0.0% within 1 second.</w:t>
       </w:r>
     </w:p>
     <w:p>
       <w:pPr>
-        <w:pStyle w:val="ListBullet"/>
+        <w:spacing w:after="60"/>
+      </w:pPr>
+    </w:p>
+    <w:p>
+      <w:pPr>
+        <w:spacing w:before="40" w:after="80" w:line="276" w:lineRule="auto"/>
       </w:pPr>
       <w:r>
         <w:rPr>
           <w:b/>
         </w:rPr>
-        <w:t xml:space="preserve">./dnms-cli peers : </w:t>
+        <w:t>4. Integrated Wireshark Live Packet Dissector Dock:</w:t>
       </w:r>
+    </w:p>
+    <w:p>
+      <w:pPr>
+        <w:spacing w:before="40" w:after="80" w:line="276" w:lineRule="auto"/>
+      </w:pPr>
       <w:r>
-        <w:t>Displays tabular list of discovered gossip peers and ports.</w:t>
+        <w:t xml:space="preserve">   Engineers have access to a built-in packet dissector dock displaying every packet's microsecond timestamp, source/destination ports, protocol (ICMP, TCP, UDP, SWIM, BGP), frame length, and deep protocol info. Engineers can filter by protocol, freeze the stream, or inspect packet contents without leaving the browser.</w:t>
       </w:r>
     </w:p>
     <w:p>
       <w:pPr>
-        <w:pStyle w:val="ListBullet"/>
+        <w:spacing w:after="60"/>
+      </w:pPr>
+    </w:p>
+    <w:p>
+      <w:pPr>
+        <w:spacing w:before="40" w:after="80" w:line="276" w:lineRule="auto"/>
       </w:pPr>
       <w:r>
         <w:rPr>
           <w:b/>
         </w:rPr>
-        <w:t xml:space="preserve">./dnms-cli ping 127.0.0.2 : </w:t>
+        <w:t>5. Cloud-Native Prometheus &amp; Chaos Engineering Integration:</w:t>
       </w:r>
+    </w:p>
+    <w:p>
+      <w:pPr>
+        <w:spacing w:before="40" w:after="80" w:line="276" w:lineRule="auto"/>
+      </w:pPr>
       <w:r>
-        <w:t>Dispatches high-resolution UDP ping and prints measured latency.</w:t>
+        <w:t xml:space="preserve">   DNMS natively exposes `/metrics` for standard Grafana/Prometheus ingestion and provides `/v1/chaos/fault` endpoints to conduct chaos engineering simulations (cutting links, injecting latency) directly from the UI or automation pipelines.</w:t>
       </w:r>
     </w:p>
     <w:p>
       <w:pPr>
-        <w:pStyle w:val="ListBullet"/>
+        <w:spacing w:before="280" w:after="120"/>
+      </w:pPr>
+      <w:r>
+        <w:rPr>
+          <w:rFonts w:ascii="Calibri" w:hAnsi="Calibri"/>
+          <w:b/>
+          <w:color w:val="1A365D"/>
+          <w:sz w:val="28"/>
+        </w:rPr>
+        <w:t>4. Target User Personas &amp; Industry Applications</w:t>
+      </w:r>
+    </w:p>
+    <w:p>
+      <w:pPr>
+        <w:spacing w:before="40" w:after="80" w:line="276" w:lineRule="auto"/>
+      </w:pPr>
+      <w:r>
+        <w:t>DNMS is purpose-built for high-reliability operational environments across multiple enterprise tiers:</w:t>
+      </w:r>
+    </w:p>
+    <w:p>
+      <w:pPr>
+        <w:spacing w:after="60"/>
+      </w:pPr>
+    </w:p>
+    <w:p>
+      <w:pPr>
+        <w:spacing w:before="40" w:after="80" w:line="276" w:lineRule="auto"/>
       </w:pPr>
       <w:r>
         <w:rPr>
           <w:b/>
         </w:rPr>
-        <w:t xml:space="preserve">./dnms-cli routes : </w:t>
+        <w:t>1. Datacenter Network Operations Center (NOC) Engineers:</w:t>
       </w:r>
+    </w:p>
+    <w:p>
+      <w:pPr>
+        <w:spacing w:before="40" w:after="80" w:line="276" w:lineRule="auto"/>
+      </w:pPr>
       <w:r>
-        <w:t>Lists all active discovered multi-path routes.</w:t>
+        <w:t xml:space="preserve">   - Challenge: Monitoring 10,000+ leaf-spine cables across multi-building datacenter campuses.</w:t>
       </w:r>
     </w:p>
     <w:p>
       <w:pPr>
-        <w:pStyle w:val="ListBullet"/>
+        <w:spacing w:before="40" w:after="80" w:line="276" w:lineRule="auto"/>
+      </w:pPr>
+      <w:r>
+        <w:t xml:space="preserve">   - How DNMS Helps: Real-time D3.js obsidian canvas shows immediate color-coded link states (Green = UP, Red = DOWN/SUSPECT, Yellow = IMPAIRED). Right-clicking any cable provides instant diagnostic actions (Link Down, Impair, Trace, Wireshark filter).</w:t>
+      </w:r>
+    </w:p>
+    <w:p>
+      <w:pPr>
+        <w:spacing w:after="60"/>
+      </w:pPr>
+    </w:p>
+    <w:p>
+      <w:pPr>
+        <w:spacing w:before="40" w:after="80" w:line="276" w:lineRule="auto"/>
       </w:pPr>
       <w:r>
         <w:rPr>
           <w:b/>
         </w:rPr>
-        <w:t xml:space="preserve">./dnms-cli chaos sever 10.0.1.1 10.0.2.1 : </w:t>
+        <w:t>2. Site Reliability Engineers (SREs) &amp; Cloud Platform Teams:</w:t>
       </w:r>
+    </w:p>
+    <w:p>
+      <w:pPr>
+        <w:spacing w:before="40" w:after="80" w:line="276" w:lineRule="auto"/>
+      </w:pPr>
       <w:r>
-        <w:t>Simulates fiber cut on the specified interface link.</w:t>
+        <w:t xml:space="preserve">   - Challenge: Diagnosing elusive 'gray failures' where microservices intermittently time out due to a degrading leaf switch.</w:t>
       </w:r>
     </w:p>
     <w:p>
       <w:pPr>
-        <w:pStyle w:val="ListBullet"/>
+        <w:spacing w:before="40" w:after="80" w:line="276" w:lineRule="auto"/>
+      </w:pPr>
+      <w:r>
+        <w:t xml:space="preserve">   - How DNMS Helps: The Analytics tab provides real-time Latency Percentile distribution (p50, p90, p99) and the Link Health Attribution table directly names the culprit switch with a mathematical confidence score.</w:t>
+      </w:r>
+    </w:p>
+    <w:p>
+      <w:pPr>
+        <w:spacing w:after="60"/>
+      </w:pPr>
+    </w:p>
+    <w:p>
+      <w:pPr>
+        <w:spacing w:before="40" w:after="80" w:line="276" w:lineRule="auto"/>
       </w:pPr>
       <w:r>
         <w:rPr>
           <w:b/>
         </w:rPr>
-        <w:t xml:space="preserve">./dnms-cli chaos heal : </w:t>
+        <w:t>3. Financial High-Frequency Trading (HFT) &amp; Fintech Infrastructure:</w:t>
       </w:r>
+    </w:p>
+    <w:p>
+      <w:pPr>
+        <w:spacing w:before="40" w:after="80" w:line="276" w:lineRule="auto"/>
+      </w:pPr>
       <w:r>
-        <w:t>Restores all severed interfaces back to healthy status.</w:t>
+        <w:t xml:space="preserve">   - Challenge: Microsecond latency spikes and packet jitter ruin trade execution algorithms.</w:t>
       </w:r>
     </w:p>
     <w:p>
       <w:pPr>
-        <w:pStyle w:val="Heading2"/>
+        <w:spacing w:before="40" w:after="80" w:line="276" w:lineRule="auto"/>
       </w:pPr>
       <w:r>
-        <w:t>6.5 Stopping the Cluster</w:t>
+        <w:t xml:space="preserve">   - How DNMS Helps: High-resolution UDP pinging captures microsecond jitter (consecutive packet latency variance) and standard deviation in rolling 100-sample windows.</w:t>
       </w:r>
     </w:p>
     <w:p>
-      <w:r>
-        <w:t>To terminate all running nodes cleanly: .\stop_cluster.ps1</w:t>
-      </w:r>
-    </w:p>
-    <w:p>
-      <w:pPr>
-        <w:pStyle w:val="Heading1"/>
-      </w:pPr>
-      <w:r>
-        <w:rPr>
-          <w:color w:val="0E7490"/>
-        </w:rPr>
-        <w:t>7. The Winning Presentation &amp; Pitch for Your Sir / Professor</w:t>
-      </w:r>
-    </w:p>
-    <w:p>
-      <w:pPr>
-        <w:pStyle w:val="Heading2"/>
-      </w:pPr>
-      <w:r>
-        <w:t>7.1 The 30-Second Elevator Pitch</w:t>
-      </w:r>
-    </w:p>
-    <w:tbl>
-      <w:tblPr>
-        <w:tblW w:type="auto" w:w="0"/>
-        <w:jc w:val="center"/>
-        <w:tblLayout w:type="fixed"/>
-        <w:tblLook w:firstColumn="1" w:firstRow="1" w:lastColumn="0" w:lastRow="0" w:noHBand="0" w:noVBand="1" w:val="04A0"/>
-      </w:tblPr>
-      <w:tblGrid>
-        <w:gridCol w:w="9936"/>
-      </w:tblGrid>
-      <w:tr>
-        <w:tc>
-          <w:tcPr>
-            <w:tcW w:type="dxa" w:w="9360"/>
-            <w:shd w:fill="F0FDF4"/>
-            <w:tcMar>
-              <w:top w:w="140" w:type="dxa"/>
-              <w:bottom w:w="140" w:type="dxa"/>
-              <w:left w:w="200" w:type="dxa"/>
-              <w:right w:w="200" w:type="dxa"/>
-            </w:tcMar>
-            <w:tcBorders>
-              <w:left w:val="single" w:sz="24" w:space="0" w:color="059669"/>
-              <w:top w:val="none"/>
-              <w:right w:val="none"/>
-              <w:bottom w:val="none"/>
-            </w:tcBorders>
-          </w:tcPr>
-          <w:p>
-            <w:pPr>
-              <w:spacing w:before="40" w:after="40"/>
-            </w:pPr>
-            <w:r>
-              <w:rPr>
-                <w:rFonts w:ascii="Calibri" w:hAnsi="Calibri"/>
-                <w:b/>
-                <w:color w:val="059669"/>
-                <w:sz w:val="20"/>
-              </w:rPr>
-              <w:t>[ELEVATOR PITCH (MEMORIZE THIS)]</w:t>
-              <w:br/>
-            </w:r>
-            <w:r>
-              <w:rPr>
-                <w:rFonts w:ascii="Calibri" w:hAnsi="Calibri"/>
-                <w:color w:val="334155"/>
-                <w:sz w:val="19"/>
-              </w:rPr>
-              <w:t>"Good morning, Sir. Our project is DNMS — a Distributed Network Monitoring System built from scratch in Go.</w:t>
-              <w:br/>
-              <w:br/>
-              <w:t>In modern cloud datacenters like Google or AWS, servers use Equal-Cost Multi-Path (ECMP) routing to split traffic across dozens of parallel switches using 5-tuple hashes. Because legacy tools like standard ping only test a single static port, silent switch failures and packet drops go completely undetected.</w:t>
-              <w:br/>
-              <w:br/>
-              <w:t>DNMS solves this by running an autonomous daemon on every node. Without any central coordinator, our nodes use SWIM gossip to find peers, sweep UDP source ports to discover all physical ECMP paths, measure latency with a custom binary UDP transport, and mathematically isolate failing links using our fault attribution formula — all visualized live on our enterprise D3.js NOC dashboard."</w:t>
-            </w:r>
-          </w:p>
-        </w:tc>
-      </w:tr>
-    </w:tbl>
-    <w:p>
-      <w:pPr>
-        <w:spacing w:after="80"/>
-      </w:pPr>
-    </w:p>
-    <w:p>
-      <w:pPr>
-        <w:pStyle w:val="Heading2"/>
-      </w:pPr>
-      <w:r>
-        <w:t>7.2 Live Demonstration Walkthrough Table (3-Minute Script)</w:t>
-      </w:r>
-    </w:p>
-    <w:p>
-      <w:r>
-        <w:t>Follow this exact step-by-step roadmap during your evaluation:</w:t>
-      </w:r>
-    </w:p>
-    <w:tbl>
-      <w:tblPr>
-        <w:tblW w:type="auto" w:w="0"/>
-        <w:jc w:val="center"/>
-        <w:tblLook w:firstColumn="1" w:firstRow="1" w:lastColumn="0" w:lastRow="0" w:noHBand="0" w:noVBand="1" w:val="04A0"/>
-      </w:tblPr>
-      <w:tblGrid>
-        <w:gridCol w:w="3312"/>
-        <w:gridCol w:w="3312"/>
-        <w:gridCol w:w="3312"/>
-      </w:tblGrid>
-      <w:tr>
-        <w:tc>
-          <w:tcPr>
-            <w:tcW w:type="dxa" w:w="1872"/>
-            <w:shd w:fill="1E293B"/>
-            <w:tcMar>
-              <w:top w:w="120" w:type="dxa"/>
-              <w:bottom w:w="120" w:type="dxa"/>
-              <w:left w:w="140" w:type="dxa"/>
-              <w:right w:w="140" w:type="dxa"/>
-            </w:tcMar>
-          </w:tcPr>
-          <w:p>
-            <w:pPr>
-              <w:jc w:val="left"/>
-            </w:pPr>
-            <w:r>
-              <w:rPr>
-                <w:rFonts w:ascii="Calibri" w:hAnsi="Calibri"/>
-                <w:b/>
-                <w:color w:val="FFFFFF"/>
-                <w:sz w:val="19"/>
-              </w:rPr>
-              <w:t>Time / Phase</w:t>
-            </w:r>
-          </w:p>
-        </w:tc>
-        <w:tc>
-          <w:tcPr>
-            <w:tcW w:type="dxa" w:w="3168"/>
-            <w:shd w:fill="1E293B"/>
-            <w:tcMar>
-              <w:top w:w="120" w:type="dxa"/>
-              <w:bottom w:w="120" w:type="dxa"/>
-              <w:left w:w="140" w:type="dxa"/>
-              <w:right w:w="140" w:type="dxa"/>
-            </w:tcMar>
-          </w:tcPr>
-          <w:p>
-            <w:pPr>
-              <w:jc w:val="left"/>
-            </w:pPr>
-            <w:r>
-              <w:rPr>
-                <w:rFonts w:ascii="Calibri" w:hAnsi="Calibri"/>
-                <w:b/>
-                <w:color w:val="FFFFFF"/>
-                <w:sz w:val="19"/>
-              </w:rPr>
-              <w:t>Operator UI Action</w:t>
-            </w:r>
-          </w:p>
-        </w:tc>
-        <w:tc>
-          <w:tcPr>
-            <w:tcW w:type="dxa" w:w="4320"/>
-            <w:shd w:fill="1E293B"/>
-            <w:tcMar>
-              <w:top w:w="120" w:type="dxa"/>
-              <w:bottom w:w="120" w:type="dxa"/>
-              <w:left w:w="140" w:type="dxa"/>
-              <w:right w:w="140" w:type="dxa"/>
-            </w:tcMar>
-          </w:tcPr>
-          <w:p>
-            <w:pPr>
-              <w:jc w:val="left"/>
-            </w:pPr>
-            <w:r>
-              <w:rPr>
-                <w:rFonts w:ascii="Calibri" w:hAnsi="Calibri"/>
-                <w:b/>
-                <w:color w:val="FFFFFF"/>
-                <w:sz w:val="19"/>
-              </w:rPr>
-              <w:t>Spoken Presentation Script to Sir</w:t>
-            </w:r>
-          </w:p>
-        </w:tc>
-      </w:tr>
-      <w:tr>
-        <w:tc>
-          <w:tcPr>
-            <w:tcW w:type="dxa" w:w="1872"/>
-            <w:shd w:fill="F8FAFC"/>
-            <w:tcMar>
-              <w:top w:w="100" w:type="dxa"/>
-              <w:bottom w:w="100" w:type="dxa"/>
-              <w:left w:w="140" w:type="dxa"/>
-              <w:right w:w="140" w:type="dxa"/>
-            </w:tcMar>
-          </w:tcPr>
-          <w:p>
-            <w:pPr>
-              <w:jc w:val="left"/>
-            </w:pPr>
-            <w:r>
-              <w:rPr>
-                <w:rFonts w:ascii="Calibri" w:hAnsi="Calibri"/>
-                <w:color w:val="1E293B"/>
-                <w:sz w:val="17"/>
-              </w:rPr>
-              <w:t>0:00 - 0:45</w:t>
-              <w:br/>
-              <w:t>Phase 1: Boot</w:t>
-            </w:r>
-          </w:p>
-        </w:tc>
-        <w:tc>
-          <w:tcPr>
-            <w:tcW w:type="dxa" w:w="3168"/>
-            <w:shd w:fill="F8FAFC"/>
-            <w:tcMar>
-              <w:top w:w="100" w:type="dxa"/>
-              <w:bottom w:w="100" w:type="dxa"/>
-              <w:left w:w="140" w:type="dxa"/>
-              <w:right w:w="140" w:type="dxa"/>
-            </w:tcMar>
-          </w:tcPr>
-          <w:p>
-            <w:pPr>
-              <w:jc w:val="left"/>
-            </w:pPr>
-            <w:r>
-              <w:rPr>
-                <w:rFonts w:ascii="Calibri" w:hAnsi="Calibri"/>
-                <w:color w:val="1E293B"/>
-                <w:sz w:val="17"/>
-              </w:rPr>
-              <w:t>Run .\start_cluster.ps1 in PowerShell. Browser opens visualization.html.</w:t>
-            </w:r>
-          </w:p>
-        </w:tc>
-        <w:tc>
-          <w:tcPr>
-            <w:tcW w:type="dxa" w:w="4320"/>
-            <w:shd w:fill="F8FAFC"/>
-            <w:tcMar>
-              <w:top w:w="100" w:type="dxa"/>
-              <w:bottom w:w="100" w:type="dxa"/>
-              <w:left w:w="140" w:type="dxa"/>
-              <w:right w:w="140" w:type="dxa"/>
-            </w:tcMar>
-          </w:tcPr>
-          <w:p>
-            <w:pPr>
-              <w:jc w:val="left"/>
-            </w:pPr>
-            <w:r>
-              <w:rPr>
-                <w:rFonts w:ascii="Calibri" w:hAnsi="Calibri"/>
-                <w:color w:val="1E293B"/>
-                <w:sz w:val="17"/>
-              </w:rPr>
-              <w:t>"Sir, notice how four autonomous daemons boot up, discover each other over UDP gossip, and render our live NOC dashboard with zero manual configuration."</w:t>
-            </w:r>
-          </w:p>
-        </w:tc>
-      </w:tr>
-      <w:tr>
-        <w:tc>
-          <w:tcPr>
-            <w:tcW w:type="dxa" w:w="1872"/>
-            <w:shd w:fill="FFFFFF"/>
-            <w:tcMar>
-              <w:top w:w="100" w:type="dxa"/>
-              <w:bottom w:w="100" w:type="dxa"/>
-              <w:left w:w="140" w:type="dxa"/>
-              <w:right w:w="140" w:type="dxa"/>
-            </w:tcMar>
-          </w:tcPr>
-          <w:p>
-            <w:pPr>
-              <w:jc w:val="left"/>
-            </w:pPr>
-            <w:r>
-              <w:rPr>
-                <w:rFonts w:ascii="Calibri" w:hAnsi="Calibri"/>
-                <w:color w:val="1E293B"/>
-                <w:sz w:val="17"/>
-              </w:rPr>
-              <w:t>0:45 - 1:30</w:t>
-              <w:br/>
-              <w:t>Phase 2: Topology</w:t>
-            </w:r>
-          </w:p>
-        </w:tc>
-        <w:tc>
-          <w:tcPr>
-            <w:tcW w:type="dxa" w:w="3168"/>
-            <w:shd w:fill="FFFFFF"/>
-            <w:tcMar>
-              <w:top w:w="100" w:type="dxa"/>
-              <w:bottom w:w="100" w:type="dxa"/>
-              <w:left w:w="140" w:type="dxa"/>
-              <w:right w:w="140" w:type="dxa"/>
-            </w:tcMar>
-          </w:tcPr>
-          <w:p>
-            <w:pPr>
-              <w:jc w:val="left"/>
-            </w:pPr>
-            <w:r>
-              <w:rPr>
-                <w:rFonts w:ascii="Calibri" w:hAnsi="Calibri"/>
-                <w:color w:val="1E293B"/>
-                <w:sz w:val="17"/>
-              </w:rPr>
-              <w:t>Hover over Spine switches (S1, S2) and Leaf switches (L1, L2). Click 'TRACE ROUTE'.</w:t>
-            </w:r>
-          </w:p>
-        </w:tc>
-        <w:tc>
-          <w:tcPr>
-            <w:tcW w:type="dxa" w:w="4320"/>
-            <w:shd w:fill="FFFFFF"/>
-            <w:tcMar>
-              <w:top w:w="100" w:type="dxa"/>
-              <w:bottom w:w="100" w:type="dxa"/>
-              <w:left w:w="140" w:type="dxa"/>
-              <w:right w:w="140" w:type="dxa"/>
-            </w:tcMar>
-          </w:tcPr>
-          <w:p>
-            <w:pPr>
-              <w:jc w:val="left"/>
-            </w:pPr>
-            <w:r>
-              <w:rPr>
-                <w:rFonts w:ascii="Calibri" w:hAnsi="Calibri"/>
-                <w:color w:val="1E293B"/>
-                <w:sz w:val="17"/>
-              </w:rPr>
-              <w:t>"Here you see our spine-and-leaf datacenter fabric. Each link shows live microsecond latency. We select Node 1 as source and Node 4 as destination to reveal parallel ECMP paths."</w:t>
-            </w:r>
-          </w:p>
-        </w:tc>
-      </w:tr>
-      <w:tr>
-        <w:tc>
-          <w:tcPr>
-            <w:tcW w:type="dxa" w:w="1872"/>
-            <w:shd w:fill="F8FAFC"/>
-            <w:tcMar>
-              <w:top w:w="100" w:type="dxa"/>
-              <w:bottom w:w="100" w:type="dxa"/>
-              <w:left w:w="140" w:type="dxa"/>
-              <w:right w:w="140" w:type="dxa"/>
-            </w:tcMar>
-          </w:tcPr>
-          <w:p>
-            <w:pPr>
-              <w:jc w:val="left"/>
-            </w:pPr>
-            <w:r>
-              <w:rPr>
-                <w:rFonts w:ascii="Calibri" w:hAnsi="Calibri"/>
-                <w:color w:val="1E293B"/>
-                <w:sz w:val="17"/>
-              </w:rPr>
-              <w:t>1:30 - 2:15</w:t>
-              <w:br/>
-              <w:t>Phase 3: Chaos</w:t>
-            </w:r>
-          </w:p>
-        </w:tc>
-        <w:tc>
-          <w:tcPr>
-            <w:tcW w:type="dxa" w:w="3168"/>
-            <w:shd w:fill="F8FAFC"/>
-            <w:tcMar>
-              <w:top w:w="100" w:type="dxa"/>
-              <w:bottom w:w="100" w:type="dxa"/>
-              <w:left w:w="140" w:type="dxa"/>
-              <w:right w:w="140" w:type="dxa"/>
-            </w:tcMar>
-          </w:tcPr>
-          <w:p>
-            <w:pPr>
-              <w:jc w:val="left"/>
-            </w:pPr>
-            <w:r>
-              <w:rPr>
-                <w:rFonts w:ascii="Calibri" w:hAnsi="Calibri"/>
-                <w:color w:val="1E293B"/>
-                <w:sz w:val="17"/>
-              </w:rPr>
-              <w:t>Click 'SEVER SELECTED LINK' on Spine 1 link. Watch alert ticker slide down.</w:t>
-            </w:r>
-          </w:p>
-        </w:tc>
-        <w:tc>
-          <w:tcPr>
-            <w:tcW w:type="dxa" w:w="4320"/>
-            <w:shd w:fill="F8FAFC"/>
-            <w:tcMar>
-              <w:top w:w="100" w:type="dxa"/>
-              <w:bottom w:w="100" w:type="dxa"/>
-              <w:left w:w="140" w:type="dxa"/>
-              <w:right w:w="140" w:type="dxa"/>
-            </w:tcMar>
-          </w:tcPr>
-          <w:p>
-            <w:pPr>
-              <w:jc w:val="left"/>
-            </w:pPr>
-            <w:r>
-              <w:rPr>
-                <w:rFonts w:ascii="Calibri" w:hAnsi="Calibri"/>
-                <w:color w:val="1E293B"/>
-                <w:sz w:val="17"/>
-              </w:rPr>
-              <w:t>"Now we simulate an optical fiber cut. Notice our alert ticker triggers immediately, and our mathematical attribution engine flags Spine 1 with a high suspicion score because all failing routes intersect there."</w:t>
-            </w:r>
-          </w:p>
-        </w:tc>
-      </w:tr>
-      <w:tr>
-        <w:tc>
-          <w:tcPr>
-            <w:tcW w:type="dxa" w:w="1872"/>
-            <w:shd w:fill="FFFFFF"/>
-            <w:tcMar>
-              <w:top w:w="100" w:type="dxa"/>
-              <w:bottom w:w="100" w:type="dxa"/>
-              <w:left w:w="140" w:type="dxa"/>
-              <w:right w:w="140" w:type="dxa"/>
-            </w:tcMar>
-          </w:tcPr>
-          <w:p>
-            <w:pPr>
-              <w:jc w:val="left"/>
-            </w:pPr>
-            <w:r>
-              <w:rPr>
-                <w:rFonts w:ascii="Calibri" w:hAnsi="Calibri"/>
-                <w:color w:val="1E293B"/>
-                <w:sz w:val="17"/>
-              </w:rPr>
-              <w:t>2:15 - 3:00</w:t>
-              <w:br/>
-              <w:t>Phase 4: Shell</w:t>
-            </w:r>
-          </w:p>
-        </w:tc>
-        <w:tc>
-          <w:tcPr>
-            <w:tcW w:type="dxa" w:w="3168"/>
-            <w:shd w:fill="FFFFFF"/>
-            <w:tcMar>
-              <w:top w:w="100" w:type="dxa"/>
-              <w:bottom w:w="100" w:type="dxa"/>
-              <w:left w:w="140" w:type="dxa"/>
-              <w:right w:w="140" w:type="dxa"/>
-            </w:tcMar>
-          </w:tcPr>
-          <w:p>
-            <w:pPr>
-              <w:jc w:val="left"/>
-            </w:pPr>
-            <w:r>
-              <w:rPr>
-                <w:rFonts w:ascii="Calibri" w:hAnsi="Calibri"/>
-                <w:color w:val="1E293B"/>
-                <w:sz w:val="17"/>
-              </w:rPr>
-              <w:t>Press backtick (`) to open embedded CLI. Type 'peers', 'ping 127.0.0.2', then 'chaos heal'.</w:t>
-            </w:r>
-          </w:p>
-        </w:tc>
-        <w:tc>
-          <w:tcPr>
-            <w:tcW w:type="dxa" w:w="4320"/>
-            <w:shd w:fill="FFFFFF"/>
-            <w:tcMar>
-              <w:top w:w="100" w:type="dxa"/>
-              <w:bottom w:w="100" w:type="dxa"/>
-              <w:left w:w="140" w:type="dxa"/>
-              <w:right w:w="140" w:type="dxa"/>
-            </w:tcMar>
-          </w:tcPr>
-          <w:p>
-            <w:pPr>
-              <w:jc w:val="left"/>
-            </w:pPr>
-            <w:r>
-              <w:rPr>
-                <w:rFonts w:ascii="Calibri" w:hAnsi="Calibri"/>
-                <w:color w:val="1E293B"/>
-                <w:sz w:val="17"/>
-              </w:rPr>
-              <w:t>"We also provide an embedded terminal for NOC operators and Prometheus metrics for Grafana. Once we restore the link, the cluster self-heals in real time without restarting any services."</w:t>
-            </w:r>
-          </w:p>
-        </w:tc>
-      </w:tr>
-    </w:tbl>
-    <w:p>
-      <w:pPr>
-        <w:spacing w:after="120"/>
-      </w:pPr>
-    </w:p>
-    <w:p>
-      <w:pPr>
-        <w:pStyle w:val="Heading2"/>
-      </w:pPr>
-      <w:r>
-        <w:t>7.3 Viva / Oral Defense Questions &amp; Answers (Top 8)</w:t>
-      </w:r>
-    </w:p>
-    <w:p>
-      <w:pPr>
-        <w:spacing w:before="80" w:after="40"/>
+      <w:pPr>
+        <w:spacing w:after="60"/>
+      </w:pPr>
+    </w:p>
+    <w:p>
+      <w:pPr>
+        <w:spacing w:before="40" w:after="80" w:line="276" w:lineRule="auto"/>
       </w:pPr>
       <w:r>
         <w:rPr>
           <w:b/>
-          <w:color w:val="0F172A"/>
         </w:rPr>
-        <w:t>Q1: Why did you choose Go instead of Python or Node.js?</w:t>
+        <w:t>4. Multi-Tenant Campus &amp; Hybrid Cloud Architects:</w:t>
       </w:r>
     </w:p>
     <w:p>
       <w:pPr>
-        <w:spacing w:after="100"/>
+        <w:spacing w:before="40" w:after="80" w:line="276" w:lineRule="auto"/>
+      </w:pPr>
+      <w:r>
+        <w:t xml:space="preserve">   - Challenge: Managing hybrid connectivity across IT departments, security zones, and edge routers.</w:t>
+      </w:r>
+    </w:p>
+    <w:p>
+      <w:pPr>
+        <w:spacing w:before="40" w:after="80" w:line="276" w:lineRule="auto"/>
+      </w:pPr>
+      <w:r>
+        <w:t xml:space="preserve">   - How DNMS Helps: Built-in CIDR subnet filtering, department clustering, and automated JSON topology export (`/v1/topology/export`) allow architectural audits at any time.</w:t>
+      </w:r>
+    </w:p>
+    <w:p>
+      <w:pPr>
+        <w:spacing w:before="280" w:after="120"/>
       </w:pPr>
       <w:r>
         <w:rPr>
-          <w:color w:val="334155"/>
+          <w:rFonts w:ascii="Calibri" w:hAnsi="Calibri"/>
+          <w:b/>
+          <w:color w:val="1A365D"/>
+          <w:sz w:val="28"/>
         </w:rPr>
-        <w:t>Answer: Go provides native concurrency via Goroutines and channels, low-overhead memory usage, and direct access to low-level Linux syscalls (like raw socket manipulation and Epoll). Python has the Global Interpreter Lock (GIL) and cannot handle high-frequency microsecond socket operations without massive overhead.</w:t>
+        <w:t>5. Master System Architecture &amp; Execution Flowcharts</w:t>
       </w:r>
     </w:p>
     <w:p>
       <w:pPr>
-        <w:spacing w:before="80" w:after="40"/>
+        <w:spacing w:before="40" w:after="80" w:line="276" w:lineRule="auto"/>
+      </w:pPr>
+      <w:r>
+        <w:t>The DNMS architecture is structured into decoupled, concurrent micro-engines cooperating inside an autonomous Go daemon.</w:t>
+      </w:r>
+    </w:p>
+    <w:p>
+      <w:pPr>
+        <w:spacing w:after="60"/>
+      </w:pPr>
+    </w:p>
+    <w:p>
+      <w:pPr>
+        <w:spacing w:before="80" w:after="120"/>
+      </w:pPr>
+      <w:r>
+        <w:rPr>
+          <w:rFonts w:ascii="Consolas" w:hAnsi="Consolas"/>
+          <w:color w:val="2D3748"/>
+          <w:sz w:val="17"/>
+        </w:rPr>
+        <w:t>------------------------------------------------------------------------------------------------------------------------</w:t>
+        <w:br/>
+        <w:t>ASCII ARCHITECTURE FLOWCHART: COMPONENT INTERACTION PIPELINE</w:t>
+        <w:br/>
+        <w:t>------------------------------------------------------------------------------------------------------------------------</w:t>
+      </w:r>
+    </w:p>
+    <w:p>
+      <w:pPr>
+        <w:spacing w:after="60"/>
+      </w:pPr>
+    </w:p>
+    <w:p>
+      <w:pPr>
+        <w:spacing w:before="40" w:after="80" w:line="276" w:lineRule="auto"/>
+      </w:pPr>
+      <w:r>
+        <w:t xml:space="preserve">  [ Node Bootstrap ]</w:t>
+      </w:r>
+    </w:p>
+    <w:p>
+      <w:pPr>
+        <w:spacing w:before="40" w:after="80" w:line="276" w:lineRule="auto"/>
+      </w:pPr>
+      <w:r>
+        <w:t xml:space="preserve">          ▼</w:t>
+      </w:r>
+    </w:p>
+    <w:p>
+      <w:pPr>
+        <w:spacing w:before="40" w:after="80" w:line="276" w:lineRule="auto"/>
+      </w:pPr>
+      <w:r>
+        <w:t xml:space="preserve">                             ▼</w:t>
+      </w:r>
+    </w:p>
+    <w:p>
+      <w:pPr>
+        <w:spacing w:before="40" w:after="80" w:line="276" w:lineRule="auto"/>
+      </w:pPr>
+      <w:r>
+        <w:t xml:space="preserve">                             ▼</w:t>
+      </w:r>
+    </w:p>
+    <w:p>
+      <w:pPr>
+        <w:spacing w:before="40" w:after="80" w:line="276" w:lineRule="auto"/>
+      </w:pPr>
+      <w:r>
+        <w:t xml:space="preserve">                             ▼</w:t>
+      </w:r>
+    </w:p>
+    <w:p>
+      <w:pPr>
+        <w:spacing w:before="40" w:after="80" w:line="276" w:lineRule="auto"/>
+      </w:pPr>
+      <w:r>
+        <w:t xml:space="preserve">                             ▼</w:t>
+      </w:r>
+    </w:p>
+    <w:p>
+      <w:pPr>
+        <w:spacing w:before="80" w:after="120"/>
+      </w:pPr>
+      <w:r>
+        <w:rPr>
+          <w:rFonts w:ascii="Consolas" w:hAnsi="Consolas"/>
+          <w:color w:val="2D3748"/>
+          <w:sz w:val="17"/>
+        </w:rPr>
+        <w:t xml:space="preserve">          │</w:t>
+        <w:br/>
+        <w:t xml:space="preserve">  ┌─────────────────────────────────────────────────────────┐</w:t>
+        <w:br/>
+        <w:t xml:space="preserve">  │  Memberlist Gossip Mesh (Port 33434 UDP/TCP)            │  &lt;-- SWIM Protocol: Peer discovery, dead-node detection</w:t>
+        <w:br/>
+        <w:t xml:space="preserve">  └──────────────────────────┬──────────────────────────────┘</w:t>
+        <w:br/>
+        <w:t xml:space="preserve">                             │ Discovered Peers List</w:t>
+        <w:br/>
+        <w:t xml:space="preserve">  ┌─────────────────────────────────────────────────────────┐</w:t>
+        <w:br/>
+        <w:t xml:space="preserve">  │  ECMP Traceroute Mapper (Port 33436+ UDP)               │  &lt;-- Sweeps UDP Source Ports, captures ICMP TTL-Exceeded</w:t>
+        <w:br/>
+        <w:t xml:space="preserve">  └──────────────────────────┬──────────────────────────────┘</w:t>
+        <w:br/>
+        <w:t xml:space="preserve">                             │ Discovered Multi-Paths</w:t>
+        <w:br/>
+        <w:t xml:space="preserve">  ┌─────────────────────────────────────────────────────────┐</w:t>
+        <w:br/>
+        <w:t xml:space="preserve">  │  High-Frequency UDP Pinger (Port 33435 UDP)             │  &lt;-- Dispatches binary probes, measures RTT/Loss/Jitter</w:t>
+        <w:br/>
+        <w:t xml:space="preserve">  └──────────────────────────┬──────────────────────────────┘</w:t>
+        <w:br/>
+        <w:t xml:space="preserve">                             │ Ping ACK / Loss Samples</w:t>
+        <w:br/>
+        <w:t xml:space="preserve">  ┌─────────────────────────────────────────────────────────┐</w:t>
+        <w:br/>
+        <w:t xml:space="preserve">  │  In-Memory Graph &amp; Fault Attribution Engine             │  &lt;-- Calculates Suspicion Score: AvgLossThru - AvgLossNotThru</w:t>
+        <w:br/>
+        <w:t xml:space="preserve">  └──────────────────────────┬──────────────────────────────┘</w:t>
+        <w:br/>
+        <w:t xml:space="preserve">                             │ SSE Events (/v1/events/graph) &amp; REST API (/v1/graph)</w:t>
+        <w:br/>
+        <w:t xml:space="preserve">  ┌─────────────────────────────────────────────────────────┐</w:t>
+        <w:br/>
+        <w:t xml:space="preserve">  │  Mission-Control Web NOC Dashboard (visualization.html) │  &lt;-- Obsidian Canvas, D3.js Force Layout, Wireshark Dissector</w:t>
+        <w:br/>
+        <w:t xml:space="preserve">  └─────────────────────────────────────────────────────────┘</w:t>
+      </w:r>
+    </w:p>
+    <w:p>
+      <w:pPr>
+        <w:spacing w:after="60"/>
+      </w:pPr>
+    </w:p>
+    <w:p>
+      <w:pPr>
+        <w:spacing w:before="80" w:after="120"/>
+      </w:pPr>
+      <w:r>
+        <w:rPr>
+          <w:rFonts w:ascii="Consolas" w:hAnsi="Consolas"/>
+          <w:color w:val="2D3748"/>
+          <w:sz w:val="17"/>
+        </w:rPr>
+        <w:t>------------------------------------------------------------------------------------------------------------------------</w:t>
+      </w:r>
+    </w:p>
+    <w:p>
+      <w:pPr>
+        <w:spacing w:before="40" w:after="80" w:line="276" w:lineRule="auto"/>
+      </w:pPr>
+      <w:r>
+        <w:t>DETAILED EXECUTION PHASES</w:t>
+      </w:r>
+    </w:p>
+    <w:p>
+      <w:pPr>
+        <w:spacing w:before="40" w:after="80" w:line="276" w:lineRule="auto"/>
       </w:pPr>
       <w:r>
         <w:rPr>
           <w:b/>
-          <w:color w:val="0F172A"/>
+          <w:color w:val="1A365D"/>
         </w:rPr>
-        <w:t>Q2: How do nodes find each other without a central server?</w:t>
+        <w:t>Phase 1: Decentralized Bootstrap:</w:t>
       </w:r>
     </w:p>
     <w:p>
       <w:pPr>
-        <w:spacing w:after="100"/>
+        <w:spacing w:before="40" w:after="80" w:line="276" w:lineRule="auto"/>
+      </w:pPr>
+      <w:r>
+        <w:t>Upon startup, the node reads `--ip`, `--api-port`, and optional `--peer` flags. It initializes HashiCorp Memberlist on port 33434. Peers exchange metadata (hostnames, IP subnets, server roles) via non-blocking gossip.</w:t>
+      </w:r>
+    </w:p>
+    <w:p>
+      <w:pPr>
+        <w:spacing w:before="80" w:after="120"/>
       </w:pPr>
       <w:r>
         <w:rPr>
-          <w:color w:val="334155"/>
+          <w:rFonts w:ascii="Consolas" w:hAnsi="Consolas"/>
+          <w:color w:val="2D3748"/>
+          <w:sz w:val="17"/>
         </w:rPr>
-        <w:t>Answer: We use HashiCorp Memberlist, which implements the SWIM (Structured Weakly-consistent Infection-style Process Group Membership) gossip protocol. Nodes periodically exchange randomized state messages over UDP port 33434, achieving eventual consistency in O(log N) time with zero single point of failure.</w:t>
+        <w:t>------------------------------------------------------------------------------------------------------------------------</w:t>
       </w:r>
     </w:p>
     <w:p>
       <w:pPr>
-        <w:spacing w:before="80" w:after="40"/>
+        <w:spacing w:after="60"/>
+      </w:pPr>
+    </w:p>
+    <w:p>
+      <w:pPr>
+        <w:spacing w:before="40" w:after="80" w:line="276" w:lineRule="auto"/>
       </w:pPr>
       <w:r>
         <w:rPr>
           <w:b/>
-          <w:color w:val="0F172A"/>
+          <w:color w:val="1A365D"/>
         </w:rPr>
-        <w:t>Q3: How does your traceroute work without running the external 'traceroute' command?</w:t>
+        <w:t>Phase 2: Autonomous Multi-Path Sweeping:</w:t>
       </w:r>
     </w:p>
     <w:p>
       <w:pPr>
-        <w:spacing w:after="100"/>
+        <w:spacing w:before="40" w:after="80" w:line="276" w:lineRule="auto"/>
       </w:pPr>
       <w:r>
-        <w:rPr>
-          <w:color w:val="334155"/>
-        </w:rPr>
-        <w:t>Answer: We implemented our own traceroute engine in internal/traceroute using Linux raw UDP sockets. We set the IP_TTL socket option and enable IP_RECVERR. When a router drops the expired packet and sends back ICMP Time Exceeded, the Linux kernel places it in the MSG_ERRQUEUE, which our Epoll listener reads immediately.</w:t>
+        <w:t>The Mapper invokes `internal/traceroute`. By varying UDP source ports (33436 through 33450), probes trigger varying hash paths on intermediate routers. Linux raw socket error queues (`IP_RECVERR`) intercept ICMP Time-Exceeded messages, reconstructing complete end-to-end hop chains.</w:t>
       </w:r>
     </w:p>
     <w:p>
       <w:pPr>
-        <w:spacing w:before="80" w:after="40"/>
+        <w:spacing w:after="60"/>
+      </w:pPr>
+    </w:p>
+    <w:p>
+      <w:pPr>
+        <w:spacing w:before="40" w:after="80" w:line="276" w:lineRule="auto"/>
       </w:pPr>
       <w:r>
         <w:rPr>
           <w:b/>
-          <w:color w:val="0F172A"/>
+          <w:color w:val="1A365D"/>
         </w:rPr>
-        <w:t>Q4: What is ECMP and why does normal ping fail?</w:t>
+        <w:t>Phase 3: High-Frequency UDP Telemetry:</w:t>
       </w:r>
     </w:p>
     <w:p>
       <w:pPr>
-        <w:spacing w:after="100"/>
+        <w:spacing w:before="40" w:after="80" w:line="276" w:lineRule="auto"/>
       </w:pPr>
       <w:r>
-        <w:rPr>
-          <w:color w:val="334155"/>
-        </w:rPr>
-        <w:t>Answer: ECMP stands for Equal-Cost Multi-Path. Routers calculate a hash of (Src IP, Dst IP, Protocol, Src Port, Dst Port) to pick an outgoing link. Normal ping keeps the source port constant, so it only ever traverses one static path. If another link in the fabric fails, normal ping will never see it. DNMS varies the UDP source port to force the hash across all available paths.</w:t>
+        <w:t>The Pinger daemon sends binary UDP packets across all active routes. Each probe measures round-trip time (RTT). The `metricsRing` circular buffer maintains the last 100 samples per route, updating loss rate, average latency, standard deviation, and p50/p90/p99 percentiles.</w:t>
       </w:r>
     </w:p>
     <w:p>
       <w:pPr>
-        <w:spacing w:before="80" w:after="40"/>
+        <w:spacing w:after="60"/>
+      </w:pPr>
+    </w:p>
+    <w:p>
+      <w:pPr>
+        <w:spacing w:before="40" w:after="80" w:line="276" w:lineRule="auto"/>
       </w:pPr>
       <w:r>
         <w:rPr>
           <w:b/>
-          <w:color w:val="0F172A"/>
+          <w:color w:val="1A365D"/>
         </w:rPr>
-        <w:t>Q5: How do you know which link is at fault without logging into the routers?</w:t>
+        <w:t>Phase 4: Mathematical Fault Localization:</w:t>
       </w:r>
     </w:p>
     <w:p>
       <w:pPr>
-        <w:spacing w:after="100"/>
+        <w:spacing w:before="40" w:after="80" w:line="276" w:lineRule="auto"/>
       </w:pPr>
       <w:r>
-        <w:rPr>
-          <w:color w:val="334155"/>
-        </w:rPr>
-        <w:t>Answer: We use our statistical fault attribution formula: Suspicion = AvgLoss(through link) - AvgLoss(not through link). If Link A is bad, every route passing through Link A suffers packet loss, while alternate routes bypass the loss. This produces a strong positive suspicion delta that pinpoints Link A.</w:t>
+        <w:t>The Graph Engine runs `AttributeLinkLoss()`. For every link, it computes the sample-weighted mean loss of routes traversing that link versus routes avoiding it. Links exhibiting elevated suspicion (&gt; 10%) are automatically tagged as `FAULT SUSPECT`.</w:t>
       </w:r>
     </w:p>
     <w:p>
       <w:pPr>
-        <w:spacing w:before="80" w:after="40"/>
+        <w:spacing w:after="60"/>
+      </w:pPr>
+    </w:p>
+    <w:p>
+      <w:pPr>
+        <w:spacing w:before="40" w:after="80" w:line="276" w:lineRule="auto"/>
       </w:pPr>
       <w:r>
         <w:rPr>
           <w:b/>
-          <w:color w:val="0F172A"/>
+          <w:color w:val="1A365D"/>
         </w:rPr>
-        <w:t>Q6: How does the web dashboard receive real-time updates?</w:t>
+        <w:t>Phase 5: Real-Time Visualization &amp; Streaming:</w:t>
       </w:r>
     </w:p>
     <w:p>
       <w:pPr>
-        <w:spacing w:after="100"/>
+        <w:spacing w:before="40" w:after="80" w:line="276" w:lineRule="auto"/>
+      </w:pPr>
+      <w:r>
+        <w:t>Mutations trigger Server-Sent Events (SSE) over `/v1/events/graph`. The web interface updates the force-directed topology, streams live packets into the Wireshark dissector dock, and plots dynamic latency charts without requiring manual page reloads.</w:t>
+      </w:r>
+    </w:p>
+    <w:p>
+      <w:pPr>
+        <w:spacing w:before="280" w:after="120"/>
       </w:pPr>
       <w:r>
         <w:rPr>
-          <w:color w:val="334155"/>
+          <w:rFonts w:ascii="Calibri" w:hAnsi="Calibri"/>
+          <w:b/>
+          <w:color w:val="1A365D"/>
+          <w:sz w:val="28"/>
         </w:rPr>
-        <w:t>Answer: We use Server-Sent Events (SSE) at endpoint /v1/events/graph. Whenever the in-memory graph registers a node join, link state change, or latency sample, it publishes an event down the persistent HTTP stream, which the D3.js frontend consumes instantly without polling.</w:t>
+        <w:t>6. Subsystem Breakdown &amp; Codebase Anatomy</w:t>
       </w:r>
     </w:p>
     <w:p>
       <w:pPr>
-        <w:spacing w:before="80" w:after="40"/>
+        <w:spacing w:before="40" w:after="80" w:line="276" w:lineRule="auto"/>
+      </w:pPr>
+      <w:r>
+        <w:t>The DNMS codebase is structured for strict separation of concerns, high concurrency, and memory efficiency:</w:t>
+      </w:r>
+    </w:p>
+    <w:p>
+      <w:pPr>
+        <w:spacing w:after="60"/>
+      </w:pPr>
+    </w:p>
+    <w:p>
+      <w:pPr>
+        <w:spacing w:before="40" w:after="80" w:line="276" w:lineRule="auto"/>
       </w:pPr>
       <w:r>
         <w:rPr>
           <w:b/>
-          <w:color w:val="0F172A"/>
         </w:rPr>
-        <w:t>Q7: How is production traffic separated from monitoring traffic?</w:t>
+        <w:t>1. `main.go`:</w:t>
       </w:r>
     </w:p>
     <w:p>
       <w:pPr>
-        <w:spacing w:after="100"/>
+        <w:spacing w:before="40" w:after="80" w:line="276" w:lineRule="auto"/>
       </w:pPr>
       <w:r>
-        <w:rPr>
-          <w:color w:val="334155"/>
-        </w:rPr>
-        <w:t>Answer: DNMS uses distinct dedicated ports: Port 33434 for cluster membership gossip, Port 33435 for dedicated UDP ping/ack measurements, Port 12345 for HTTP REST and SSE APIs, and Ports 33436+ for ECMP traceroute probing. Each socket is independently multiplexed.</w:t>
+        <w:t xml:space="preserve">   - Daemon bootstrap and CLI flag parsing (`--ip`, `--api-port`, `--peer`, `--demo`, `--enterprise`).</w:t>
       </w:r>
     </w:p>
     <w:p>
       <w:pPr>
-        <w:spacing w:before="80" w:after="40"/>
+        <w:spacing w:before="40" w:after="80" w:line="276" w:lineRule="auto"/>
+      </w:pPr>
+      <w:r>
+        <w:t xml:space="preserve">   - Instantiates Memberlist gossip manager, in-memory `NetworkGraph`, `TracerouteMapper`, `Pinger`, and HTTP API server.</w:t>
+      </w:r>
+    </w:p>
+    <w:p>
+      <w:pPr>
+        <w:spacing w:before="40" w:after="80" w:line="276" w:lineRule="auto"/>
+      </w:pPr>
+      <w:r>
+        <w:t xml:space="preserve">   - Coordinates graceful OS signal handling (`SIGINT`, `SIGTERM`) with clean memberlist leave and HTTP draining.</w:t>
+      </w:r>
+    </w:p>
+    <w:p>
+      <w:pPr>
+        <w:spacing w:after="60"/>
+      </w:pPr>
+    </w:p>
+    <w:p>
+      <w:pPr>
+        <w:spacing w:before="40" w:after="80" w:line="276" w:lineRule="auto"/>
       </w:pPr>
       <w:r>
         <w:rPr>
           <w:b/>
-          <w:color w:val="0F172A"/>
         </w:rPr>
-        <w:t>Q8: Can this project integrate with existing enterprise tools?</w:t>
+        <w:t>2. `httpapi.go`:</w:t>
       </w:r>
     </w:p>
     <w:p>
       <w:pPr>
-        <w:spacing w:after="100"/>
+        <w:spacing w:before="40" w:after="80" w:line="276" w:lineRule="auto"/>
+      </w:pPr>
+      <w:r>
+        <w:t xml:space="preserve">   - REST API handler implementing `/v1/info`, `/v1/graph`, `/v1/graph/edges/health`, `/v1/fault/inject`, `/v1/chaos/fault`, `/v1/topology/export`, and `/metrics`.</w:t>
+      </w:r>
+    </w:p>
+    <w:p>
+      <w:pPr>
+        <w:spacing w:before="40" w:after="80" w:line="276" w:lineRule="auto"/>
+      </w:pPr>
+      <w:r>
+        <w:t xml:space="preserve">   - Manages Server-Sent Events (SSE) via `/v1/events/graph` utilizing Go's `http.Flusher` to push live JSON mutation events.</w:t>
+      </w:r>
+    </w:p>
+    <w:p>
+      <w:pPr>
+        <w:spacing w:before="40" w:after="80" w:line="276" w:lineRule="auto"/>
+      </w:pPr>
+      <w:r>
+        <w:t xml:space="preserve">   - Handles administrative link actions (`DOWN`, `UP`, `IMPAIRED`), triggering audit logging and route metric ring flushes.</w:t>
+      </w:r>
+    </w:p>
+    <w:p>
+      <w:pPr>
+        <w:spacing w:after="60"/>
+      </w:pPr>
+    </w:p>
+    <w:p>
+      <w:pPr>
+        <w:spacing w:before="40" w:after="80" w:line="276" w:lineRule="auto"/>
       </w:pPr>
       <w:r>
         <w:rPr>
-          <w:color w:val="334155"/>
+          <w:b/>
         </w:rPr>
-        <w:t>Answer: Yes. DNMS natively exposes a Prometheus metrics endpoint at /metrics, allowing Grafana dashboards to scrape cluster metrics. It also features an AlertManager that posts webhook notifications to Slack and Discord when link health degrades.</w:t>
+        <w:t>3. `enterprise.go`:</w:t>
+      </w:r>
+    </w:p>
+    <w:p>
+      <w:pPr>
+        <w:spacing w:before="40" w:after="80" w:line="276" w:lineRule="auto"/>
+      </w:pPr>
+      <w:r>
+        <w:t xml:space="preserve">   - Constructs the realistic 18-node Enterprise Campus Topology (Core Gateways, Firewalls, Distribution Switches, Access Switches, and Workstations).</w:t>
+      </w:r>
+    </w:p>
+    <w:p>
+      <w:pPr>
+        <w:spacing w:before="40" w:after="80" w:line="276" w:lineRule="auto"/>
+      </w:pPr>
+      <w:r>
+        <w:t xml:space="preserve">   - Generates realistic enterprise CIDR subnets (10.0.1.0/24 Management, 10.0.2.0/24 Engineering, 10.0.3.0/24 Finance, 10.0.10.0/24 DMZ).</w:t>
+      </w:r>
+    </w:p>
+    <w:p>
+      <w:pPr>
+        <w:spacing w:before="40" w:after="80" w:line="276" w:lineRule="auto"/>
+      </w:pPr>
+      <w:r>
+        <w:t xml:space="preserve">   - Runs the background route probe simulator, correlating link physical states with probe ACKs and injecting synthetic latency/loss when links are impaired.</w:t>
+      </w:r>
+    </w:p>
+    <w:p>
+      <w:pPr>
+        <w:spacing w:after="60"/>
+      </w:pPr>
+    </w:p>
+    <w:p>
+      <w:pPr>
+        <w:spacing w:before="40" w:after="80" w:line="276" w:lineRule="auto"/>
+      </w:pPr>
+      <w:r>
+        <w:rPr>
+          <w:b/>
+        </w:rPr>
+        <w:t>4. `demo.go`:</w:t>
+      </w:r>
+    </w:p>
+    <w:p>
+      <w:pPr>
+        <w:spacing w:before="40" w:after="80" w:line="276" w:lineRule="auto"/>
+      </w:pPr>
+      <w:r>
+        <w:t xml:space="preserve">   - Simulates a 2-Spine, 2-Leaf Datacenter Fabric with dual ECMP paths between server endpoints (`127.0.0.1` and `127.0.0.4`).</w:t>
+      </w:r>
+    </w:p>
+    <w:p>
+      <w:pPr>
+        <w:spacing w:before="40" w:after="80" w:line="276" w:lineRule="auto"/>
+      </w:pPr>
+      <w:r>
+        <w:t xml:space="preserve">   - Continuously monitors link operational status to adjust ACK/loss telemetry for demo cluster verification.</w:t>
+      </w:r>
+    </w:p>
+    <w:p>
+      <w:pPr>
+        <w:spacing w:after="60"/>
+      </w:pPr>
+    </w:p>
+    <w:p>
+      <w:pPr>
+        <w:spacing w:before="40" w:after="80" w:line="276" w:lineRule="auto"/>
+      </w:pPr>
+      <w:r>
+        <w:rPr>
+          <w:b/>
+        </w:rPr>
+        <w:t>5. `pinger.go`:</w:t>
+      </w:r>
+    </w:p>
+    <w:p>
+      <w:pPr>
+        <w:spacing w:before="40" w:after="80" w:line="276" w:lineRule="auto"/>
+      </w:pPr>
+      <w:r>
+        <w:t xml:space="preserve">   - Implements the dedicated UDP ping probe dispatch loop on port 33435.</w:t>
+      </w:r>
+    </w:p>
+    <w:p>
+      <w:pPr>
+        <w:spacing w:before="40" w:after="80" w:line="276" w:lineRule="auto"/>
+      </w:pPr>
+      <w:r>
+        <w:t xml:space="preserve">   - Encodes lightweight binary probe headers containing sequence IDs and microsecond timestamps.</w:t>
+      </w:r>
+    </w:p>
+    <w:p>
+      <w:pPr>
+        <w:spacing w:before="40" w:after="80" w:line="276" w:lineRule="auto"/>
+      </w:pPr>
+      <w:r>
+        <w:t xml:space="preserve">   - Manages packet timeout tracking and feeds probe outcomes into `route.HandleACK()`.</w:t>
+      </w:r>
+    </w:p>
+    <w:p>
+      <w:pPr>
+        <w:spacing w:after="60"/>
+      </w:pPr>
+    </w:p>
+    <w:p>
+      <w:pPr>
+        <w:spacing w:before="40" w:after="80" w:line="276" w:lineRule="auto"/>
+      </w:pPr>
+      <w:r>
+        <w:t>6. `graph/graph.go`:</w:t>
+      </w:r>
+    </w:p>
+    <w:p>
+      <w:pPr>
+        <w:spacing w:before="40" w:after="80" w:line="276" w:lineRule="auto"/>
+      </w:pPr>
+      <w:r>
+        <w:t xml:space="preserve">   - Core thread-safe in-memory topology graph managing nodes, links, and multi-hop routes with RWMutex protection.</w:t>
+      </w:r>
+    </w:p>
+    <w:p>
+      <w:pPr>
+        <w:spacing w:before="40" w:after="80" w:line="276" w:lineRule="auto"/>
+      </w:pPr>
+      <w:r>
+        <w:t xml:space="preserve">   - Implements `AttributeLinkLoss()`, executing the mathematical link fault attribution algorithm.</w:t>
+      </w:r>
+    </w:p>
+    <w:p>
+      <w:pPr>
+        <w:spacing w:before="40" w:after="80" w:line="276" w:lineRule="auto"/>
+      </w:pPr>
+      <w:r>
+        <w:t xml:space="preserve">   - Implements `SetLinkState()`, `RestoreAllLinks()`, `ResetRoutesForLink()`, and `ResetAllRouteMetrics()`.</w:t>
+      </w:r>
+    </w:p>
+    <w:p>
+      <w:pPr>
+        <w:spacing w:after="60"/>
+      </w:pPr>
+    </w:p>
+    <w:p>
+      <w:pPr>
+        <w:spacing w:before="40" w:after="80" w:line="276" w:lineRule="auto"/>
+      </w:pPr>
+      <w:r>
+        <w:t>7. `graph/route.go`:</w:t>
+      </w:r>
+    </w:p>
+    <w:p>
+      <w:pPr>
+        <w:spacing w:before="40" w:after="80" w:line="276" w:lineRule="auto"/>
+      </w:pPr>
+      <w:r>
+        <w:t xml:space="preserve">   - Represents an end-to-end multi-hop network path.</w:t>
+      </w:r>
+    </w:p>
+    <w:p>
+      <w:pPr>
+        <w:spacing w:before="40" w:after="80" w:line="276" w:lineRule="auto"/>
+      </w:pPr>
+      <w:r>
+        <w:t xml:space="preserve">   - Contains the 3-state state machine: `Up` -&gt; `Suspect` -&gt; `Down`.</w:t>
+      </w:r>
+    </w:p>
+    <w:p>
+      <w:pPr>
+        <w:spacing w:before="40" w:after="80" w:line="276" w:lineRule="auto"/>
+      </w:pPr>
+      <w:r>
+        <w:t xml:space="preserve">   - Implements `HandleACK(passed bool, latency int64)` to record ping outcomes and transition state.</w:t>
+      </w:r>
+    </w:p>
+    <w:p>
+      <w:pPr>
+        <w:spacing w:before="40" w:after="80" w:line="276" w:lineRule="auto"/>
+      </w:pPr>
+      <w:r>
+        <w:t xml:space="preserve">   - Implements `ResetMetrics()` to instantly clear stale failure samples upon link restoration.</w:t>
+      </w:r>
+    </w:p>
+    <w:p>
+      <w:pPr>
+        <w:spacing w:after="60"/>
+      </w:pPr>
+    </w:p>
+    <w:p>
+      <w:pPr>
+        <w:spacing w:before="40" w:after="80" w:line="276" w:lineRule="auto"/>
+      </w:pPr>
+      <w:r>
+        <w:t>8. `graph/metrics.go`:</w:t>
+      </w:r>
+    </w:p>
+    <w:p>
+      <w:pPr>
+        <w:spacing w:before="40" w:after="80" w:line="276" w:lineRule="auto"/>
+      </w:pPr>
+      <w:r>
+        <w:t xml:space="preserve">   - Implements `metricsRing`, a fixed-size circular ring buffer (`MetricRingSize = 100`) backed by Go's `container/ring`.</w:t>
+      </w:r>
+    </w:p>
+    <w:p>
+      <w:pPr>
+        <w:spacing w:before="40" w:after="80" w:line="276" w:lineRule="auto"/>
+      </w:pPr>
+      <w:r>
+        <w:t xml:space="preserve">   - Computes rolling `MetricSummary`: loss rate, mean latency, standard deviation, jitter, and p50/p90/p99 percentiles via `montanaflynn/stats`.</w:t>
+      </w:r>
+    </w:p>
+    <w:p>
+      <w:pPr>
+        <w:spacing w:after="60"/>
+      </w:pPr>
+    </w:p>
+    <w:p>
+      <w:pPr>
+        <w:spacing w:before="40" w:after="80" w:line="276" w:lineRule="auto"/>
+      </w:pPr>
+      <w:r>
+        <w:t>9. `internal/traceroute/traceroute.go`:</w:t>
+      </w:r>
+    </w:p>
+    <w:p>
+      <w:pPr>
+        <w:spacing w:before="40" w:after="80" w:line="276" w:lineRule="auto"/>
+      </w:pPr>
+      <w:r>
+        <w:t xml:space="preserve">   - Low-level network traceroute engine utilizing raw Linux UDP sockets and `epoll`.</w:t>
+      </w:r>
+    </w:p>
+    <w:p>
+      <w:pPr>
+        <w:spacing w:before="40" w:after="80" w:line="276" w:lineRule="auto"/>
+      </w:pPr>
+      <w:r>
+        <w:t xml:space="preserve">   - Sets socket options `IP_TTL` and `IP_RECVERR` to intercept ICMP Time-Exceeded messages asynchronously without spawning external binaries.</w:t>
+      </w:r>
+    </w:p>
+    <w:p>
+      <w:pPr>
+        <w:spacing w:after="60"/>
+      </w:pPr>
+    </w:p>
+    <w:p>
+      <w:pPr>
+        <w:spacing w:before="40" w:after="80" w:line="276" w:lineRule="auto"/>
+      </w:pPr>
+      <w:r>
+        <w:t>10. `visualization.html`:</w:t>
+      </w:r>
+    </w:p>
+    <w:p>
+      <w:pPr>
+        <w:spacing w:before="40" w:after="80" w:line="276" w:lineRule="auto"/>
+      </w:pPr>
+      <w:r>
+        <w:t xml:space="preserve">    - Mission-control web frontend styled with an Obsidian dark luxury aesthetic (`#0a0a0a`, `#111111`, `#171717`).</w:t>
+      </w:r>
+    </w:p>
+    <w:p>
+      <w:pPr>
+        <w:spacing w:before="40" w:after="80" w:line="276" w:lineRule="auto"/>
+      </w:pPr>
+      <w:r>
+        <w:t xml:space="preserve">    - D3.js force-directed topology canvas with multi-layout support (Force, Hierarchy, Ring, Grid).</w:t>
+      </w:r>
+    </w:p>
+    <w:p>
+      <w:pPr>
+        <w:spacing w:before="40" w:after="80" w:line="276" w:lineRule="auto"/>
+      </w:pPr>
+      <w:r>
+        <w:t xml:space="preserve">    - Features: Real-time Wireshark packet dissector dock, Shift-click path tracing, right-click link context menu, minimizable telemetry sidebar, fullscreen Zen focus mode, CIDR filter toolbar, and 2-second live analytics polling.</w:t>
+      </w:r>
+    </w:p>
+    <w:p>
+      <w:pPr>
+        <w:spacing w:before="280" w:after="120"/>
+      </w:pPr>
+      <w:r>
+        <w:rPr>
+          <w:rFonts w:ascii="Calibri" w:hAnsi="Calibri"/>
+          <w:b/>
+          <w:color w:val="1A365D"/>
+          <w:sz w:val="28"/>
+        </w:rPr>
+        <w:t>7. Step-by-Step Execution Guide &amp; Verification Roadmap</w:t>
+      </w:r>
+    </w:p>
+    <w:p>
+      <w:pPr>
+        <w:spacing w:before="40" w:after="80" w:line="276" w:lineRule="auto"/>
+      </w:pPr>
+      <w:r>
+        <w:t>Deploying and verifying the DNMS cluster requires zero manual configuration:</w:t>
+      </w:r>
+    </w:p>
+    <w:p>
+      <w:pPr>
+        <w:spacing w:after="60"/>
+      </w:pPr>
+    </w:p>
+    <w:p>
+      <w:pPr>
+        <w:spacing w:before="40" w:after="80" w:line="276" w:lineRule="auto"/>
+      </w:pPr>
+      <w:r>
+        <w:rPr>
+          <w:b/>
+        </w:rPr>
+        <w:t>1. Launching the 4-Node Datacenter Cluster:</w:t>
+      </w:r>
+    </w:p>
+    <w:p>
+      <w:pPr>
+        <w:spacing w:before="40" w:after="80" w:line="276" w:lineRule="auto"/>
+      </w:pPr>
+      <w:r>
+        <w:t xml:space="preserve">   In Windows PowerShell, run:</w:t>
+      </w:r>
+    </w:p>
+    <w:p>
+      <w:pPr>
+        <w:spacing w:before="40" w:after="80" w:line="276" w:lineRule="auto"/>
+      </w:pPr>
+      <w:r>
+        <w:t xml:space="preserve">   .\start_cluster.ps1</w:t>
+      </w:r>
+    </w:p>
+    <w:p>
+      <w:pPr>
+        <w:spacing w:before="40" w:after="80" w:line="276" w:lineRule="auto"/>
+      </w:pPr>
+      <w:r>
+        <w:t xml:space="preserve">   (Or inside WSL Ubuntu: `bash run_cluster.sh`)</w:t>
+      </w:r>
+    </w:p>
+    <w:p>
+      <w:pPr>
+        <w:spacing w:before="40" w:after="80" w:line="276" w:lineRule="auto"/>
+      </w:pPr>
+      <w:r>
+        <w:t xml:space="preserve">   This script terminates any stale instances, compiles the latest Go binary, and launches a 4-node gossip mesh:</w:t>
+      </w:r>
+    </w:p>
+    <w:p>
+      <w:pPr>
+        <w:spacing w:before="40" w:after="80" w:line="276" w:lineRule="auto"/>
+      </w:pPr>
+      <w:r>
+        <w:t xml:space="preserve">   - Node 1: http://localhost:12345 (Port 12345, Fabric &amp; Enterprise Simulator Active)</w:t>
+      </w:r>
+    </w:p>
+    <w:p>
+      <w:pPr>
+        <w:spacing w:before="40" w:after="80" w:line="276" w:lineRule="auto"/>
+      </w:pPr>
+      <w:r>
+        <w:t xml:space="preserve">   - Node 2: http://localhost:12346 (Port 12346)</w:t>
+      </w:r>
+    </w:p>
+    <w:p>
+      <w:pPr>
+        <w:spacing w:before="40" w:after="80" w:line="276" w:lineRule="auto"/>
+      </w:pPr>
+      <w:r>
+        <w:t xml:space="preserve">   - Node 3: http://localhost:12347 (Port 12347)</w:t>
+      </w:r>
+    </w:p>
+    <w:p>
+      <w:pPr>
+        <w:spacing w:before="40" w:after="80" w:line="276" w:lineRule="auto"/>
+      </w:pPr>
+      <w:r>
+        <w:t xml:space="preserve">   - Node 4: http://localhost:12348 (Port 12348)</w:t>
+      </w:r>
+    </w:p>
+    <w:p>
+      <w:pPr>
+        <w:spacing w:after="60"/>
+      </w:pPr>
+    </w:p>
+    <w:p>
+      <w:pPr>
+        <w:spacing w:before="40" w:after="80" w:line="276" w:lineRule="auto"/>
+      </w:pPr>
+      <w:r>
+        <w:rPr>
+          <w:b/>
+        </w:rPr>
+        <w:t>2. REST API Verification Table:</w:t>
+      </w:r>
+    </w:p>
+    <w:p>
+      <w:pPr>
+        <w:spacing w:before="40" w:after="80" w:line="276" w:lineRule="auto"/>
+      </w:pPr>
+      <w:r>
+        <w:t xml:space="preserve">   Endpoint                             Method   Description &amp; Expected Output</w:t>
+      </w:r>
+    </w:p>
+    <w:p>
+      <w:pPr>
+        <w:spacing w:before="40" w:after="80" w:line="276" w:lineRule="auto"/>
+      </w:pPr>
+      <w:r>
+        <w:t xml:space="preserve">   /v1/info                             GET      Node identity, IP address, and cluster member count.</w:t>
+      </w:r>
+    </w:p>
+    <w:p>
+      <w:pPr>
+        <w:spacing w:before="40" w:after="80" w:line="276" w:lineRule="auto"/>
+      </w:pPr>
+      <w:r>
+        <w:t xml:space="preserve">   /v1/graph                            GET      Complete JSON graph containing all nodes, links, and routes.</w:t>
+      </w:r>
+    </w:p>
+    <w:p>
+      <w:pPr>
+        <w:spacing w:before="40" w:after="80" w:line="276" w:lineRule="auto"/>
+      </w:pPr>
+      <w:r>
+        <w:t xml:space="preserve">   /v1/graph/edges/health               GET      Ranked list of link attributions, loss rates, and suspicion scores.</w:t>
+      </w:r>
+    </w:p>
+    <w:p>
+      <w:pPr>
+        <w:spacing w:before="40" w:after="80" w:line="276" w:lineRule="auto"/>
+      </w:pPr>
+      <w:r>
+        <w:t xml:space="preserve">   /v1/fault/inject                     POST     Inject link fault: {"src":"dist-sw-01","dst":"acc-sw-01","action":"down"}</w:t>
+      </w:r>
+    </w:p>
+    <w:p>
+      <w:pPr>
+        <w:spacing w:before="40" w:after="80" w:line="276" w:lineRule="auto"/>
+      </w:pPr>
+      <w:r>
+        <w:t xml:space="preserve">   /v1/chaos/fault                      POST     Chaos engineering endpoint: {"action":"heal"} restores all links.</w:t>
+      </w:r>
+    </w:p>
+    <w:p>
+      <w:pPr>
+        <w:spacing w:before="40" w:after="80" w:line="276" w:lineRule="auto"/>
+      </w:pPr>
+      <w:r>
+        <w:t xml:space="preserve">   /v1/topology/export                  GET      Exports clean RFC-compliant JSON topology for external orchestrators.</w:t>
+      </w:r>
+    </w:p>
+    <w:p>
+      <w:pPr>
+        <w:spacing w:before="40" w:after="80" w:line="276" w:lineRule="auto"/>
+      </w:pPr>
+      <w:r>
+        <w:t xml:space="preserve">   /metrics                             GET      Standard Prometheus metrics format for Grafana dashboards.</w:t>
+      </w:r>
+    </w:p>
+    <w:p>
+      <w:pPr>
+        <w:spacing w:before="80" w:after="120"/>
+      </w:pPr>
+      <w:r>
+        <w:rPr>
+          <w:rFonts w:ascii="Consolas" w:hAnsi="Consolas"/>
+          <w:color w:val="2D3748"/>
+          <w:sz w:val="17"/>
+        </w:rPr>
+        <w:t xml:space="preserve">   ------------------------------------------------------------------------------------------------------------------</w:t>
+        <w:br/>
+        <w:t xml:space="preserve">   ------------------------------------------------------------------------------------------------------------------</w:t>
+        <w:br/>
+        <w:t xml:space="preserve">   ------------------------------------------------------------------------------------------------------------------</w:t>
+      </w:r>
+    </w:p>
+    <w:p>
+      <w:pPr>
+        <w:spacing w:after="60"/>
+      </w:pPr>
+    </w:p>
+    <w:p>
+      <w:pPr>
+        <w:spacing w:before="40" w:after="80" w:line="276" w:lineRule="auto"/>
+      </w:pPr>
+      <w:r>
+        <w:rPr>
+          <w:b/>
+        </w:rPr>
+        <w:t>3. Standalone Go CLI Diagnostics (`dnms-cli`):</w:t>
+      </w:r>
+    </w:p>
+    <w:p>
+      <w:pPr>
+        <w:spacing w:before="40" w:after="80" w:line="276" w:lineRule="auto"/>
+      </w:pPr>
+      <w:r>
+        <w:t xml:space="preserve">   Operators can perform headless CLI diagnostics directly:</w:t>
+      </w:r>
+    </w:p>
+    <w:p>
+      <w:pPr>
+        <w:spacing w:before="40" w:after="80" w:line="276" w:lineRule="auto"/>
+      </w:pPr>
+      <w:r>
+        <w:t xml:space="preserve">   - `./dnms-cli status` : Prints ASCII health card of local node.</w:t>
+      </w:r>
+    </w:p>
+    <w:p>
+      <w:pPr>
+        <w:spacing w:before="40" w:after="80" w:line="276" w:lineRule="auto"/>
+      </w:pPr>
+      <w:r>
+        <w:t xml:space="preserve">   - `./dnms-cli peers`  : Displays tabular list of gossip peers.</w:t>
+      </w:r>
+    </w:p>
+    <w:p>
+      <w:pPr>
+        <w:spacing w:before="40" w:after="80" w:line="276" w:lineRule="auto"/>
+      </w:pPr>
+      <w:r>
+        <w:t xml:space="preserve">   - `./dnms-cli ping 127.0.0.2` : Sends high-resolution UDP probe and reports RTT.</w:t>
+      </w:r>
+    </w:p>
+    <w:p>
+      <w:pPr>
+        <w:spacing w:before="40" w:after="80" w:line="276" w:lineRule="auto"/>
+      </w:pPr>
+      <w:r>
+        <w:t xml:space="preserve">   - `./dnms-cli routes` : Lists discovered multi-paths.</w:t>
+      </w:r>
+    </w:p>
+    <w:p>
+      <w:pPr>
+        <w:spacing w:before="40" w:after="80" w:line="276" w:lineRule="auto"/>
+      </w:pPr>
+      <w:r>
+        <w:t xml:space="preserve">   - `./dnms-cli chaos sever &lt;src&gt; &lt;dst&gt;` : Injects physical link cut.</w:t>
+      </w:r>
+    </w:p>
+    <w:p>
+      <w:pPr>
+        <w:spacing w:before="280" w:after="120"/>
+      </w:pPr>
+      <w:r>
+        <w:rPr>
+          <w:rFonts w:ascii="Calibri" w:hAnsi="Calibri"/>
+          <w:b/>
+          <w:color w:val="1A365D"/>
+          <w:sz w:val="28"/>
+        </w:rPr>
+        <w:t>8. The Winning Presentation &amp; Pitch Script for Evaluation</w:t>
+      </w:r>
+    </w:p>
+    <w:p>
+      <w:pPr>
+        <w:spacing w:before="40" w:after="80" w:line="276" w:lineRule="auto"/>
+      </w:pPr>
+      <w:r>
+        <w:t>Use this exact scripted strategy during your project presentation or professor evaluation:</w:t>
+      </w:r>
+    </w:p>
+    <w:p>
+      <w:pPr>
+        <w:spacing w:after="60"/>
+      </w:pPr>
+    </w:p>
+    <w:p>
+      <w:pPr>
+        <w:spacing w:before="40" w:after="80" w:line="276" w:lineRule="auto"/>
+      </w:pPr>
+      <w:r>
+        <w:rPr>
+          <w:b/>
+        </w:rPr>
+        <w:t>1. The 30-Second Elevator Pitch:</w:t>
+      </w:r>
+    </w:p>
+    <w:p>
+      <w:pPr>
+        <w:spacing w:before="40" w:after="80" w:line="276" w:lineRule="auto"/>
+      </w:pPr>
+      <w:r>
+        <w:t xml:space="preserve">   "Good morning, Sir. Today we are presenting DNMS—the Distributed Network Monitoring System. In modern datacenter spine-and-leaf fabrics, legacy tools like ICMP Ping and SNMP have a critical blind spot: they cannot detect silent packet drops across Equal-Cost Multi-Path (ECMP) links without invasive switch credentials.</w:t>
+      </w:r>
+    </w:p>
+    <w:p>
+      <w:pPr>
+        <w:spacing w:before="40" w:after="80" w:line="276" w:lineRule="auto"/>
+      </w:pPr>
+      <w:r>
+        <w:t xml:space="preserve">   DNMS solves this autonomously. Using lightweight source-port sweeping and a decentralized SWIM gossip protocol, DNMS maps every parallel multi-path route. It then applies our mathematical fault attribution formula to pinpoint the exact failing link in real-time, visualizing everything on an obsidian mission-control NOC dashboard with an integrated Wireshark-grade packet dissector."</w:t>
+      </w:r>
+    </w:p>
+    <w:p>
+      <w:pPr>
+        <w:spacing w:after="60"/>
+      </w:pPr>
+    </w:p>
+    <w:p>
+      <w:pPr>
+        <w:spacing w:before="40" w:after="80" w:line="276" w:lineRule="auto"/>
+      </w:pPr>
+      <w:r>
+        <w:rPr>
+          <w:b/>
+        </w:rPr>
+        <w:t>2. The 3-Minute Live Demonstration Walkthrough:</w:t>
+      </w:r>
+    </w:p>
+    <w:p>
+      <w:pPr>
+        <w:spacing w:before="40" w:after="80" w:line="276" w:lineRule="auto"/>
+      </w:pPr>
+      <w:r>
+        <w:rPr>
+          <w:b/>
+          <w:color w:val="1A365D"/>
+        </w:rPr>
+        <w:t xml:space="preserve">   Step 1 (0:00 - 0:45) — Architecture &amp; Mesh Bootstrap:</w:t>
+      </w:r>
+    </w:p>
+    <w:p>
+      <w:pPr>
+        <w:spacing w:before="40" w:after="80" w:line="276" w:lineRule="auto"/>
+      </w:pPr>
+      <w:r>
+        <w:t xml:space="preserve">   - Action: Open `http://localhost:12345`. Point to the top bar showing 4 active cluster peers.</w:t>
+      </w:r>
+    </w:p>
+    <w:p>
+      <w:pPr>
+        <w:spacing w:before="40" w:after="80" w:line="276" w:lineRule="auto"/>
+      </w:pPr>
+      <w:r>
+        <w:t xml:space="preserve">   - Spoken Script: "Sir, notice that four independent nodes formed a decentralized cluster using the SWIM gossip protocol—zero central coordinator, zero single point of failure. The topology canvas renders our 18-node enterprise hierarchy with redundant core, distribution, and access tiers."</w:t>
+      </w:r>
+    </w:p>
+    <w:p>
+      <w:pPr>
+        <w:spacing w:after="60"/>
+      </w:pPr>
+    </w:p>
+    <w:p>
+      <w:pPr>
+        <w:spacing w:before="40" w:after="80" w:line="276" w:lineRule="auto"/>
+      </w:pPr>
+      <w:r>
+        <w:rPr>
+          <w:b/>
+          <w:color w:val="1A365D"/>
+        </w:rPr>
+        <w:t xml:space="preserve">   Step 2 (0:45 - 1:30) — Multi-Path ECMP &amp; Wireshark Dissector:</w:t>
+      </w:r>
+    </w:p>
+    <w:p>
+      <w:pPr>
+        <w:spacing w:before="40" w:after="80" w:line="276" w:lineRule="auto"/>
+      </w:pPr>
+      <w:r>
+        <w:t xml:space="preserve">   - Action: Click 'Initiate Trace' between `gw-border-01` and `ws-eng-101`. Then click '⛶ Live Packet Dissector (Wireshark)'.</w:t>
+      </w:r>
+    </w:p>
+    <w:p>
+      <w:pPr>
+        <w:spacing w:before="40" w:after="80" w:line="276" w:lineRule="auto"/>
+      </w:pPr>
+      <w:r>
+        <w:t xml:space="preserve">   - Spoken Script: "Here, our engine swept UDP source ports to discover both parallel ECMP routes through the distribution layer. In the Wireshark dock below, you see every packet stream with millisecond-precision timestamps, byte lengths, and protocol dissection. We can filter in real-time by ICMP, TCP, or SWIM."</w:t>
+      </w:r>
+    </w:p>
+    <w:p>
+      <w:pPr>
+        <w:spacing w:after="60"/>
+      </w:pPr>
+    </w:p>
+    <w:p>
+      <w:pPr>
+        <w:spacing w:before="40" w:after="80" w:line="276" w:lineRule="auto"/>
+      </w:pPr>
+      <w:r>
+        <w:rPr>
+          <w:b/>
+          <w:color w:val="1A365D"/>
+        </w:rPr>
+        <w:t xml:space="preserve">   Step 3 (1:30 - 2:30) — Chaos Fault Injection &amp; Mathematical Suspicion:</w:t>
+      </w:r>
+    </w:p>
+    <w:p>
+      <w:pPr>
+        <w:spacing w:before="40" w:after="80" w:line="276" w:lineRule="auto"/>
+      </w:pPr>
+      <w:r>
+        <w:t xml:space="preserve">   - Action: Right-click link `dist-sw-01 ↔ acc-sw-01` on canvas -&gt; Select 'Link Down (Cut Interface)'. Switch to the 'Analytics' tab.</w:t>
+      </w:r>
+    </w:p>
+    <w:p>
+      <w:pPr>
+        <w:spacing w:before="40" w:after="80" w:line="276" w:lineRule="auto"/>
+      </w:pPr>
+      <w:r>
+        <w:t xml:space="preserve">   - Spoken Script: "Now, Sir, we simulate a fiber cut. Notice the link turns red and severed on the canvas. Instantly in the Analytics tab, our fault attribution formula detects that routes passing through this link are experiencing 100% loss while other routes stay nominal. The Suspicion Score jumps to positive and flags the link with a red 'FAULT SUSPECT' badge—pinpointed with zero router credentials."</w:t>
+      </w:r>
+    </w:p>
+    <w:p>
+      <w:pPr>
+        <w:spacing w:after="60"/>
+      </w:pPr>
+    </w:p>
+    <w:p>
+      <w:pPr>
+        <w:spacing w:before="40" w:after="80" w:line="276" w:lineRule="auto"/>
+      </w:pPr>
+      <w:r>
+        <w:rPr>
+          <w:b/>
+          <w:color w:val="1A365D"/>
+        </w:rPr>
+        <w:t xml:space="preserve">   Step 4 (2:30 - 3:00) — Fast Recovery &amp; Restoration:</w:t>
+      </w:r>
+    </w:p>
+    <w:p>
+      <w:pPr>
+        <w:spacing w:before="40" w:after="80" w:line="276" w:lineRule="auto"/>
+      </w:pPr>
+      <w:r>
+        <w:t xml:space="preserve">   - Action: Click 'Restore' on the link. Watch the suspicion score immediately collapse back to 0.0%.</w:t>
+      </w:r>
+    </w:p>
+    <w:p>
+      <w:pPr>
+        <w:spacing w:before="40" w:after="80" w:line="276" w:lineRule="auto"/>
+      </w:pPr>
+      <w:r>
+        <w:t xml:space="preserve">   - Spoken Script: "When we restore the link, our active metric ring reset flushes the historical failure buffer immediately, returning the network to 0% suspicion within 1 second. DNMS delivers enterprise-grade observability with zero vendor lock-in."</w:t>
+      </w:r>
+    </w:p>
+    <w:p>
+      <w:pPr>
+        <w:spacing w:before="280" w:after="120"/>
+      </w:pPr>
+      <w:r>
+        <w:rPr>
+          <w:rFonts w:ascii="Calibri" w:hAnsi="Calibri"/>
+          <w:b/>
+          <w:color w:val="1A365D"/>
+          <w:sz w:val="28"/>
+        </w:rPr>
+        <w:t>9. 20 Comprehensive Viva Questions &amp; In-Depth Technical Answers</w:t>
+      </w:r>
+    </w:p>
+    <w:p>
+      <w:pPr>
+        <w:spacing w:before="40" w:after="80" w:line="276" w:lineRule="auto"/>
+      </w:pPr>
+      <w:r>
+        <w:t>This section prepares you for any technical defense, oral viva, or professor cross-examination:</w:t>
+      </w:r>
+    </w:p>
+    <w:p>
+      <w:pPr>
+        <w:spacing w:after="60"/>
+      </w:pPr>
+    </w:p>
+    <w:p>
+      <w:pPr>
+        <w:spacing w:before="40" w:after="80" w:line="276" w:lineRule="auto"/>
+      </w:pPr>
+      <w:r>
+        <w:t>========================================================================================================================</w:t>
+      </w:r>
+    </w:p>
+    <w:p>
+      <w:pPr>
+        <w:spacing w:before="40" w:after="80" w:line="276" w:lineRule="auto"/>
+      </w:pPr>
+      <w:r>
+        <w:rPr>
+          <w:b/>
+          <w:color w:val="1A365D"/>
+        </w:rPr>
+        <w:t>PART A: 10 GENERAL &amp; CONCEPTUAL NETWORKING VIVA QUESTIONS</w:t>
+      </w:r>
+    </w:p>
+    <w:p>
+      <w:pPr>
+        <w:spacing w:before="40" w:after="80" w:line="276" w:lineRule="auto"/>
+      </w:pPr>
+      <w:r>
+        <w:t>========================================================================================================================</w:t>
+      </w:r>
+    </w:p>
+    <w:p>
+      <w:pPr>
+        <w:spacing w:after="60"/>
+      </w:pPr>
+    </w:p>
+    <w:p>
+      <w:pPr>
+        <w:spacing w:before="40" w:after="80" w:line="276" w:lineRule="auto"/>
+      </w:pPr>
+      <w:r>
+        <w:rPr>
+          <w:b/>
+          <w:color w:val="2B6CB0"/>
+        </w:rPr>
+        <w:t>Q1: What is the fundamental problem that DNMS solves in modern datacenters?</w:t>
+      </w:r>
+    </w:p>
+    <w:p>
+      <w:pPr>
+        <w:spacing w:before="40" w:after="80" w:line="276" w:lineRule="auto"/>
+      </w:pPr>
+      <w:r>
+        <w:rPr>
+          <w:b/>
+          <w:color w:val="228B22"/>
+        </w:rPr>
+        <w:t xml:space="preserve">Answer: </w:t>
+      </w:r>
+      <w:r>
+        <w:rPr>
+          <w:sz w:val="20"/>
+        </w:rPr>
+        <w:t xml:space="preserve"> Modern datacenters utilize Spine-Leaf fabrics with Equal-Cost Multi-Path (ECMP) routing. Switches hash packet headers (Src IP, Dst IP, Protocol, Src Port, Dst Port) to distribute traffic across parallel links. Standard diagnostic tools (ICMP Ping, Traceroute) use static ports or lack port numbers entirely, so they only test one fixed path, leaving parallel paths completely unmonitored. When a link silently drops packets (a gray failure), standard tools show 'All Green'. DNMS sweeps UDP source ports to test all ECMP paths and mathematically identifies faulty hops without requiring router logins.</w:t>
+      </w:r>
+    </w:p>
+    <w:p>
+      <w:pPr>
+        <w:spacing w:after="60"/>
+      </w:pPr>
+    </w:p>
+    <w:p>
+      <w:pPr>
+        <w:spacing w:before="40" w:after="80" w:line="276" w:lineRule="auto"/>
+      </w:pPr>
+      <w:r>
+        <w:rPr>
+          <w:b/>
+          <w:color w:val="2B6CB0"/>
+        </w:rPr>
+        <w:t>Q2: Why does standard ICMP Ping or MTR fail to isolate intermediate link failures?</w:t>
+      </w:r>
+    </w:p>
+    <w:p>
+      <w:pPr>
+        <w:spacing w:before="40" w:after="80" w:line="276" w:lineRule="auto"/>
+      </w:pPr>
+      <w:r>
+        <w:rPr>
+          <w:b/>
+          <w:color w:val="228B22"/>
+        </w:rPr>
+        <w:t xml:space="preserve">Answer: </w:t>
+      </w:r>
+      <w:r>
+        <w:rPr>
+          <w:sz w:val="20"/>
+        </w:rPr>
+        <w:t xml:space="preserve"> ICMP Ping only tests end-to-end reachability; if packets fail, it cannot tell whether the fault is on hop 1, 2, or 3. MTR runs sequential ICMP traceroutes, but routers often rate-limit ICMP generation (Control Plane Policing - CoPP), creating false packet loss readings. Furthermore, neither ICMP Ping nor MTR exercises multiple ECMP hash buckets.</w:t>
+      </w:r>
+    </w:p>
+    <w:p>
+      <w:pPr>
+        <w:spacing w:after="60"/>
+      </w:pPr>
+    </w:p>
+    <w:p>
+      <w:pPr>
+        <w:spacing w:before="40" w:after="80" w:line="276" w:lineRule="auto"/>
+      </w:pPr>
+      <w:r>
+        <w:rPr>
+          <w:b/>
+          <w:color w:val="2B6CB0"/>
+        </w:rPr>
+        <w:t>Q3: How does HashiCorp Memberlist work, and why did you choose it over centralized tools like Consul, etcd, or ZooKeeper?</w:t>
+      </w:r>
+    </w:p>
+    <w:p>
+      <w:pPr>
+        <w:spacing w:before="40" w:after="80" w:line="276" w:lineRule="auto"/>
+      </w:pPr>
+      <w:r>
+        <w:rPr>
+          <w:b/>
+          <w:color w:val="228B22"/>
+        </w:rPr>
+        <w:t xml:space="preserve">Answer: </w:t>
+      </w:r>
+      <w:r>
+        <w:rPr>
+          <w:sz w:val="20"/>
+        </w:rPr>
+        <w:t xml:space="preserve"> Memberlist implements the SWIM (Structured Weakly-consistent Infection-style Process Group Membership) protocol. It uses weakly-consistent peer-to-peer gossip over UDP/TCP. We chose it because centralized coordinators (ZooKeeper/etcd) introduce a single point of failure and require complex quorum management. With SWIM, nodes automatically discover each other via gossip packets, detect node crashes via indirect probing, and scale to thousands of nodes with O(log N) message overhead.</w:t>
+      </w:r>
+    </w:p>
+    <w:p>
+      <w:pPr>
+        <w:spacing w:after="60"/>
+      </w:pPr>
+    </w:p>
+    <w:p>
+      <w:pPr>
+        <w:spacing w:before="40" w:after="80" w:line="276" w:lineRule="auto"/>
+      </w:pPr>
+      <w:r>
+        <w:rPr>
+          <w:b/>
+          <w:color w:val="2B6CB0"/>
+        </w:rPr>
+        <w:t>Q4: What is Linux raw socket IP_RECVERR, and why is it essential for DNMS traceroute?</w:t>
+      </w:r>
+    </w:p>
+    <w:p>
+      <w:pPr>
+        <w:spacing w:before="40" w:after="80" w:line="276" w:lineRule="auto"/>
+      </w:pPr>
+      <w:r>
+        <w:rPr>
+          <w:b/>
+          <w:color w:val="228B22"/>
+        </w:rPr>
+        <w:t xml:space="preserve">Answer: </w:t>
+      </w:r>
+      <w:r>
+        <w:rPr>
+          <w:sz w:val="20"/>
+        </w:rPr>
+        <w:t xml:space="preserve"> Normally, when a UDP probe's TTL expires at an intermediate router, the router sends an ICMP 'Time Exceeded' message back to the sender. In standard userspace networking, the OS drops these ICMP errors or delivers them asynchronously. Setting socket option `IP_RECVERR` on a UDP socket tells the Linux kernel to preserve these ICMP error payloads in the socket's extended error queue. DNMS reads them using `recvmsg()` with `MSG_ERRQUEUE`, allowing us to determine the intermediate router's IP address without running a privileged standalone traceroute binary.</w:t>
+      </w:r>
+    </w:p>
+    <w:p>
+      <w:pPr>
+        <w:spacing w:after="60"/>
+      </w:pPr>
+    </w:p>
+    <w:p>
+      <w:pPr>
+        <w:spacing w:before="40" w:after="80" w:line="276" w:lineRule="auto"/>
+      </w:pPr>
+      <w:r>
+        <w:rPr>
+          <w:b/>
+          <w:color w:val="2B6CB0"/>
+        </w:rPr>
+        <w:t>Q5: Explain the mathematical formula for Link Fault Attribution and Suspicion Score.</w:t>
+      </w:r>
+    </w:p>
+    <w:p>
+      <w:pPr>
+        <w:spacing w:before="40" w:after="80" w:line="276" w:lineRule="auto"/>
+      </w:pPr>
+      <w:r>
+        <w:rPr>
+          <w:b/>
+          <w:color w:val="228B22"/>
+        </w:rPr>
+        <w:t xml:space="preserve">Answer: </w:t>
+      </w:r>
+      <w:r>
+        <w:rPr>
+          <w:sz w:val="20"/>
+        </w:rPr>
+        <w:t xml:space="preserve"> The Suspicion Score for link e is defined as:</w:t>
+      </w:r>
+    </w:p>
+    <w:p>
+      <w:pPr>
+        <w:spacing w:before="40" w:after="80" w:line="276" w:lineRule="auto"/>
+      </w:pPr>
+      <w:r>
+        <w:t>Suspicion(e) = AvgLossThrough(e) - AvgLossNotThrough(e)</w:t>
+      </w:r>
+    </w:p>
+    <w:p>
+      <w:pPr>
+        <w:spacing w:before="40" w:after="80" w:line="276" w:lineRule="auto"/>
+      </w:pPr>
+      <w:r>
+        <w:t>- AvgLossThrough(e) is the sample-weighted average loss rate across all end-to-end routes that traverse link e.</w:t>
+      </w:r>
+    </w:p>
+    <w:p>
+      <w:pPr>
+        <w:spacing w:before="40" w:after="80" w:line="276" w:lineRule="auto"/>
+      </w:pPr>
+      <w:r>
+        <w:t>- AvgLossNotThrough(e) is the sample-weighted average loss rate across all routes in the network that do NOT traverse link e.</w:t>
+      </w:r>
+    </w:p>
+    <w:p>
+      <w:pPr>
+        <w:spacing w:before="40" w:after="80" w:line="276" w:lineRule="auto"/>
+      </w:pPr>
+      <w:r>
+        <w:t>If link e is healthy, routes passing through it experience the same baseline loss as the rest of the network, so Suspicion ≈ 0. If link e is faulty, traversing routes suffer heavy loss while non-traversing routes remain healthy, causing Suspicion to spike towards 1.0 (100%).</w:t>
+      </w:r>
+    </w:p>
+    <w:p>
+      <w:pPr>
+        <w:spacing w:after="60"/>
+      </w:pPr>
+    </w:p>
+    <w:p>
+      <w:pPr>
+        <w:spacing w:before="40" w:after="80" w:line="276" w:lineRule="auto"/>
+      </w:pPr>
+      <w:r>
+        <w:rPr>
+          <w:b/>
+          <w:color w:val="2B6CB0"/>
+        </w:rPr>
+        <w:t>Q6: What is Network Jitter, and how does DNMS compute it?</w:t>
+      </w:r>
+    </w:p>
+    <w:p>
+      <w:pPr>
+        <w:spacing w:before="40" w:after="80" w:line="276" w:lineRule="auto"/>
+      </w:pPr>
+      <w:r>
+        <w:rPr>
+          <w:b/>
+          <w:color w:val="228B22"/>
+        </w:rPr>
+        <w:t xml:space="preserve">Answer: </w:t>
+      </w:r>
+      <w:r>
+        <w:rPr>
+          <w:sz w:val="20"/>
+        </w:rPr>
+        <w:t xml:space="preserve"> Jitter is the statistical variance in packet transit delay over time (packet delay variation). High jitter disrupts VoIP calls, video streaming, and financial trading algorithms. In `graph/metrics.go`, DNMS computes jitter across the rolling sample window as the Mean Absolute Consecutive Difference (MACD):</w:t>
+      </w:r>
+    </w:p>
+    <w:p>
+      <w:pPr>
+        <w:spacing w:before="40" w:after="80" w:line="276" w:lineRule="auto"/>
+      </w:pPr>
+      <w:r>
+        <w:t>Jitter = (1 / (N - 1)) * Sum(|Latency[i] - Latency[i-1]|) for i = 1 to N-1.</w:t>
+      </w:r>
+    </w:p>
+    <w:p>
+      <w:pPr>
+        <w:spacing w:after="60"/>
+      </w:pPr>
+    </w:p>
+    <w:p>
+      <w:pPr>
+        <w:spacing w:before="40" w:after="80" w:line="276" w:lineRule="auto"/>
+      </w:pPr>
+      <w:r>
+        <w:rPr>
+          <w:b/>
+          <w:color w:val="2B6CB0"/>
+        </w:rPr>
+        <w:t>Q7: What is the difference between In-Band Network Telemetry (INT) and DNMS Active Probing?</w:t>
+      </w:r>
+    </w:p>
+    <w:p>
+      <w:pPr>
+        <w:spacing w:before="40" w:after="80" w:line="276" w:lineRule="auto"/>
+      </w:pPr>
+      <w:r>
+        <w:rPr>
+          <w:b/>
+          <w:color w:val="228B22"/>
+        </w:rPr>
+        <w:t xml:space="preserve">Answer: </w:t>
+      </w:r>
+      <w:r>
+        <w:rPr>
+          <w:sz w:val="20"/>
+        </w:rPr>
+        <w:t xml:space="preserve"> In-Band Telemetry (INT) embeds telemetry headers (switch ID, queue depth, egress timestamp) directly inside customer production data packets as they pass through programmable ASIC switches (P4/Barefoot Tofino). While INT provides wire-speed data, it requires expensive, specialized hardware and custom firmware. DNMS uses Active Edge Probing: it runs on standard commodity Linux servers at the edge of the network, requiring zero specialized router hardware or firmware upgrades.</w:t>
+      </w:r>
+    </w:p>
+    <w:p>
+      <w:pPr>
+        <w:spacing w:after="60"/>
+      </w:pPr>
+    </w:p>
+    <w:p>
+      <w:pPr>
+        <w:spacing w:before="40" w:after="80" w:line="276" w:lineRule="auto"/>
+      </w:pPr>
+      <w:r>
+        <w:rPr>
+          <w:b/>
+          <w:color w:val="2B6CB0"/>
+        </w:rPr>
+        <w:t>Q8: How does DNMS ensure that its synthetic monitoring probes do not disrupt or congest customer production traffic?</w:t>
+      </w:r>
+    </w:p>
+    <w:p>
+      <w:pPr>
+        <w:spacing w:before="40" w:after="80" w:line="276" w:lineRule="auto"/>
+      </w:pPr>
+      <w:r>
+        <w:rPr>
+          <w:b/>
+          <w:color w:val="228B22"/>
+        </w:rPr>
+        <w:t xml:space="preserve">Answer: </w:t>
+      </w:r>
+      <w:r>
+        <w:rPr>
+          <w:sz w:val="20"/>
+        </w:rPr>
+        <w:t xml:space="preserve"> DNMS uses tiny UDP probe packets (only 64 to 128 bytes) sent at controlled 100ms to 1000ms intervals. Even across 100 routes, the total bandwidth consumption is less than 0.01% of a standard 10Gbps/40Gbps datacenter link. Furthermore, probes use standard non-blocking asynchronous sockets that yield immediately under system load.</w:t>
+      </w:r>
+    </w:p>
+    <w:p>
+      <w:pPr>
+        <w:spacing w:after="60"/>
+      </w:pPr>
+    </w:p>
+    <w:p>
+      <w:pPr>
+        <w:spacing w:before="40" w:after="80" w:line="276" w:lineRule="auto"/>
+      </w:pPr>
+      <w:r>
+        <w:rPr>
+          <w:b/>
+          <w:color w:val="2B6CB0"/>
+        </w:rPr>
+        <w:t>Q9: Why did you use Server-Sent Events (SSE) instead of WebSockets for dashboard synchronization?</w:t>
+      </w:r>
+    </w:p>
+    <w:p>
+      <w:pPr>
+        <w:spacing w:before="40" w:after="80" w:line="276" w:lineRule="auto"/>
+      </w:pPr>
+      <w:r>
+        <w:rPr>
+          <w:b/>
+          <w:color w:val="228B22"/>
+        </w:rPr>
+        <w:t xml:space="preserve">Answer: </w:t>
+      </w:r>
+      <w:r>
+        <w:rPr>
+          <w:sz w:val="20"/>
+        </w:rPr>
+        <w:t xml:space="preserve"> WebSockets provide bi-directional, full-duplex communication, which requires complex connection state management and custom framing. The DNMS dashboard only requires unidirectional streaming (the server pushes graph topology updates, node joins, and link cuts to the browser). SSE is built natively on top of standard HTTP/1.1, supports automatic browser reconnection, handles HTTP proxying smoothly, and is implemented with minimal overhead via Go's `http.Flusher`.</w:t>
+      </w:r>
+    </w:p>
+    <w:p>
+      <w:pPr>
+        <w:spacing w:after="60"/>
+      </w:pPr>
+    </w:p>
+    <w:p>
+      <w:pPr>
+        <w:spacing w:before="40" w:after="80" w:line="276" w:lineRule="auto"/>
+      </w:pPr>
+      <w:r>
+        <w:rPr>
+          <w:b/>
+          <w:color w:val="2B6CB0"/>
+        </w:rPr>
+        <w:t>Q10: How does Prometheus scrape metrics from DNMS, and what key alert rules can be configured?</w:t>
+      </w:r>
+    </w:p>
+    <w:p>
+      <w:pPr>
+        <w:spacing w:before="40" w:after="80" w:line="276" w:lineRule="auto"/>
+      </w:pPr>
+      <w:r>
+        <w:rPr>
+          <w:b/>
+          <w:color w:val="228B22"/>
+        </w:rPr>
+        <w:t xml:space="preserve">Answer: </w:t>
+      </w:r>
+      <w:r>
+        <w:rPr>
+          <w:sz w:val="20"/>
+        </w:rPr>
+        <w:t xml:space="preserve"> DNMS exposes a standard Prometheus scrape endpoint at `/metrics`. Prometheus periodically queries this endpoint over HTTP. DNMS outputs standard Prometheus gauges and counters:</w:t>
+      </w:r>
+    </w:p>
+    <w:p>
+      <w:pPr>
+        <w:spacing w:before="40" w:after="80" w:line="276" w:lineRule="auto"/>
+      </w:pPr>
+      <w:r>
+        <w:t>- `dnms_link_suspicion_score{src="...", dst="..."}`: Link suspicion gauge.</w:t>
+      </w:r>
+    </w:p>
+    <w:p>
+      <w:pPr>
+        <w:spacing w:before="40" w:after="80" w:line="276" w:lineRule="auto"/>
+      </w:pPr>
+      <w:r>
+        <w:t>- `dnms_route_loss_ratio{route="..."}`: Packet loss ratio.</w:t>
+      </w:r>
+    </w:p>
+    <w:p>
+      <w:pPr>
+        <w:spacing w:before="40" w:after="80" w:line="276" w:lineRule="auto"/>
+      </w:pPr>
+      <w:r>
+        <w:t>- `dnms_route_latency_p99_seconds`: 99th percentile latency.</w:t>
+      </w:r>
+    </w:p>
+    <w:p>
+      <w:pPr>
+        <w:spacing w:before="40" w:after="80" w:line="276" w:lineRule="auto"/>
+      </w:pPr>
+      <w:r>
+        <w:t>Network teams can configure Prometheus alert rules to fire PagerDuty notifications whenever `dnms_link_suspicion_score &gt; 0.50` for more than 15 seconds.</w:t>
+      </w:r>
+    </w:p>
+    <w:p>
+      <w:pPr>
+        <w:spacing w:after="60"/>
+      </w:pPr>
+    </w:p>
+    <w:p>
+      <w:pPr>
+        <w:spacing w:before="40" w:after="80" w:line="276" w:lineRule="auto"/>
+      </w:pPr>
+      <w:r>
+        <w:t>========================================================================================================================</w:t>
+      </w:r>
+    </w:p>
+    <w:p>
+      <w:pPr>
+        <w:spacing w:before="40" w:after="80" w:line="276" w:lineRule="auto"/>
+      </w:pPr>
+      <w:r>
+        <w:rPr>
+          <w:b/>
+          <w:color w:val="1A365D"/>
+        </w:rPr>
+        <w:t>PART B: 10 FILE-SPECIFIC VIVA QUESTIONS (DEEP CODE ARCHITECTURE)</w:t>
+      </w:r>
+    </w:p>
+    <w:p>
+      <w:pPr>
+        <w:spacing w:before="40" w:after="80" w:line="276" w:lineRule="auto"/>
+      </w:pPr>
+      <w:r>
+        <w:t>========================================================================================================================</w:t>
+      </w:r>
+    </w:p>
+    <w:p>
+      <w:pPr>
+        <w:spacing w:after="60"/>
+      </w:pPr>
+    </w:p>
+    <w:p>
+      <w:pPr>
+        <w:spacing w:before="40" w:after="80" w:line="276" w:lineRule="auto"/>
+      </w:pPr>
+      <w:r>
+        <w:rPr>
+          <w:b/>
+          <w:color w:val="2B6CB0"/>
+        </w:rPr>
+        <w:t>Q11: In `main.go`, how are the concurrent subsystems initialized, and how does the daemon handle graceful termination?</w:t>
+      </w:r>
+    </w:p>
+    <w:p>
+      <w:pPr>
+        <w:spacing w:before="40" w:after="80" w:line="276" w:lineRule="auto"/>
+      </w:pPr>
+      <w:r>
+        <w:rPr>
+          <w:b/>
+          <w:color w:val="228B22"/>
+        </w:rPr>
+        <w:t xml:space="preserve">Answer: </w:t>
+      </w:r>
+      <w:r>
+        <w:rPr>
+          <w:sz w:val="20"/>
+        </w:rPr>
+        <w:t xml:space="preserve"> In `main.go`, the application parses CLI flags, initializes an empty `NetworkGraph`, and registers Memberlist gossip with a custom delegate. It spawns the `TracerouteMapper` and `Pinger` in separate Goroutines. It then initializes the HTTP API server. To handle shutdown, `main.go` listens on an `os.Signal` channel for `SIGINT` and `SIGTERM`. Upon receipt, it gracefully leaves the Memberlist cluster (announcing departure to peers), cancels the context to stop background pinger tickers, and invokes `http.Server.Shutdown()` to complete in-flight HTTP requests.</w:t>
+      </w:r>
+    </w:p>
+    <w:p>
+      <w:pPr>
+        <w:spacing w:after="60"/>
+      </w:pPr>
+    </w:p>
+    <w:p>
+      <w:pPr>
+        <w:spacing w:before="40" w:after="80" w:line="276" w:lineRule="auto"/>
+      </w:pPr>
+      <w:r>
+        <w:rPr>
+          <w:b/>
+          <w:color w:val="2B6CB0"/>
+        </w:rPr>
+        <w:t>Q12: In `httpapi.go`, how is `/v1/events/graph` implemented to stream real-time updates without crashing the server?</w:t>
+      </w:r>
+    </w:p>
+    <w:p>
+      <w:pPr>
+        <w:spacing w:before="40" w:after="80" w:line="276" w:lineRule="auto"/>
+      </w:pPr>
+      <w:r>
+        <w:rPr>
+          <w:b/>
+          <w:color w:val="228B22"/>
+        </w:rPr>
+        <w:t xml:space="preserve">Answer: </w:t>
+      </w:r>
+      <w:r>
+        <w:rPr>
+          <w:sz w:val="20"/>
+        </w:rPr>
+        <w:t xml:space="preserve"> In `httpapi.go`, the `/v1/events/graph` handler casts the `http.ResponseWriter` to an `http.Flusher`. It sets headers `Content-Type: text/event-stream`, `Cache-Control: no-cache`, and `Connection: keep-alive`. It subscribes to the graph's event broker channel. Whenever an `addNode`, `addLink`, `severLink`, or `restoreLink` event occurs, the handler serializes the event to JSON, writes `data: {JSON}</w:t>
+      </w:r>
+    </w:p>
+    <w:p>
+      <w:pPr>
+        <w:spacing w:after="60"/>
+      </w:pPr>
+    </w:p>
+    <w:p>
+      <w:pPr>
+        <w:spacing w:before="40" w:after="80" w:line="276" w:lineRule="auto"/>
+      </w:pPr>
+      <w:r>
+        <w:t>`, and immediately calls `flusher.Flush()`. If the client disconnects, `r.Context().Done()` fires, and the handler unsubscribes to prevent memory leaks.</w:t>
+      </w:r>
+    </w:p>
+    <w:p>
+      <w:pPr>
+        <w:spacing w:after="60"/>
+      </w:pPr>
+    </w:p>
+    <w:p>
+      <w:pPr>
+        <w:spacing w:before="40" w:after="80" w:line="276" w:lineRule="auto"/>
+      </w:pPr>
+      <w:r>
+        <w:rPr>
+          <w:b/>
+          <w:color w:val="2B6CB0"/>
+        </w:rPr>
+        <w:t>Q13: In `internal/traceroute/traceroute.go`, how does the engine sweep source ports concurrently?</w:t>
+      </w:r>
+    </w:p>
+    <w:p>
+      <w:pPr>
+        <w:spacing w:before="40" w:after="80" w:line="276" w:lineRule="auto"/>
+      </w:pPr>
+      <w:r>
+        <w:rPr>
+          <w:b/>
+          <w:color w:val="228B22"/>
+        </w:rPr>
+        <w:t xml:space="preserve">Answer: </w:t>
+      </w:r>
+      <w:r>
+        <w:rPr>
+          <w:sz w:val="20"/>
+        </w:rPr>
+        <w:t xml:space="preserve"> The `Tracer` struct creates a non-blocking UDP socket and uses `syscall.EpollWait` to multiplex socket events. For each destination peer, it loops through TTL values from 1 to 30. For each TTL, it binds to varying local source ports (e.g. 33436, 33437) to generate distinct ECMP hash inputs. It sends UDP packets and waits for `IP_RECVERR` events on the error queue. When an ICMP error packet arrives, it decodes the intermediate hop's IPv4 address and records it in the route's hop sequence.</w:t>
+      </w:r>
+    </w:p>
+    <w:p>
+      <w:pPr>
+        <w:spacing w:after="60"/>
+      </w:pPr>
+    </w:p>
+    <w:p>
+      <w:pPr>
+        <w:spacing w:before="40" w:after="80" w:line="276" w:lineRule="auto"/>
+      </w:pPr>
+      <w:r>
+        <w:rPr>
+          <w:b/>
+          <w:color w:val="2B6CB0"/>
+        </w:rPr>
+        <w:t>Q14: In `pinger.go`, how does the probe loop schedule UDP pings, and how does it prevent packet collisions?</w:t>
+      </w:r>
+    </w:p>
+    <w:p>
+      <w:pPr>
+        <w:spacing w:before="40" w:after="80" w:line="276" w:lineRule="auto"/>
+      </w:pPr>
+      <w:r>
+        <w:rPr>
+          <w:b/>
+          <w:color w:val="228B22"/>
+        </w:rPr>
+        <w:t xml:space="preserve">Answer: </w:t>
+      </w:r>
+      <w:r>
+        <w:rPr>
+          <w:sz w:val="20"/>
+        </w:rPr>
+        <w:t xml:space="preserve"> `pinger.go` maintains a background Goroutine with a `time.Ticker` (default 100ms). On every tick, it snapshots the current list of active routes from the graph. It constructs a binary probe containing a 64-bit sequence counter and a nanosecond timestamp. It dispatches the probe across the route's UDP socket. When an ACK is received, it calculates `Latency = Now - ProbeTimestamp` and invokes `route.HandleACK(true, latency)`. If a probe does not return within the timeout deadline (500ms), it calls `route.HandleACK(false, 0)`.</w:t>
+      </w:r>
+    </w:p>
+    <w:p>
+      <w:pPr>
+        <w:spacing w:after="60"/>
+      </w:pPr>
+    </w:p>
+    <w:p>
+      <w:pPr>
+        <w:spacing w:before="40" w:after="80" w:line="276" w:lineRule="auto"/>
+      </w:pPr>
+      <w:r>
+        <w:rPr>
+          <w:b/>
+          <w:color w:val="2B6CB0"/>
+        </w:rPr>
+        <w:t>Q15: In `graph/metrics.go`, how does `metricsRing` manage circular memory, and how are percentiles calculated?</w:t>
+      </w:r>
+    </w:p>
+    <w:p>
+      <w:pPr>
+        <w:spacing w:before="40" w:after="80" w:line="276" w:lineRule="auto"/>
+      </w:pPr>
+      <w:r>
+        <w:rPr>
+          <w:b/>
+          <w:color w:val="228B22"/>
+        </w:rPr>
+        <w:t xml:space="preserve">Answer: </w:t>
+      </w:r>
+      <w:r>
+        <w:rPr>
+          <w:sz w:val="20"/>
+        </w:rPr>
+        <w:t xml:space="preserve"> `metricsRing` wraps Go's `container/ring.Ring` with a fixed size of `MetricRingSize = 100` and an `RWMutex`. Calling `record(sample)` overwrites the current ring node with the new `PingSample` (containing boolean `Pass` and `LatencyNs`) and advances the pointer. Because memory is pre-allocated, it creates zero garbage collection churn. In `summarize()`, the ring extracts all populated samples, calculates `LossRate = failures / total`, and uses the `github.com/montanaflynn/stats` package to compute exact p50, p90, and p99 percentiles and standard deviation.</w:t>
+      </w:r>
+    </w:p>
+    <w:p>
+      <w:pPr>
+        <w:spacing w:after="60"/>
+      </w:pPr>
+    </w:p>
+    <w:p>
+      <w:pPr>
+        <w:spacing w:before="40" w:after="80" w:line="276" w:lineRule="auto"/>
+      </w:pPr>
+      <w:r>
+        <w:rPr>
+          <w:b/>
+          <w:color w:val="2B6CB0"/>
+        </w:rPr>
+        <w:t>Q16: In `graph/route.go`, explain the 3-state state machine inside `HandleACK()`.</w:t>
+      </w:r>
+    </w:p>
+    <w:p>
+      <w:pPr>
+        <w:spacing w:before="40" w:after="80" w:line="276" w:lineRule="auto"/>
+      </w:pPr>
+      <w:r>
+        <w:rPr>
+          <w:b/>
+          <w:color w:val="228B22"/>
+        </w:rPr>
+        <w:t xml:space="preserve">Answer: </w:t>
+      </w:r>
+      <w:r>
+        <w:rPr>
+          <w:sz w:val="20"/>
+        </w:rPr>
+        <w:t xml:space="preserve"> `NetworkRoute` implements a hysteresis state machine with three states: `Up`, `Suspect`, and `Down`. When a ping succeeds (`pass = true`), if the route was `Down`, it transitions to `Suspect`; if it was `Suspect`, it transitions to `Up`. When a ping fails (`pass = false`), if the route was `Up`, it transitions to `Suspect`; if it was `Suspect`, it transitions to `Down`. This hysteresis prevents route flapping: a single dropped packet does not instantly mark a route Down, and a single successful packet does not instantly declare a recovered route fully healthy.</w:t>
+      </w:r>
+    </w:p>
+    <w:p>
+      <w:pPr>
+        <w:spacing w:after="60"/>
+      </w:pPr>
+    </w:p>
+    <w:p>
+      <w:pPr>
+        <w:spacing w:before="40" w:after="80" w:line="276" w:lineRule="auto"/>
+      </w:pPr>
+      <w:r>
+        <w:rPr>
+          <w:b/>
+          <w:color w:val="2B6CB0"/>
+        </w:rPr>
+        <w:t>Q17: In `graph/graph.go`, how does `AttributeLinkLoss()` correlate route loss with link membership without race conditions?</w:t>
+      </w:r>
+    </w:p>
+    <w:p>
+      <w:pPr>
+        <w:spacing w:before="40" w:after="80" w:line="276" w:lineRule="auto"/>
+      </w:pPr>
+      <w:r>
+        <w:rPr>
+          <w:b/>
+          <w:color w:val="228B22"/>
+        </w:rPr>
+        <w:t xml:space="preserve">Answer: </w:t>
+      </w:r>
+      <w:r>
+        <w:rPr>
+          <w:sz w:val="20"/>
+        </w:rPr>
+        <w:t xml:space="preserve"> `AttributeLinkLoss()` follows a strict lock-ordering protocol to prevent deadlocks. First, it acquires `RoutesLock.RLock()` and takes a lightweight snapshot of every route's summary (loss rate and sample count). It drops `RoutesLock.RUnlock()`. Next, it acquires `LinksLock.RLock()` to iterate over links. For each link, it tests which snapshot routes contain the link in `route.linkPath`. It aggregates sample-weighted loss sums `thruLossW` and `notLossW`, calculates `Suspicion = AvgLossThrough - AvgLossNotThrough`, and sorts links in descending order of suspicion.</w:t>
+      </w:r>
+    </w:p>
+    <w:p>
+      <w:pPr>
+        <w:spacing w:after="60"/>
+      </w:pPr>
+    </w:p>
+    <w:p>
+      <w:pPr>
+        <w:spacing w:before="40" w:after="80" w:line="276" w:lineRule="auto"/>
+      </w:pPr>
+      <w:r>
+        <w:rPr>
+          <w:b/>
+          <w:color w:val="2B6CB0"/>
+        </w:rPr>
+        <w:t>Q18: In `enterprise.go`, how is the Core-Distribution-Access hierarchy modeled, and how does it simulate impairments?</w:t>
+      </w:r>
+    </w:p>
+    <w:p>
+      <w:pPr>
+        <w:spacing w:before="40" w:after="80" w:line="276" w:lineRule="auto"/>
+      </w:pPr>
+      <w:r>
+        <w:rPr>
+          <w:b/>
+          <w:color w:val="228B22"/>
+        </w:rPr>
+        <w:t xml:space="preserve">Answer: </w:t>
+      </w:r>
+      <w:r>
+        <w:rPr>
+          <w:sz w:val="20"/>
+        </w:rPr>
+        <w:t xml:space="preserve"> `enterprise.go` programmatically creates 18 nodes: 2 Core Gateways (`core-gw-01`, `core-gw-02`), 2 Firewalls (`sec-fw-01`, `sec-fw-02`), 2 Distribution Switches (`dist-sw-01`, `dist-sw-02`), 4 Access Switches, and 8 Department Workstations/Servers. It registers 20 interconnected links and 29 multi-paths. In its probe loop, it checks `g.IsLinkSevered(hopA, hopB)` and link states. If a link is `DOWN`, it feeds `HandleACK(false, 0)`. If a link is `IMPAIRED`, it injects 40% synthetic loss and +35ms latency, allowing realistic evaluation of QoS degradation.</w:t>
+      </w:r>
+    </w:p>
+    <w:p>
+      <w:pPr>
+        <w:spacing w:after="60"/>
+      </w:pPr>
+    </w:p>
+    <w:p>
+      <w:pPr>
+        <w:spacing w:before="40" w:after="80" w:line="276" w:lineRule="auto"/>
+      </w:pPr>
+      <w:r>
+        <w:rPr>
+          <w:b/>
+          <w:color w:val="2B6CB0"/>
+        </w:rPr>
+        <w:t>Q19: In `demo.go`, how is the Spine-and-Leaf fabric initialized, and what ECMP behavior does it demonstrate?</w:t>
+      </w:r>
+    </w:p>
+    <w:p>
+      <w:pPr>
+        <w:spacing w:before="40" w:after="80" w:line="276" w:lineRule="auto"/>
+      </w:pPr>
+      <w:r>
+        <w:rPr>
+          <w:b/>
+          <w:color w:val="228B22"/>
+        </w:rPr>
+        <w:t xml:space="preserve">Answer: </w:t>
+      </w:r>
+      <w:r>
+        <w:rPr>
+          <w:sz w:val="20"/>
+        </w:rPr>
+        <w:t xml:space="preserve"> `demo.go` initializes a classic datacenter spine-leaf topology consisting of 2 Spine Switches (`spine-01`, `spine-02`) and 2 Leaf Switches (`leaf-01`, `leaf-02`). It registers dual redundant paths between Server A (`127.0.0.1`) and Server B (`127.0.0.4`):</w:t>
+      </w:r>
+    </w:p>
+    <w:p>
+      <w:pPr>
+        <w:spacing w:before="40" w:after="80" w:line="276" w:lineRule="auto"/>
+      </w:pPr>
+      <w:r>
+        <w:t>- Path 1: `leaf-01 -&gt; spine-01 -&gt; leaf-02`</w:t>
+      </w:r>
+    </w:p>
+    <w:p>
+      <w:pPr>
+        <w:spacing w:before="40" w:after="80" w:line="276" w:lineRule="auto"/>
+      </w:pPr>
+      <w:r>
+        <w:t>- Path 2: `leaf-01 -&gt; spine-02 -&gt; leaf-02`</w:t>
+      </w:r>
+    </w:p>
+    <w:p>
+      <w:pPr>
+        <w:spacing w:before="40" w:after="80" w:line="276" w:lineRule="auto"/>
+      </w:pPr>
+      <w:r>
+        <w:t>This demonstrates how cutting `spine-01` causes Path 1 to drop packets while Path 2 continues forwarding traffic, immediately isolating the bad spine switch.</w:t>
+      </w:r>
+    </w:p>
+    <w:p>
+      <w:pPr>
+        <w:spacing w:after="60"/>
+      </w:pPr>
+    </w:p>
+    <w:p>
+      <w:pPr>
+        <w:spacing w:before="40" w:after="80" w:line="276" w:lineRule="auto"/>
+      </w:pPr>
+      <w:r>
+        <w:rPr>
+          <w:b/>
+          <w:color w:val="2B6CB0"/>
+        </w:rPr>
+        <w:t>Q20: In `visualization.html`, how does the Wireshark Live Packet Dissector Dock operate with millisecond timestamps and protocol filtering?</w:t>
+      </w:r>
+    </w:p>
+    <w:p>
+      <w:pPr>
+        <w:spacing w:before="40" w:after="80" w:line="276" w:lineRule="auto"/>
+      </w:pPr>
+      <w:r>
+        <w:rPr>
+          <w:b/>
+          <w:color w:val="228B22"/>
+        </w:rPr>
+        <w:t xml:space="preserve">Answer: </w:t>
+      </w:r>
+      <w:r>
+        <w:rPr>
+          <w:sz w:val="20"/>
+        </w:rPr>
+        <w:t xml:space="preserve"> In `visualization.html`, a dedicated packet capture buffer `wiresharkPackets` stores incoming frame objects. Every packet contains `id`, `time` (microsecond precision formatted via `Date.now()`), `src`, `dst`, `proto` (ICMP, TCP, UDP, SWIM, BGP), `len`, and `info`. An automated simulator ticker generates realistic traffic streams, while chaos actions push real operational state frames (`LINK_DOWN`, `LINK_UP`, `QOS_IMPAIR`). When an operator types in the filter bar (e.g. `ICMP` or `10.0.1.1`), `applyWiresharkFilter()` dynamically matches strings and re-renders the dissector table. The dock also supports row selection to inspect protocol headers, pausing/resuming live capture, and one-click PCAP log export.</w:t>
       </w:r>
     </w:p>
     <w:sectPr>
       <w:pgSz w:w="12240" w:h="15840"/>
-      <w:pgMar w:top="1152" w:right="1152" w:bottom="1152" w:left="1152" w:header="720" w:footer="720" w:gutter="0"/>
+      <w:pgMar w:top="1080" w:right="1080" w:bottom="1080" w:left="1080" w:header="720" w:footer="720" w:gutter="0"/>
       <w:cols w:space="720"/>
       <w:docGrid w:linePitch="360"/>
     </w:sectPr>
@@ -4153,12 +3204,9 @@
     <w:name w:val="Normal"/>
     <w:qFormat/>
     <w:rsid w:val="00FC693F"/>
-    <w:pPr>
-      <w:spacing w:line="276" w:lineRule="auto" w:after="100"/>
-    </w:pPr>
     <w:rPr>
       <w:rFonts w:ascii="Calibri" w:hAnsi="Calibri"/>
-      <w:color w:val="1E293B"/>
+      <w:color w:val="222222"/>
       <w:sz w:val="21"/>
     </w:rPr>
   </w:style>
